--- a/docs/ZXSpectrumData/ZXSpectrum_DEBUG_File_Format.docx
+++ b/docs/ZXSpectrumData/ZXSpectrum_DEBUG_File_Format.docx
@@ -561,7 +561,7 @@
       <w:pPr>
         <w:pStyle w:val="Ttulo1"/>
       </w:pPr>
-      <w:bookmarkStart w:id="0" w:name="_Toc238122853"/>
+      <w:bookmarkStart w:id="0" w:name="_Toc238330640"/>
       <w:r>
         <w:lastRenderedPageBreak/>
         <w:t>Contents</w:t>
@@ -596,7 +596,7 @@
       <w:r>
         <w:fldChar w:fldCharType="separate"/>
       </w:r>
-      <w:hyperlink w:anchor="_Toc238122853" w:history="1">
+      <w:hyperlink w:anchor="_Toc238330640" w:history="1">
         <w:r>
           <w:rPr>
             <w:rStyle w:val="Hipervnculo"/>
@@ -623,7 +623,7 @@
             <w:noProof/>
             <w:webHidden/>
           </w:rPr>
-          <w:instrText xml:space="preserve"> PAGEREF _Toc238122853 \h </w:instrText>
+          <w:instrText xml:space="preserve"> PAGEREF _Toc238330640 \h </w:instrText>
         </w:r>
         <w:r>
           <w:rPr>
@@ -674,7 +674,7 @@
           <w14:ligatures w14:val="standardContextual"/>
         </w:rPr>
       </w:pPr>
-      <w:hyperlink w:anchor="_Toc238122854" w:history="1">
+      <w:hyperlink w:anchor="_Toc238330641" w:history="1">
         <w:r>
           <w:rPr>
             <w:rStyle w:val="Hipervnculo"/>
@@ -701,7 +701,7 @@
             <w:noProof/>
             <w:webHidden/>
           </w:rPr>
-          <w:instrText xml:space="preserve"> PAGEREF _Toc238122854 \h </w:instrText>
+          <w:instrText xml:space="preserve"> PAGEREF _Toc238330641 \h </w:instrText>
         </w:r>
         <w:r>
           <w:rPr>
@@ -752,7 +752,7 @@
           <w14:ligatures w14:val="standardContextual"/>
         </w:rPr>
       </w:pPr>
-      <w:hyperlink w:anchor="_Toc238122855" w:history="1">
+      <w:hyperlink w:anchor="_Toc238330642" w:history="1">
         <w:r>
           <w:rPr>
             <w:rStyle w:val="Hipervnculo"/>
@@ -779,7 +779,7 @@
             <w:noProof/>
             <w:webHidden/>
           </w:rPr>
-          <w:instrText xml:space="preserve"> PAGEREF _Toc238122855 \h </w:instrText>
+          <w:instrText xml:space="preserve"> PAGEREF _Toc238330642 \h </w:instrText>
         </w:r>
         <w:r>
           <w:rPr>
@@ -829,7 +829,7 @@
           <w14:ligatures w14:val="standardContextual"/>
         </w:rPr>
       </w:pPr>
-      <w:hyperlink w:anchor="_Toc238122856" w:history="1">
+      <w:hyperlink w:anchor="_Toc238330643" w:history="1">
         <w:r>
           <w:rPr>
             <w:rStyle w:val="Hipervnculo"/>
@@ -856,7 +856,7 @@
             <w:noProof/>
             <w:webHidden/>
           </w:rPr>
-          <w:instrText xml:space="preserve"> PAGEREF _Toc238122856 \h </w:instrText>
+          <w:instrText xml:space="preserve"> PAGEREF _Toc238330643 \h </w:instrText>
         </w:r>
         <w:r>
           <w:rPr>
@@ -907,7 +907,7 @@
           <w14:ligatures w14:val="standardContextual"/>
         </w:rPr>
       </w:pPr>
-      <w:hyperlink w:anchor="_Toc238122857" w:history="1">
+      <w:hyperlink w:anchor="_Toc238330644" w:history="1">
         <w:r>
           <w:rPr>
             <w:rStyle w:val="Hipervnculo"/>
@@ -934,7 +934,7 @@
             <w:noProof/>
             <w:webHidden/>
           </w:rPr>
-          <w:instrText xml:space="preserve"> PAGEREF _Toc238122857 \h </w:instrText>
+          <w:instrText xml:space="preserve"> PAGEREF _Toc238330644 \h </w:instrText>
         </w:r>
         <w:r>
           <w:rPr>
@@ -984,7 +984,7 @@
           <w14:ligatures w14:val="standardContextual"/>
         </w:rPr>
       </w:pPr>
-      <w:hyperlink w:anchor="_Toc238122858" w:history="1">
+      <w:hyperlink w:anchor="_Toc238330645" w:history="1">
         <w:r>
           <w:rPr>
             <w:rStyle w:val="Hipervnculo"/>
@@ -1011,7 +1011,7 @@
             <w:noProof/>
             <w:webHidden/>
           </w:rPr>
-          <w:instrText xml:space="preserve"> PAGEREF _Toc238122858 \h </w:instrText>
+          <w:instrText xml:space="preserve"> PAGEREF _Toc238330645 \h </w:instrText>
         </w:r>
         <w:r>
           <w:rPr>
@@ -1061,7 +1061,7 @@
           <w14:ligatures w14:val="standardContextual"/>
         </w:rPr>
       </w:pPr>
-      <w:hyperlink w:anchor="_Toc238122859" w:history="1">
+      <w:hyperlink w:anchor="_Toc238330646" w:history="1">
         <w:r>
           <w:rPr>
             <w:rStyle w:val="Hipervnculo"/>
@@ -1088,7 +1088,7 @@
             <w:noProof/>
             <w:webHidden/>
           </w:rPr>
-          <w:instrText xml:space="preserve"> PAGEREF _Toc238122859 \h </w:instrText>
+          <w:instrText xml:space="preserve"> PAGEREF _Toc238330646 \h </w:instrText>
         </w:r>
         <w:r>
           <w:rPr>
@@ -1139,7 +1139,7 @@
           <w14:ligatures w14:val="standardContextual"/>
         </w:rPr>
       </w:pPr>
-      <w:hyperlink w:anchor="_Toc238122860" w:history="1">
+      <w:hyperlink w:anchor="_Toc238330647" w:history="1">
         <w:r>
           <w:rPr>
             <w:rStyle w:val="Hipervnculo"/>
@@ -1166,7 +1166,7 @@
             <w:noProof/>
             <w:webHidden/>
           </w:rPr>
-          <w:instrText xml:space="preserve"> PAGEREF _Toc238122860 \h </w:instrText>
+          <w:instrText xml:space="preserve"> PAGEREF _Toc238330647 \h </w:instrText>
         </w:r>
         <w:r>
           <w:rPr>
@@ -1216,7 +1216,7 @@
           <w14:ligatures w14:val="standardContextual"/>
         </w:rPr>
       </w:pPr>
-      <w:hyperlink w:anchor="_Toc238122861" w:history="1">
+      <w:hyperlink w:anchor="_Toc238330648" w:history="1">
         <w:r>
           <w:rPr>
             <w:rStyle w:val="Hipervnculo"/>
@@ -1243,7 +1243,7 @@
             <w:noProof/>
             <w:webHidden/>
           </w:rPr>
-          <w:instrText xml:space="preserve"> PAGEREF _Toc238122861 \h </w:instrText>
+          <w:instrText xml:space="preserve"> PAGEREF _Toc238330648 \h </w:instrText>
         </w:r>
         <w:r>
           <w:rPr>
@@ -1293,7 +1293,7 @@
           <w14:ligatures w14:val="standardContextual"/>
         </w:rPr>
       </w:pPr>
-      <w:hyperlink w:anchor="_Toc238122862" w:history="1">
+      <w:hyperlink w:anchor="_Toc238330649" w:history="1">
         <w:r>
           <w:rPr>
             <w:rStyle w:val="Hipervnculo"/>
@@ -1320,7 +1320,7 @@
             <w:noProof/>
             <w:webHidden/>
           </w:rPr>
-          <w:instrText xml:space="preserve"> PAGEREF _Toc238122862 \h </w:instrText>
+          <w:instrText xml:space="preserve"> PAGEREF _Toc238330649 \h </w:instrText>
         </w:r>
         <w:r>
           <w:rPr>
@@ -1371,7 +1371,7 @@
           <w14:ligatures w14:val="standardContextual"/>
         </w:rPr>
       </w:pPr>
-      <w:hyperlink w:anchor="_Toc238122863" w:history="1">
+      <w:hyperlink w:anchor="_Toc238330650" w:history="1">
         <w:r>
           <w:rPr>
             <w:rStyle w:val="Hipervnculo"/>
@@ -1398,7 +1398,7 @@
             <w:noProof/>
             <w:webHidden/>
           </w:rPr>
-          <w:instrText xml:space="preserve"> PAGEREF _Toc238122863 \h </w:instrText>
+          <w:instrText xml:space="preserve"> PAGEREF _Toc238330650 \h </w:instrText>
         </w:r>
         <w:r>
           <w:rPr>
@@ -1448,7 +1448,7 @@
           <w14:ligatures w14:val="standardContextual"/>
         </w:rPr>
       </w:pPr>
-      <w:hyperlink w:anchor="_Toc238122864" w:history="1">
+      <w:hyperlink w:anchor="_Toc238330651" w:history="1">
         <w:r>
           <w:rPr>
             <w:rStyle w:val="Hipervnculo"/>
@@ -1475,7 +1475,7 @@
             <w:noProof/>
             <w:webHidden/>
           </w:rPr>
-          <w:instrText xml:space="preserve"> PAGEREF _Toc238122864 \h </w:instrText>
+          <w:instrText xml:space="preserve"> PAGEREF _Toc238330651 \h </w:instrText>
         </w:r>
         <w:r>
           <w:rPr>
@@ -1525,7 +1525,7 @@
           <w14:ligatures w14:val="standardContextual"/>
         </w:rPr>
       </w:pPr>
-      <w:hyperlink w:anchor="_Toc238122865" w:history="1">
+      <w:hyperlink w:anchor="_Toc238330652" w:history="1">
         <w:r>
           <w:rPr>
             <w:rStyle w:val="Hipervnculo"/>
@@ -1552,7 +1552,7 @@
             <w:noProof/>
             <w:webHidden/>
           </w:rPr>
-          <w:instrText xml:space="preserve"> PAGEREF _Toc238122865 \h </w:instrText>
+          <w:instrText xml:space="preserve"> PAGEREF _Toc238330652 \h </w:instrText>
         </w:r>
         <w:r>
           <w:rPr>
@@ -1602,7 +1602,7 @@
           <w14:ligatures w14:val="standardContextual"/>
         </w:rPr>
       </w:pPr>
-      <w:hyperlink w:anchor="_Toc238122866" w:history="1">
+      <w:hyperlink w:anchor="_Toc238330653" w:history="1">
         <w:r>
           <w:rPr>
             <w:rStyle w:val="Hipervnculo"/>
@@ -1629,7 +1629,7 @@
             <w:noProof/>
             <w:webHidden/>
           </w:rPr>
-          <w:instrText xml:space="preserve"> PAGEREF _Toc238122866 \h </w:instrText>
+          <w:instrText xml:space="preserve"> PAGEREF _Toc238330653 \h </w:instrText>
         </w:r>
         <w:r>
           <w:rPr>
@@ -1679,7 +1679,7 @@
           <w14:ligatures w14:val="standardContextual"/>
         </w:rPr>
       </w:pPr>
-      <w:hyperlink w:anchor="_Toc238122867" w:history="1">
+      <w:hyperlink w:anchor="_Toc238330654" w:history="1">
         <w:r>
           <w:rPr>
             <w:rStyle w:val="Hipervnculo"/>
@@ -1706,7 +1706,7 @@
             <w:noProof/>
             <w:webHidden/>
           </w:rPr>
-          <w:instrText xml:space="preserve"> PAGEREF _Toc238122867 \h </w:instrText>
+          <w:instrText xml:space="preserve"> PAGEREF _Toc238330654 \h </w:instrText>
         </w:r>
         <w:r>
           <w:rPr>
@@ -1756,7 +1756,7 @@
           <w14:ligatures w14:val="standardContextual"/>
         </w:rPr>
       </w:pPr>
-      <w:hyperlink w:anchor="_Toc238122868" w:history="1">
+      <w:hyperlink w:anchor="_Toc238330655" w:history="1">
         <w:r>
           <w:rPr>
             <w:rStyle w:val="Hipervnculo"/>
@@ -1783,7 +1783,7 @@
             <w:noProof/>
             <w:webHidden/>
           </w:rPr>
-          <w:instrText xml:space="preserve"> PAGEREF _Toc238122868 \h </w:instrText>
+          <w:instrText xml:space="preserve"> PAGEREF _Toc238330655 \h </w:instrText>
         </w:r>
         <w:r>
           <w:rPr>
@@ -1833,7 +1833,7 @@
           <w14:ligatures w14:val="standardContextual"/>
         </w:rPr>
       </w:pPr>
-      <w:hyperlink w:anchor="_Toc238122869" w:history="1">
+      <w:hyperlink w:anchor="_Toc238330656" w:history="1">
         <w:r>
           <w:rPr>
             <w:rStyle w:val="Hipervnculo"/>
@@ -1860,7 +1860,7 @@
             <w:noProof/>
             <w:webHidden/>
           </w:rPr>
-          <w:instrText xml:space="preserve"> PAGEREF _Toc238122869 \h </w:instrText>
+          <w:instrText xml:space="preserve"> PAGEREF _Toc238330656 \h </w:instrText>
         </w:r>
         <w:r>
           <w:rPr>
@@ -1911,7 +1911,7 @@
           <w14:ligatures w14:val="standardContextual"/>
         </w:rPr>
       </w:pPr>
-      <w:hyperlink w:anchor="_Toc238122870" w:history="1">
+      <w:hyperlink w:anchor="_Toc238330657" w:history="1">
         <w:r>
           <w:rPr>
             <w:rStyle w:val="Hipervnculo"/>
@@ -1938,7 +1938,7 @@
             <w:noProof/>
             <w:webHidden/>
           </w:rPr>
-          <w:instrText xml:space="preserve"> PAGEREF _Toc238122870 \h </w:instrText>
+          <w:instrText xml:space="preserve"> PAGEREF _Toc238330657 \h </w:instrText>
         </w:r>
         <w:r>
           <w:rPr>
@@ -1988,7 +1988,7 @@
           <w14:ligatures w14:val="standardContextual"/>
         </w:rPr>
       </w:pPr>
-      <w:hyperlink w:anchor="_Toc238122871" w:history="1">
+      <w:hyperlink w:anchor="_Toc238330658" w:history="1">
         <w:r>
           <w:rPr>
             <w:rStyle w:val="Hipervnculo"/>
@@ -2015,7 +2015,7 @@
             <w:noProof/>
             <w:webHidden/>
           </w:rPr>
-          <w:instrText xml:space="preserve"> PAGEREF _Toc238122871 \h </w:instrText>
+          <w:instrText xml:space="preserve"> PAGEREF _Toc238330658 \h </w:instrText>
         </w:r>
         <w:r>
           <w:rPr>
@@ -2065,7 +2065,7 @@
           <w14:ligatures w14:val="standardContextual"/>
         </w:rPr>
       </w:pPr>
-      <w:hyperlink w:anchor="_Toc238122872" w:history="1">
+      <w:hyperlink w:anchor="_Toc238330659" w:history="1">
         <w:r>
           <w:rPr>
             <w:rStyle w:val="Hipervnculo"/>
@@ -2092,7 +2092,7 @@
             <w:noProof/>
             <w:webHidden/>
           </w:rPr>
-          <w:instrText xml:space="preserve"> PAGEREF _Toc238122872 \h </w:instrText>
+          <w:instrText xml:space="preserve"> PAGEREF _Toc238330659 \h </w:instrText>
         </w:r>
         <w:r>
           <w:rPr>
@@ -2140,7 +2140,7 @@
           <w14:ligatures w14:val="standardContextual"/>
         </w:rPr>
       </w:pPr>
-      <w:hyperlink w:anchor="_Toc238122873" w:history="1">
+      <w:hyperlink w:anchor="_Toc238330660" w:history="1">
         <w:r>
           <w:rPr>
             <w:rStyle w:val="Hipervnculo"/>
@@ -2167,7 +2167,7 @@
             <w:noProof/>
             <w:webHidden/>
           </w:rPr>
-          <w:instrText xml:space="preserve"> PAGEREF _Toc238122873 \h </w:instrText>
+          <w:instrText xml:space="preserve"> PAGEREF _Toc238330660 \h </w:instrText>
         </w:r>
         <w:r>
           <w:rPr>
@@ -2215,7 +2215,7 @@
           <w14:ligatures w14:val="standardContextual"/>
         </w:rPr>
       </w:pPr>
-      <w:hyperlink w:anchor="_Toc238122874" w:history="1">
+      <w:hyperlink w:anchor="_Toc238330661" w:history="1">
         <w:r>
           <w:rPr>
             <w:rStyle w:val="Hipervnculo"/>
@@ -2242,7 +2242,7 @@
             <w:noProof/>
             <w:webHidden/>
           </w:rPr>
-          <w:instrText xml:space="preserve"> PAGEREF _Toc238122874 \h </w:instrText>
+          <w:instrText xml:space="preserve"> PAGEREF _Toc238330661 \h </w:instrText>
         </w:r>
         <w:r>
           <w:rPr>
@@ -2290,7 +2290,7 @@
           <w14:ligatures w14:val="standardContextual"/>
         </w:rPr>
       </w:pPr>
-      <w:hyperlink w:anchor="_Toc238122875" w:history="1">
+      <w:hyperlink w:anchor="_Toc238330662" w:history="1">
         <w:r>
           <w:rPr>
             <w:rStyle w:val="Hipervnculo"/>
@@ -2317,7 +2317,7 @@
             <w:noProof/>
             <w:webHidden/>
           </w:rPr>
-          <w:instrText xml:space="preserve"> PAGEREF _Toc238122875 \h </w:instrText>
+          <w:instrText xml:space="preserve"> PAGEREF _Toc238330662 \h </w:instrText>
         </w:r>
         <w:r>
           <w:rPr>
@@ -2365,7 +2365,7 @@
           <w14:ligatures w14:val="standardContextual"/>
         </w:rPr>
       </w:pPr>
-      <w:hyperlink w:anchor="_Toc238122876" w:history="1">
+      <w:hyperlink w:anchor="_Toc238330663" w:history="1">
         <w:r>
           <w:rPr>
             <w:rStyle w:val="Hipervnculo"/>
@@ -2392,7 +2392,7 @@
             <w:noProof/>
             <w:webHidden/>
           </w:rPr>
-          <w:instrText xml:space="preserve"> PAGEREF _Toc238122876 \h </w:instrText>
+          <w:instrText xml:space="preserve"> PAGEREF _Toc238330663 \h </w:instrText>
         </w:r>
         <w:r>
           <w:rPr>
@@ -2443,7 +2443,7 @@
           <w14:ligatures w14:val="standardContextual"/>
         </w:rPr>
       </w:pPr>
-      <w:hyperlink w:anchor="_Toc238122877" w:history="1">
+      <w:hyperlink w:anchor="_Toc238330664" w:history="1">
         <w:r>
           <w:rPr>
             <w:rStyle w:val="Hipervnculo"/>
@@ -2470,7 +2470,7 @@
             <w:noProof/>
             <w:webHidden/>
           </w:rPr>
-          <w:instrText xml:space="preserve"> PAGEREF _Toc238122877 \h </w:instrText>
+          <w:instrText xml:space="preserve"> PAGEREF _Toc238330664 \h </w:instrText>
         </w:r>
         <w:r>
           <w:rPr>
@@ -2520,7 +2520,7 @@
           <w14:ligatures w14:val="standardContextual"/>
         </w:rPr>
       </w:pPr>
-      <w:hyperlink w:anchor="_Toc238122878" w:history="1">
+      <w:hyperlink w:anchor="_Toc238330665" w:history="1">
         <w:r>
           <w:rPr>
             <w:rStyle w:val="Hipervnculo"/>
@@ -2547,7 +2547,7 @@
             <w:noProof/>
             <w:webHidden/>
           </w:rPr>
-          <w:instrText xml:space="preserve"> PAGEREF _Toc238122878 \h </w:instrText>
+          <w:instrText xml:space="preserve"> PAGEREF _Toc238330665 \h </w:instrText>
         </w:r>
         <w:r>
           <w:rPr>
@@ -2597,7 +2597,7 @@
           <w14:ligatures w14:val="standardContextual"/>
         </w:rPr>
       </w:pPr>
-      <w:hyperlink w:anchor="_Toc238122879" w:history="1">
+      <w:hyperlink w:anchor="_Toc238330666" w:history="1">
         <w:r>
           <w:rPr>
             <w:rStyle w:val="Hipervnculo"/>
@@ -2624,7 +2624,7 @@
             <w:noProof/>
             <w:webHidden/>
           </w:rPr>
-          <w:instrText xml:space="preserve"> PAGEREF _Toc238122879 \h </w:instrText>
+          <w:instrText xml:space="preserve"> PAGEREF _Toc238330666 \h </w:instrText>
         </w:r>
         <w:r>
           <w:rPr>
@@ -2675,7 +2675,7 @@
           <w14:ligatures w14:val="standardContextual"/>
         </w:rPr>
       </w:pPr>
-      <w:hyperlink w:anchor="_Toc238122880" w:history="1">
+      <w:hyperlink w:anchor="_Toc238330667" w:history="1">
         <w:r>
           <w:rPr>
             <w:rStyle w:val="Hipervnculo"/>
@@ -2702,7 +2702,7 @@
             <w:noProof/>
             <w:webHidden/>
           </w:rPr>
-          <w:instrText xml:space="preserve"> PAGEREF _Toc238122880 \h </w:instrText>
+          <w:instrText xml:space="preserve"> PAGEREF _Toc238330667 \h </w:instrText>
         </w:r>
         <w:r>
           <w:rPr>
@@ -2752,7 +2752,7 @@
           <w14:ligatures w14:val="standardContextual"/>
         </w:rPr>
       </w:pPr>
-      <w:hyperlink w:anchor="_Toc238122881" w:history="1">
+      <w:hyperlink w:anchor="_Toc238330668" w:history="1">
         <w:r>
           <w:rPr>
             <w:rStyle w:val="Hipervnculo"/>
@@ -2779,7 +2779,7 @@
             <w:noProof/>
             <w:webHidden/>
           </w:rPr>
-          <w:instrText xml:space="preserve"> PAGEREF _Toc238122881 \h </w:instrText>
+          <w:instrText xml:space="preserve"> PAGEREF _Toc238330668 \h </w:instrText>
         </w:r>
         <w:r>
           <w:rPr>
@@ -2829,7 +2829,7 @@
           <w14:ligatures w14:val="standardContextual"/>
         </w:rPr>
       </w:pPr>
-      <w:hyperlink w:anchor="_Toc238122882" w:history="1">
+      <w:hyperlink w:anchor="_Toc238330669" w:history="1">
         <w:r>
           <w:rPr>
             <w:rStyle w:val="Hipervnculo"/>
@@ -2856,7 +2856,7 @@
             <w:noProof/>
             <w:webHidden/>
           </w:rPr>
-          <w:instrText xml:space="preserve"> PAGEREF _Toc238122882 \h </w:instrText>
+          <w:instrText xml:space="preserve"> PAGEREF _Toc238330669 \h </w:instrText>
         </w:r>
         <w:r>
           <w:rPr>
@@ -2907,7 +2907,7 @@
           <w14:ligatures w14:val="standardContextual"/>
         </w:rPr>
       </w:pPr>
-      <w:hyperlink w:anchor="_Toc238122883" w:history="1">
+      <w:hyperlink w:anchor="_Toc238330670" w:history="1">
         <w:r>
           <w:rPr>
             <w:rStyle w:val="Hipervnculo"/>
@@ -2934,7 +2934,7 @@
             <w:noProof/>
             <w:webHidden/>
           </w:rPr>
-          <w:instrText xml:space="preserve"> PAGEREF _Toc238122883 \h </w:instrText>
+          <w:instrText xml:space="preserve"> PAGEREF _Toc238330670 \h </w:instrText>
         </w:r>
         <w:r>
           <w:rPr>
@@ -2984,7 +2984,7 @@
           <w14:ligatures w14:val="standardContextual"/>
         </w:rPr>
       </w:pPr>
-      <w:hyperlink w:anchor="_Toc238122884" w:history="1">
+      <w:hyperlink w:anchor="_Toc238330671" w:history="1">
         <w:r>
           <w:rPr>
             <w:rStyle w:val="Hipervnculo"/>
@@ -3011,7 +3011,7 @@
             <w:noProof/>
             <w:webHidden/>
           </w:rPr>
-          <w:instrText xml:space="preserve"> PAGEREF _Toc238122884 \h </w:instrText>
+          <w:instrText xml:space="preserve"> PAGEREF _Toc238330671 \h </w:instrText>
         </w:r>
         <w:r>
           <w:rPr>
@@ -3061,7 +3061,7 @@
           <w14:ligatures w14:val="standardContextual"/>
         </w:rPr>
       </w:pPr>
-      <w:hyperlink w:anchor="_Toc238122885" w:history="1">
+      <w:hyperlink w:anchor="_Toc238330672" w:history="1">
         <w:r>
           <w:rPr>
             <w:rStyle w:val="Hipervnculo"/>
@@ -3088,7 +3088,7 @@
             <w:noProof/>
             <w:webHidden/>
           </w:rPr>
-          <w:instrText xml:space="preserve"> PAGEREF _Toc238122885 \h </w:instrText>
+          <w:instrText xml:space="preserve"> PAGEREF _Toc238330672 \h </w:instrText>
         </w:r>
         <w:r>
           <w:rPr>
@@ -3138,7 +3138,7 @@
           <w14:ligatures w14:val="standardContextual"/>
         </w:rPr>
       </w:pPr>
-      <w:hyperlink w:anchor="_Toc238122886" w:history="1">
+      <w:hyperlink w:anchor="_Toc238330673" w:history="1">
         <w:r>
           <w:rPr>
             <w:rStyle w:val="Hipervnculo"/>
@@ -3165,7 +3165,7 @@
             <w:noProof/>
             <w:webHidden/>
           </w:rPr>
-          <w:instrText xml:space="preserve"> PAGEREF _Toc238122886 \h </w:instrText>
+          <w:instrText xml:space="preserve"> PAGEREF _Toc238330673 \h </w:instrText>
         </w:r>
         <w:r>
           <w:rPr>
@@ -3215,7 +3215,7 @@
           <w14:ligatures w14:val="standardContextual"/>
         </w:rPr>
       </w:pPr>
-      <w:hyperlink w:anchor="_Toc238122887" w:history="1">
+      <w:hyperlink w:anchor="_Toc238330674" w:history="1">
         <w:r>
           <w:rPr>
             <w:rStyle w:val="Hipervnculo"/>
@@ -3242,7 +3242,7 @@
             <w:noProof/>
             <w:webHidden/>
           </w:rPr>
-          <w:instrText xml:space="preserve"> PAGEREF _Toc238122887 \h </w:instrText>
+          <w:instrText xml:space="preserve"> PAGEREF _Toc238330674 \h </w:instrText>
         </w:r>
         <w:r>
           <w:rPr>
@@ -3292,7 +3292,7 @@
           <w14:ligatures w14:val="standardContextual"/>
         </w:rPr>
       </w:pPr>
-      <w:hyperlink w:anchor="_Toc238122888" w:history="1">
+      <w:hyperlink w:anchor="_Toc238330675" w:history="1">
         <w:r>
           <w:rPr>
             <w:rStyle w:val="Hipervnculo"/>
@@ -3319,7 +3319,7 @@
             <w:noProof/>
             <w:webHidden/>
           </w:rPr>
-          <w:instrText xml:space="preserve"> PAGEREF _Toc238122888 \h </w:instrText>
+          <w:instrText xml:space="preserve"> PAGEREF _Toc238330675 \h </w:instrText>
         </w:r>
         <w:r>
           <w:rPr>
@@ -3364,7 +3364,7 @@
       <w:pPr>
         <w:pStyle w:val="Ttulo"/>
       </w:pPr>
-      <w:bookmarkStart w:id="1" w:name="_Toc238122854"/>
+      <w:bookmarkStart w:id="1" w:name="_Toc238330641"/>
       <w:r>
         <w:lastRenderedPageBreak/>
         <w:t>Foreword</w:t>
@@ -3380,7 +3380,7 @@
       <w:pPr>
         <w:pStyle w:val="Ttulo"/>
       </w:pPr>
-      <w:bookmarkStart w:id="2" w:name="_Toc238122855"/>
+      <w:bookmarkStart w:id="2" w:name="_Toc238330642"/>
       <w:r>
         <w:lastRenderedPageBreak/>
         <w:t>1. Purpose, scope, and models</w:t>
@@ -3395,9 +3395,9 @@
     <w:p>
       <w:pPr>
         <w:pStyle w:val="Ttulo1"/>
-        <w:spacing w:before="200"/>
-      </w:pPr>
-      <w:bookmarkStart w:id="3" w:name="_Toc238122856"/>
+        <w:spacing w:before="280"/>
+      </w:pPr>
+      <w:bookmarkStart w:id="3" w:name="_Toc238330643"/>
       <w:r>
         <w:t>1.1 Scope of this guide</w:t>
       </w:r>
@@ -3422,7 +3422,7 @@
       <w:pPr>
         <w:pStyle w:val="Ttulo"/>
       </w:pPr>
-      <w:bookmarkStart w:id="4" w:name="_Toc238122857"/>
+      <w:bookmarkStart w:id="4" w:name="_Toc238330644"/>
       <w:r>
         <w:lastRenderedPageBreak/>
         <w:t>2. Activation and producer selection</w:t>
@@ -3432,9 +3432,9 @@
     <w:p>
       <w:pPr>
         <w:pStyle w:val="Ttulo1"/>
-        <w:spacing w:before="200"/>
-      </w:pPr>
-      <w:bookmarkStart w:id="5" w:name="_Toc238122858"/>
+        <w:spacing w:before="280"/>
+      </w:pPr>
+      <w:bookmarkStart w:id="5" w:name="_Toc238330645"/>
       <w:r>
         <w:t>2.1 Console command</w:t>
       </w:r>
@@ -3890,9 +3890,9 @@
     <w:p>
       <w:pPr>
         <w:pStyle w:val="Ttulo1"/>
-        <w:spacing w:before="200"/>
-      </w:pPr>
-      <w:bookmarkStart w:id="6" w:name="_Toc238122859"/>
+        <w:spacing w:before="280"/>
+      </w:pPr>
+      <w:bookmarkStart w:id="6" w:name="_Toc238330646"/>
       <w:r>
         <w:t>2.2 Conditions and special paths</w:t>
       </w:r>
@@ -3950,7 +3950,7 @@
       <w:pPr>
         <w:pStyle w:val="Ttulo"/>
       </w:pPr>
-      <w:bookmarkStart w:id="7" w:name="_Toc238122860"/>
+      <w:bookmarkStart w:id="7" w:name="_Toc238330647"/>
       <w:r>
         <w:lastRenderedPageBreak/>
         <w:t>3. Common file structure</w:t>
@@ -3960,9 +3960,9 @@
     <w:p>
       <w:pPr>
         <w:pStyle w:val="Ttulo1"/>
-        <w:spacing w:before="200"/>
-      </w:pPr>
-      <w:bookmarkStart w:id="8" w:name="_Toc238122861"/>
+        <w:spacing w:before="280"/>
+      </w:pPr>
+      <w:bookmarkStart w:id="8" w:name="_Toc238330648"/>
       <w:r>
         <w:t>3.1 Physical hierarchy</w:t>
       </w:r>
@@ -4281,9 +4281,9 @@
     <w:p>
       <w:pPr>
         <w:pStyle w:val="Ttulo1"/>
-        <w:spacing w:before="200"/>
-      </w:pPr>
-      <w:bookmarkStart w:id="9" w:name="_Toc238122862"/>
+        <w:spacing w:before="280"/>
+      </w:pPr>
+      <w:bookmarkStart w:id="9" w:name="_Toc238330649"/>
       <w:r>
         <w:t>3.2 Timing rules</w:t>
       </w:r>
@@ -4365,7 +4365,7 @@
       <w:pPr>
         <w:pStyle w:val="Ttulo"/>
       </w:pPr>
-      <w:bookmarkStart w:id="10" w:name="_Toc238122863"/>
+      <w:bookmarkStart w:id="10" w:name="_Toc238330650"/>
       <w:r>
         <w:lastRenderedPageBreak/>
         <w:t>4. Common framework records</w:t>
@@ -4375,9 +4375,9 @@
     <w:p>
       <w:pPr>
         <w:pStyle w:val="Ttulo1"/>
-        <w:spacing w:before="200"/>
-      </w:pPr>
-      <w:bookmarkStart w:id="11" w:name="_Toc238122864"/>
+        <w:spacing w:before="280"/>
+      </w:pPr>
+      <w:bookmarkStart w:id="11" w:name="_Toc238330651"/>
       <w:r>
         <w:t>CPU — Info Cycle</w:t>
       </w:r>
@@ -4441,9 +4441,9 @@
     <w:p>
       <w:pPr>
         <w:pStyle w:val="Ttulo1"/>
-        <w:spacing w:before="200"/>
-      </w:pPr>
-      <w:bookmarkStart w:id="12" w:name="_Toc238122865"/>
+        <w:spacing w:before="280"/>
+      </w:pPr>
+      <w:bookmarkStart w:id="12" w:name="_Toc238330652"/>
       <w:r>
         <w:t>CPU — Transaction about to execute</w:t>
       </w:r>
@@ -4507,9 +4507,9 @@
     <w:p>
       <w:pPr>
         <w:pStyle w:val="Ttulo1"/>
-        <w:spacing w:before="200"/>
-      </w:pPr>
-      <w:bookmarkStart w:id="13" w:name="_Toc238122866"/>
+        <w:spacing w:before="280"/>
+      </w:pPr>
+      <w:bookmarkStart w:id="13" w:name="_Toc238330653"/>
       <w:r>
         <w:t>CPU — Executed instruction</w:t>
       </w:r>
@@ -4573,9 +4573,9 @@
     <w:p>
       <w:pPr>
         <w:pStyle w:val="Ttulo1"/>
-        <w:spacing w:before="200"/>
-      </w:pPr>
-      <w:bookmarkStart w:id="14" w:name="_Toc238122867"/>
+        <w:spacing w:before="280"/>
+      </w:pPr>
+      <w:bookmarkStart w:id="14" w:name="_Toc238330654"/>
       <w:r>
         <w:t>CPU — Stop</w:t>
       </w:r>
@@ -4640,9 +4640,9 @@
     <w:p>
       <w:pPr>
         <w:pStyle w:val="Ttulo1"/>
-        <w:spacing w:before="200"/>
-      </w:pPr>
-      <w:bookmarkStart w:id="15" w:name="_Toc238122868"/>
+        <w:spacing w:before="280"/>
+      </w:pPr>
+      <w:bookmarkStart w:id="15" w:name="_Toc238330655"/>
       <w:r>
         <w:t>CPU — Interrupts</w:t>
       </w:r>
@@ -4706,9 +4706,9 @@
     <w:p>
       <w:pPr>
         <w:pStyle w:val="Ttulo1"/>
-        <w:spacing w:before="200"/>
-      </w:pPr>
-      <w:bookmarkStart w:id="16" w:name="_Toc238122869"/>
+        <w:spacing w:before="280"/>
+      </w:pPr>
+      <w:bookmarkStart w:id="16" w:name="_Toc238330656"/>
       <w:r>
         <w:t>Memory — Applied Set</w:t>
       </w:r>
@@ -4773,7 +4773,7 @@
       <w:pPr>
         <w:pStyle w:val="Ttulo"/>
       </w:pPr>
-      <w:bookmarkStart w:id="17" w:name="_Toc238122870"/>
+      <w:bookmarkStart w:id="17" w:name="_Toc238330657"/>
       <w:r>
         <w:lastRenderedPageBreak/>
         <w:t>5. Machine-specific components</w:t>
@@ -4783,9 +4783,9 @@
     <w:p>
       <w:pPr>
         <w:pStyle w:val="Ttulo1"/>
-        <w:spacing w:before="200"/>
-      </w:pPr>
-      <w:bookmarkStart w:id="18" w:name="_Toc238122871"/>
+        <w:spacing w:before="280"/>
+      </w:pPr>
+      <w:bookmarkStart w:id="18" w:name="_Toc238330658"/>
       <w:r>
         <w:t>5.1 Selectable inventory</w:t>
       </w:r>
@@ -5245,9 +5245,9 @@
     <w:p>
       <w:pPr>
         <w:pStyle w:val="Ttulo1"/>
-        <w:spacing w:before="200"/>
-      </w:pPr>
-      <w:bookmarkStart w:id="19" w:name="_Toc238122872"/>
+        <w:spacing w:before="280"/>
+      </w:pPr>
+      <w:bookmarkStart w:id="19" w:name="_Toc238330659"/>
       <w:r>
         <w:t>5.2 Record catalog</w:t>
       </w:r>
@@ -5257,7 +5257,7 @@
       <w:pPr>
         <w:pStyle w:val="Ttulo2"/>
       </w:pPr>
-      <w:bookmarkStart w:id="20" w:name="_Toc238122873"/>
+      <w:bookmarkStart w:id="20" w:name="_Toc238330660"/>
       <w:r>
         <w:t>ULA — Info Cyle</w:t>
       </w:r>
@@ -5311,7 +5311,7 @@
       <w:pPr>
         <w:pStyle w:val="Ttulo2"/>
       </w:pPr>
-      <w:bookmarkStart w:id="21" w:name="_Toc238122874"/>
+      <w:bookmarkStart w:id="21" w:name="_Toc238330661"/>
       <w:r>
         <w:t>ULA SoundFunction — Info Cyle</w:t>
       </w:r>
@@ -5365,7 +5365,7 @@
       <w:pPr>
         <w:pStyle w:val="Ttulo2"/>
       </w:pPr>
-      <w:bookmarkStart w:id="22" w:name="_Toc238122875"/>
+      <w:bookmarkStart w:id="22" w:name="_Toc238330662"/>
       <w:r>
         <w:t>ZXSPECTRUMDN — tape simulation</w:t>
       </w:r>
@@ -5419,7 +5419,7 @@
       <w:pPr>
         <w:pStyle w:val="Ttulo2"/>
       </w:pPr>
-      <w:bookmarkStart w:id="23" w:name="_Toc238122876"/>
+      <w:bookmarkStart w:id="23" w:name="_Toc238330663"/>
       <w:r>
         <w:t>SerialIO — printer</w:t>
       </w:r>
@@ -5474,7 +5474,7 @@
       <w:pPr>
         <w:pStyle w:val="Ttulo"/>
       </w:pPr>
-      <w:bookmarkStart w:id="24" w:name="_Toc238122877"/>
+      <w:bookmarkStart w:id="24" w:name="_Toc238330664"/>
       <w:r>
         <w:lastRenderedPageBreak/>
         <w:t>6. Interpretation method</w:t>
@@ -5484,9 +5484,9 @@
     <w:p>
       <w:pPr>
         <w:pStyle w:val="Ttulo1"/>
-        <w:spacing w:before="200"/>
-      </w:pPr>
-      <w:bookmarkStart w:id="25" w:name="_Toc238122878"/>
+        <w:spacing w:before="280"/>
+      </w:pPr>
+      <w:bookmarkStart w:id="25" w:name="_Toc238330665"/>
       <w:r>
         <w:t>6.1 Recommended procedure</w:t>
       </w:r>
@@ -5567,9 +5567,9 @@
     <w:p>
       <w:pPr>
         <w:pStyle w:val="Ttulo1"/>
-        <w:spacing w:before="200"/>
-      </w:pPr>
-      <w:bookmarkStart w:id="26" w:name="_Toc238122879"/>
+        <w:spacing w:before="280"/>
+      </w:pPr>
+      <w:bookmarkStart w:id="26" w:name="_Toc238330666"/>
       <w:r>
         <w:t>6.2 Annotated example</w:t>
       </w:r>
@@ -5663,7 +5663,7 @@
       <w:pPr>
         <w:pStyle w:val="Ttulo"/>
       </w:pPr>
-      <w:bookmarkStart w:id="27" w:name="_Toc238122880"/>
+      <w:bookmarkStart w:id="27" w:name="_Toc238330667"/>
       <w:r>
         <w:lastRenderedPageBreak/>
         <w:t>7. Limitations and maintenance</w:t>
@@ -5673,9 +5673,9 @@
     <w:p>
       <w:pPr>
         <w:pStyle w:val="Ttulo1"/>
-        <w:spacing w:before="200"/>
-      </w:pPr>
-      <w:bookmarkStart w:id="28" w:name="_Toc238122881"/>
+        <w:spacing w:before="280"/>
+      </w:pPr>
+      <w:bookmarkStart w:id="28" w:name="_Toc238330668"/>
       <w:r>
         <w:t>7.1 Specific limitations</w:t>
       </w:r>
@@ -5720,9 +5720,9 @@
     <w:p>
       <w:pPr>
         <w:pStyle w:val="Ttulo1"/>
-        <w:spacing w:before="200"/>
-      </w:pPr>
-      <w:bookmarkStart w:id="29" w:name="_Toc238122882"/>
+        <w:spacing w:before="280"/>
+      </w:pPr>
+      <w:bookmarkStart w:id="29" w:name="_Toc238330669"/>
       <w:r>
         <w:t>7.2 Maintenance contract</w:t>
       </w:r>
@@ -5780,7 +5780,7 @@
       <w:pPr>
         <w:pStyle w:val="Ttulo"/>
       </w:pPr>
-      <w:bookmarkStart w:id="30" w:name="_Toc238122883"/>
+      <w:bookmarkStart w:id="30" w:name="_Toc238330670"/>
       <w:r>
         <w:lastRenderedPageBreak/>
         <w:t>Appendices</w:t>
@@ -5791,7 +5791,7 @@
       <w:pPr>
         <w:pStyle w:val="Ttulo1"/>
       </w:pPr>
-      <w:bookmarkStart w:id="31" w:name="_Toc238122884"/>
+      <w:bookmarkStart w:id="31" w:name="_Toc238330671"/>
       <w:r>
         <w:t>Appendix A. Provenance and revision</w:t>
       </w:r>
@@ -5811,9 +5811,9 @@
     <w:p>
       <w:pPr>
         <w:pStyle w:val="Ttulo1"/>
-        <w:spacing w:before="200"/>
-      </w:pPr>
-      <w:bookmarkStart w:id="32" w:name="_Toc238122885"/>
+        <w:spacing w:before="280"/>
+      </w:pPr>
+      <w:bookmarkStart w:id="32" w:name="_Toc238330672"/>
       <w:r>
         <w:t>A.1 Watched source files</w:t>
       </w:r>
@@ -6476,9 +6476,9 @@
     <w:p>
       <w:pPr>
         <w:pStyle w:val="Ttulo1"/>
-        <w:spacing w:before="200"/>
-      </w:pPr>
-      <w:bookmarkStart w:id="33" w:name="_Toc238122886"/>
+        <w:spacing w:before="280"/>
+      </w:pPr>
+      <w:bookmarkStart w:id="33" w:name="_Toc238330673"/>
       <w:r>
         <w:t>A.2 Revision history</w:t>
       </w:r>
@@ -6649,7 +6649,7 @@
       <w:pPr>
         <w:pStyle w:val="Ttulo1"/>
       </w:pPr>
-      <w:bookmarkStart w:id="34" w:name="_Toc238122887"/>
+      <w:bookmarkStart w:id="34" w:name="_Toc238330674"/>
       <w:r>
         <w:t>Illustrations</w:t>
       </w:r>
@@ -6689,7 +6689,7 @@
       <w:pPr>
         <w:pStyle w:val="Ttulo1"/>
       </w:pPr>
-      <w:bookmarkStart w:id="35" w:name="_Toc238122888"/>
+      <w:bookmarkStart w:id="35" w:name="_Toc238330675"/>
       <w:r>
         <w:lastRenderedPageBreak/>
         <w:t>Equations</w:t>
@@ -6795,7 +6795,7 @@
         <w:noProof/>
       </w:rPr>
       <w:drawing>
-        <wp:inline distT="0" distB="0" distL="0" distR="0" wp14:anchorId="335ECB9D" wp14:editId="56B6037A">
+        <wp:inline distT="0" distB="0" distL="0" distR="0" wp14:anchorId="6AA8F776" wp14:editId="6F2A5E14">
           <wp:extent cx="576000" cy="459360"/>
           <wp:effectExtent l="0" t="0" r="0" b="0"/>
           <wp:docPr id="1" name="ARGOS framework mark" descr="ARGOS framework mark"/>
@@ -7205,10 +7205,10 @@
         <w:noProof/>
       </w:rPr>
       <w:drawing>
-        <wp:inline distT="0" distB="0" distL="0" distR="0" wp14:anchorId="1FB03710" wp14:editId="463D2F30">
+        <wp:inline distT="0" distB="0" distL="0" distR="0" wp14:anchorId="47681AE7" wp14:editId="7FDCF0A6">
           <wp:extent cx="1512000" cy="1205820"/>
           <wp:effectExtent l="0" t="0" r="0" b="0"/>
-          <wp:docPr id="1563601966" name="ARGOS framework mark" descr="ARGOS framework mark"/>
+          <wp:docPr id="954261783" name="ARGOS framework mark" descr="ARGOS framework mark"/>
           <wp:cNvGraphicFramePr>
             <a:graphicFrameLocks xmlns:a="http://schemas.openxmlformats.org/drawingml/2006/main" noChangeAspect="1"/>
           </wp:cNvGraphicFramePr>
@@ -10181,19 +10181,19 @@
   <w:num w:numId="26" w16cid:durableId="846600881">
     <w:abstractNumId w:val="20"/>
   </w:num>
-  <w:num w:numId="27" w16cid:durableId="1582373268">
+  <w:num w:numId="27" w16cid:durableId="788009440">
     <w:abstractNumId w:val="0"/>
   </w:num>
-  <w:num w:numId="28" w16cid:durableId="1145855480">
+  <w:num w:numId="28" w16cid:durableId="1275751555">
     <w:abstractNumId w:val="0"/>
   </w:num>
-  <w:num w:numId="29" w16cid:durableId="1721443387">
+  <w:num w:numId="29" w16cid:durableId="395323699">
     <w:abstractNumId w:val="6"/>
   </w:num>
-  <w:num w:numId="30" w16cid:durableId="969821546">
+  <w:num w:numId="30" w16cid:durableId="1839877943">
     <w:abstractNumId w:val="0"/>
   </w:num>
-  <w:num w:numId="31" w16cid:durableId="1156455858">
+  <w:num w:numId="31" w16cid:durableId="932471214">
     <w:abstractNumId w:val="0"/>
   </w:num>
 </w:numbering>

--- a/docs/ZXSpectrumData/ZXSpectrum_DEBUG_File_Format.docx
+++ b/docs/ZXSpectrumData/ZXSpectrum_DEBUG_File_Format.docx
@@ -1,6 +1,6 @@
 
 <file path=word/document.xml><?xml version="1.0" encoding="utf-8"?>
-<w:document xmlns:wpc="http://schemas.microsoft.com/office/word/2010/wordprocessingCanvas" xmlns:cx="http://schemas.microsoft.com/office/drawing/2014/chartex" xmlns:cx1="http://schemas.microsoft.com/office/drawing/2015/9/8/chartex" xmlns:cx2="http://schemas.microsoft.com/office/drawing/2015/10/21/chartex" xmlns:cx3="http://schemas.microsoft.com/office/drawing/2016/5/9/chartex" xmlns:cx4="http://schemas.microsoft.com/office/drawing/2016/5/10/chartex" xmlns:cx5="http://schemas.microsoft.com/office/drawing/2016/5/11/chartex" xmlns:cx6="http://schemas.microsoft.com/office/drawing/2016/5/12/chartex" xmlns:cx7="http://schemas.microsoft.com/office/drawing/2016/5/13/chartex" xmlns:cx8="http://schemas.microsoft.com/office/drawing/2016/5/14/chartex" xmlns:mc="http://schemas.openxmlformats.org/markup-compatibility/2006" xmlns:aink="http://schemas.microsoft.com/office/drawing/2016/ink" xmlns:am3d="http://schemas.microsoft.com/office/drawing/2017/model3d" xmlns:o="urn:schemas-microsoft-com:office:office" xmlns:oel="http://schemas.microsoft.com/office/2019/extlst" xmlns:r="http://schemas.openxmlformats.org/officeDocument/2006/relationships" xmlns:m="http://schemas.openxmlformats.org/officeDocument/2006/math" xmlns:v="urn:schemas-microsoft-com:vml" xmlns:wp14="http://schemas.microsoft.com/office/word/2010/wordprocessingDrawing" xmlns:wp="http://schemas.openxmlformats.org/drawingml/2006/wordprocessingDrawing" xmlns:w10="urn:schemas-microsoft-com:office:word" xmlns:w="http://schemas.openxmlformats.org/wordprocessingml/2006/main" xmlns:w14="http://schemas.microsoft.com/office/word/2010/wordml" xmlns:w15="http://schemas.microsoft.com/office/word/2012/wordml" xmlns:w16cei="http://schemas.microsoft.com/office/word/2026/wordml/cei" xmlns:w16cex="http://schemas.microsoft.com/office/word/2018/wordml/cex" xmlns:w16cid="http://schemas.microsoft.com/office/word/2016/wordml/cid" xmlns:w16="http://schemas.microsoft.com/office/word/2018/wordml" xmlns:w16du="http://schemas.microsoft.com/office/word/2023/wordml/word16du" xmlns:w16sdtdh="http://schemas.microsoft.com/office/word/2020/wordml/sdtdatahash" xmlns:w16sdtfl="http://schemas.microsoft.com/office/word/2024/wordml/sdtformatlock" xmlns:w16se="http://schemas.microsoft.com/office/word/2015/wordml/symex" xmlns:wpg="http://schemas.microsoft.com/office/word/2010/wordprocessingGroup" xmlns:wpi="http://schemas.microsoft.com/office/word/2010/wordprocessingInk" xmlns:wne="http://schemas.microsoft.com/office/word/2006/wordml" xmlns:wps="http://schemas.microsoft.com/office/word/2010/wordprocessingShape" mc:Ignorable="w14 w15 w16se w16cid w16 w16cex w16sdtdh w16sdtfl w16du wp14">
+<w:document xmlns:wpc="http://schemas.microsoft.com/office/word/2010/wordprocessingCanvas" xmlns:cx="http://schemas.microsoft.com/office/drawing/2014/chartex" xmlns:cx1="http://schemas.microsoft.com/office/drawing/2015/9/8/chartex" xmlns:cx2="http://schemas.microsoft.com/office/drawing/2015/10/21/chartex" xmlns:cx3="http://schemas.microsoft.com/office/drawing/2016/5/9/chartex" xmlns:cx4="http://schemas.microsoft.com/office/drawing/2016/5/10/chartex" xmlns:cx5="http://schemas.microsoft.com/office/drawing/2016/5/11/chartex" xmlns:cx6="http://schemas.microsoft.com/office/drawing/2016/5/12/chartex" xmlns:cx7="http://schemas.microsoft.com/office/drawing/2016/5/13/chartex" xmlns:cx8="http://schemas.microsoft.com/office/drawing/2016/5/14/chartex" xmlns:mc="http://schemas.openxmlformats.org/markup-compatibility/2006" xmlns:aink="http://schemas.microsoft.com/office/drawing/2016/ink" xmlns:am3d="http://schemas.microsoft.com/office/drawing/2017/model3d" xmlns:o="urn:schemas-microsoft-com:office:office" xmlns:oel="http://schemas.microsoft.com/office/2019/extlst" xmlns:r="http://schemas.openxmlformats.org/officeDocument/2006/relationships" xmlns:m="http://schemas.openxmlformats.org/officeDocument/2006/math" xmlns:v="urn:schemas-microsoft-com:vml" xmlns:wp14="http://schemas.microsoft.com/office/word/2010/wordprocessingDrawing" xmlns:wp="http://schemas.openxmlformats.org/drawingml/2006/wordprocessingDrawing" xmlns:w10="urn:schemas-microsoft-com:office:word" xmlns:w="http://schemas.openxmlformats.org/wordprocessingml/2006/main" xmlns:w14="http://schemas.microsoft.com/office/word/2010/wordml" xmlns:w15="http://schemas.microsoft.com/office/word/2012/wordml" xmlns:w16cex="http://schemas.microsoft.com/office/word/2018/wordml/cex" xmlns:w16cid="http://schemas.microsoft.com/office/word/2016/wordml/cid" xmlns:w16="http://schemas.microsoft.com/office/word/2018/wordml" xmlns:w16du="http://schemas.microsoft.com/office/word/2023/wordml/word16du" xmlns:w16sdtdh="http://schemas.microsoft.com/office/word/2020/wordml/sdtdatahash" xmlns:w16sdtfl="http://schemas.microsoft.com/office/word/2024/wordml/sdtformatlock" xmlns:w16se="http://schemas.microsoft.com/office/word/2015/wordml/symex" xmlns:wpg="http://schemas.microsoft.com/office/word/2010/wordprocessingGroup" xmlns:wpi="http://schemas.microsoft.com/office/word/2010/wordprocessingInk" xmlns:wne="http://schemas.microsoft.com/office/word/2006/wordml" xmlns:wps="http://schemas.microsoft.com/office/word/2010/wordprocessingShape" mc:Ignorable="w14 w15 w16se w16cid w16 w16cex w16sdtdh w16sdtfl w16du wp14">
   <w:body>
     <w:sdt>
       <w:sdtPr>
@@ -561,7 +561,7 @@
       <w:pPr>
         <w:pStyle w:val="Ttulo1"/>
       </w:pPr>
-      <w:bookmarkStart w:id="0" w:name="_Toc238330640"/>
+      <w:bookmarkStart w:id="0" w:name="_Toc238462479"/>
       <w:r>
         <w:lastRenderedPageBreak/>
         <w:t>Contents</w:t>
@@ -596,7 +596,7 @@
       <w:r>
         <w:fldChar w:fldCharType="separate"/>
       </w:r>
-      <w:hyperlink w:anchor="_Toc238330640" w:history="1">
+      <w:hyperlink w:anchor="_Toc238462479" w:history="1">
         <w:r>
           <w:rPr>
             <w:rStyle w:val="Hipervnculo"/>
@@ -623,7 +623,7 @@
             <w:noProof/>
             <w:webHidden/>
           </w:rPr>
-          <w:instrText xml:space="preserve"> PAGEREF _Toc238330640 \h </w:instrText>
+          <w:instrText xml:space="preserve"> PAGEREF _Toc238462479 \h </w:instrText>
         </w:r>
         <w:r>
           <w:rPr>
@@ -674,7 +674,7 @@
           <w14:ligatures w14:val="standardContextual"/>
         </w:rPr>
       </w:pPr>
-      <w:hyperlink w:anchor="_Toc238330641" w:history="1">
+      <w:hyperlink w:anchor="_Toc238462480" w:history="1">
         <w:r>
           <w:rPr>
             <w:rStyle w:val="Hipervnculo"/>
@@ -701,7 +701,7 @@
             <w:noProof/>
             <w:webHidden/>
           </w:rPr>
-          <w:instrText xml:space="preserve"> PAGEREF _Toc238330641 \h </w:instrText>
+          <w:instrText xml:space="preserve"> PAGEREF _Toc238462480 \h </w:instrText>
         </w:r>
         <w:r>
           <w:rPr>
@@ -752,7 +752,7 @@
           <w14:ligatures w14:val="standardContextual"/>
         </w:rPr>
       </w:pPr>
-      <w:hyperlink w:anchor="_Toc238330642" w:history="1">
+      <w:hyperlink w:anchor="_Toc238462481" w:history="1">
         <w:r>
           <w:rPr>
             <w:rStyle w:val="Hipervnculo"/>
@@ -779,7 +779,7 @@
             <w:noProof/>
             <w:webHidden/>
           </w:rPr>
-          <w:instrText xml:space="preserve"> PAGEREF _Toc238330642 \h </w:instrText>
+          <w:instrText xml:space="preserve"> PAGEREF _Toc238462481 \h </w:instrText>
         </w:r>
         <w:r>
           <w:rPr>
@@ -829,7 +829,7 @@
           <w14:ligatures w14:val="standardContextual"/>
         </w:rPr>
       </w:pPr>
-      <w:hyperlink w:anchor="_Toc238330643" w:history="1">
+      <w:hyperlink w:anchor="_Toc238462482" w:history="1">
         <w:r>
           <w:rPr>
             <w:rStyle w:val="Hipervnculo"/>
@@ -856,7 +856,7 @@
             <w:noProof/>
             <w:webHidden/>
           </w:rPr>
-          <w:instrText xml:space="preserve"> PAGEREF _Toc238330643 \h </w:instrText>
+          <w:instrText xml:space="preserve"> PAGEREF _Toc238462482 \h </w:instrText>
         </w:r>
         <w:r>
           <w:rPr>
@@ -907,7 +907,7 @@
           <w14:ligatures w14:val="standardContextual"/>
         </w:rPr>
       </w:pPr>
-      <w:hyperlink w:anchor="_Toc238330644" w:history="1">
+      <w:hyperlink w:anchor="_Toc238462483" w:history="1">
         <w:r>
           <w:rPr>
             <w:rStyle w:val="Hipervnculo"/>
@@ -934,7 +934,7 @@
             <w:noProof/>
             <w:webHidden/>
           </w:rPr>
-          <w:instrText xml:space="preserve"> PAGEREF _Toc238330644 \h </w:instrText>
+          <w:instrText xml:space="preserve"> PAGEREF _Toc238462483 \h </w:instrText>
         </w:r>
         <w:r>
           <w:rPr>
@@ -984,7 +984,7 @@
           <w14:ligatures w14:val="standardContextual"/>
         </w:rPr>
       </w:pPr>
-      <w:hyperlink w:anchor="_Toc238330645" w:history="1">
+      <w:hyperlink w:anchor="_Toc238462484" w:history="1">
         <w:r>
           <w:rPr>
             <w:rStyle w:val="Hipervnculo"/>
@@ -1011,7 +1011,7 @@
             <w:noProof/>
             <w:webHidden/>
           </w:rPr>
-          <w:instrText xml:space="preserve"> PAGEREF _Toc238330645 \h </w:instrText>
+          <w:instrText xml:space="preserve"> PAGEREF _Toc238462484 \h </w:instrText>
         </w:r>
         <w:r>
           <w:rPr>
@@ -1061,7 +1061,7 @@
           <w14:ligatures w14:val="standardContextual"/>
         </w:rPr>
       </w:pPr>
-      <w:hyperlink w:anchor="_Toc238330646" w:history="1">
+      <w:hyperlink w:anchor="_Toc238462485" w:history="1">
         <w:r>
           <w:rPr>
             <w:rStyle w:val="Hipervnculo"/>
@@ -1088,7 +1088,7 @@
             <w:noProof/>
             <w:webHidden/>
           </w:rPr>
-          <w:instrText xml:space="preserve"> PAGEREF _Toc238330646 \h </w:instrText>
+          <w:instrText xml:space="preserve"> PAGEREF _Toc238462485 \h </w:instrText>
         </w:r>
         <w:r>
           <w:rPr>
@@ -1139,7 +1139,7 @@
           <w14:ligatures w14:val="standardContextual"/>
         </w:rPr>
       </w:pPr>
-      <w:hyperlink w:anchor="_Toc238330647" w:history="1">
+      <w:hyperlink w:anchor="_Toc238462486" w:history="1">
         <w:r>
           <w:rPr>
             <w:rStyle w:val="Hipervnculo"/>
@@ -1166,7 +1166,7 @@
             <w:noProof/>
             <w:webHidden/>
           </w:rPr>
-          <w:instrText xml:space="preserve"> PAGEREF _Toc238330647 \h </w:instrText>
+          <w:instrText xml:space="preserve"> PAGEREF _Toc238462486 \h </w:instrText>
         </w:r>
         <w:r>
           <w:rPr>
@@ -1216,7 +1216,7 @@
           <w14:ligatures w14:val="standardContextual"/>
         </w:rPr>
       </w:pPr>
-      <w:hyperlink w:anchor="_Toc238330648" w:history="1">
+      <w:hyperlink w:anchor="_Toc238462487" w:history="1">
         <w:r>
           <w:rPr>
             <w:rStyle w:val="Hipervnculo"/>
@@ -1243,7 +1243,7 @@
             <w:noProof/>
             <w:webHidden/>
           </w:rPr>
-          <w:instrText xml:space="preserve"> PAGEREF _Toc238330648 \h </w:instrText>
+          <w:instrText xml:space="preserve"> PAGEREF _Toc238462487 \h </w:instrText>
         </w:r>
         <w:r>
           <w:rPr>
@@ -1293,7 +1293,7 @@
           <w14:ligatures w14:val="standardContextual"/>
         </w:rPr>
       </w:pPr>
-      <w:hyperlink w:anchor="_Toc238330649" w:history="1">
+      <w:hyperlink w:anchor="_Toc238462488" w:history="1">
         <w:r>
           <w:rPr>
             <w:rStyle w:val="Hipervnculo"/>
@@ -1320,7 +1320,7 @@
             <w:noProof/>
             <w:webHidden/>
           </w:rPr>
-          <w:instrText xml:space="preserve"> PAGEREF _Toc238330649 \h </w:instrText>
+          <w:instrText xml:space="preserve"> PAGEREF _Toc238462488 \h </w:instrText>
         </w:r>
         <w:r>
           <w:rPr>
@@ -1371,7 +1371,7 @@
           <w14:ligatures w14:val="standardContextual"/>
         </w:rPr>
       </w:pPr>
-      <w:hyperlink w:anchor="_Toc238330650" w:history="1">
+      <w:hyperlink w:anchor="_Toc238462489" w:history="1">
         <w:r>
           <w:rPr>
             <w:rStyle w:val="Hipervnculo"/>
@@ -1398,7 +1398,7 @@
             <w:noProof/>
             <w:webHidden/>
           </w:rPr>
-          <w:instrText xml:space="preserve"> PAGEREF _Toc238330650 \h </w:instrText>
+          <w:instrText xml:space="preserve"> PAGEREF _Toc238462489 \h </w:instrText>
         </w:r>
         <w:r>
           <w:rPr>
@@ -1448,7 +1448,7 @@
           <w14:ligatures w14:val="standardContextual"/>
         </w:rPr>
       </w:pPr>
-      <w:hyperlink w:anchor="_Toc238330651" w:history="1">
+      <w:hyperlink w:anchor="_Toc238462490" w:history="1">
         <w:r>
           <w:rPr>
             <w:rStyle w:val="Hipervnculo"/>
@@ -1475,7 +1475,7 @@
             <w:noProof/>
             <w:webHidden/>
           </w:rPr>
-          <w:instrText xml:space="preserve"> PAGEREF _Toc238330651 \h </w:instrText>
+          <w:instrText xml:space="preserve"> PAGEREF _Toc238462490 \h </w:instrText>
         </w:r>
         <w:r>
           <w:rPr>
@@ -1525,7 +1525,7 @@
           <w14:ligatures w14:val="standardContextual"/>
         </w:rPr>
       </w:pPr>
-      <w:hyperlink w:anchor="_Toc238330652" w:history="1">
+      <w:hyperlink w:anchor="_Toc238462491" w:history="1">
         <w:r>
           <w:rPr>
             <w:rStyle w:val="Hipervnculo"/>
@@ -1552,7 +1552,7 @@
             <w:noProof/>
             <w:webHidden/>
           </w:rPr>
-          <w:instrText xml:space="preserve"> PAGEREF _Toc238330652 \h </w:instrText>
+          <w:instrText xml:space="preserve"> PAGEREF _Toc238462491 \h </w:instrText>
         </w:r>
         <w:r>
           <w:rPr>
@@ -1602,7 +1602,7 @@
           <w14:ligatures w14:val="standardContextual"/>
         </w:rPr>
       </w:pPr>
-      <w:hyperlink w:anchor="_Toc238330653" w:history="1">
+      <w:hyperlink w:anchor="_Toc238462492" w:history="1">
         <w:r>
           <w:rPr>
             <w:rStyle w:val="Hipervnculo"/>
@@ -1629,7 +1629,7 @@
             <w:noProof/>
             <w:webHidden/>
           </w:rPr>
-          <w:instrText xml:space="preserve"> PAGEREF _Toc238330653 \h </w:instrText>
+          <w:instrText xml:space="preserve"> PAGEREF _Toc238462492 \h </w:instrText>
         </w:r>
         <w:r>
           <w:rPr>
@@ -1679,7 +1679,7 @@
           <w14:ligatures w14:val="standardContextual"/>
         </w:rPr>
       </w:pPr>
-      <w:hyperlink w:anchor="_Toc238330654" w:history="1">
+      <w:hyperlink w:anchor="_Toc238462493" w:history="1">
         <w:r>
           <w:rPr>
             <w:rStyle w:val="Hipervnculo"/>
@@ -1706,7 +1706,7 @@
             <w:noProof/>
             <w:webHidden/>
           </w:rPr>
-          <w:instrText xml:space="preserve"> PAGEREF _Toc238330654 \h </w:instrText>
+          <w:instrText xml:space="preserve"> PAGEREF _Toc238462493 \h </w:instrText>
         </w:r>
         <w:r>
           <w:rPr>
@@ -1756,7 +1756,7 @@
           <w14:ligatures w14:val="standardContextual"/>
         </w:rPr>
       </w:pPr>
-      <w:hyperlink w:anchor="_Toc238330655" w:history="1">
+      <w:hyperlink w:anchor="_Toc238462494" w:history="1">
         <w:r>
           <w:rPr>
             <w:rStyle w:val="Hipervnculo"/>
@@ -1783,7 +1783,7 @@
             <w:noProof/>
             <w:webHidden/>
           </w:rPr>
-          <w:instrText xml:space="preserve"> PAGEREF _Toc238330655 \h </w:instrText>
+          <w:instrText xml:space="preserve"> PAGEREF _Toc238462494 \h </w:instrText>
         </w:r>
         <w:r>
           <w:rPr>
@@ -1833,7 +1833,7 @@
           <w14:ligatures w14:val="standardContextual"/>
         </w:rPr>
       </w:pPr>
-      <w:hyperlink w:anchor="_Toc238330656" w:history="1">
+      <w:hyperlink w:anchor="_Toc238462495" w:history="1">
         <w:r>
           <w:rPr>
             <w:rStyle w:val="Hipervnculo"/>
@@ -1860,7 +1860,7 @@
             <w:noProof/>
             <w:webHidden/>
           </w:rPr>
-          <w:instrText xml:space="preserve"> PAGEREF _Toc238330656 \h </w:instrText>
+          <w:instrText xml:space="preserve"> PAGEREF _Toc238462495 \h </w:instrText>
         </w:r>
         <w:r>
           <w:rPr>
@@ -1911,7 +1911,7 @@
           <w14:ligatures w14:val="standardContextual"/>
         </w:rPr>
       </w:pPr>
-      <w:hyperlink w:anchor="_Toc238330657" w:history="1">
+      <w:hyperlink w:anchor="_Toc238462496" w:history="1">
         <w:r>
           <w:rPr>
             <w:rStyle w:val="Hipervnculo"/>
@@ -1938,7 +1938,7 @@
             <w:noProof/>
             <w:webHidden/>
           </w:rPr>
-          <w:instrText xml:space="preserve"> PAGEREF _Toc238330657 \h </w:instrText>
+          <w:instrText xml:space="preserve"> PAGEREF _Toc238462496 \h </w:instrText>
         </w:r>
         <w:r>
           <w:rPr>
@@ -1988,7 +1988,7 @@
           <w14:ligatures w14:val="standardContextual"/>
         </w:rPr>
       </w:pPr>
-      <w:hyperlink w:anchor="_Toc238330658" w:history="1">
+      <w:hyperlink w:anchor="_Toc238462497" w:history="1">
         <w:r>
           <w:rPr>
             <w:rStyle w:val="Hipervnculo"/>
@@ -2015,7 +2015,7 @@
             <w:noProof/>
             <w:webHidden/>
           </w:rPr>
-          <w:instrText xml:space="preserve"> PAGEREF _Toc238330658 \h </w:instrText>
+          <w:instrText xml:space="preserve"> PAGEREF _Toc238462497 \h </w:instrText>
         </w:r>
         <w:r>
           <w:rPr>
@@ -2065,7 +2065,7 @@
           <w14:ligatures w14:val="standardContextual"/>
         </w:rPr>
       </w:pPr>
-      <w:hyperlink w:anchor="_Toc238330659" w:history="1">
+      <w:hyperlink w:anchor="_Toc238462498" w:history="1">
         <w:r>
           <w:rPr>
             <w:rStyle w:val="Hipervnculo"/>
@@ -2092,7 +2092,7 @@
             <w:noProof/>
             <w:webHidden/>
           </w:rPr>
-          <w:instrText xml:space="preserve"> PAGEREF _Toc238330659 \h </w:instrText>
+          <w:instrText xml:space="preserve"> PAGEREF _Toc238462498 \h </w:instrText>
         </w:r>
         <w:r>
           <w:rPr>
@@ -2140,7 +2140,7 @@
           <w14:ligatures w14:val="standardContextual"/>
         </w:rPr>
       </w:pPr>
-      <w:hyperlink w:anchor="_Toc238330660" w:history="1">
+      <w:hyperlink w:anchor="_Toc238462499" w:history="1">
         <w:r>
           <w:rPr>
             <w:rStyle w:val="Hipervnculo"/>
@@ -2167,7 +2167,7 @@
             <w:noProof/>
             <w:webHidden/>
           </w:rPr>
-          <w:instrText xml:space="preserve"> PAGEREF _Toc238330660 \h </w:instrText>
+          <w:instrText xml:space="preserve"> PAGEREF _Toc238462499 \h </w:instrText>
         </w:r>
         <w:r>
           <w:rPr>
@@ -2215,7 +2215,7 @@
           <w14:ligatures w14:val="standardContextual"/>
         </w:rPr>
       </w:pPr>
-      <w:hyperlink w:anchor="_Toc238330661" w:history="1">
+      <w:hyperlink w:anchor="_Toc238462500" w:history="1">
         <w:r>
           <w:rPr>
             <w:rStyle w:val="Hipervnculo"/>
@@ -2242,7 +2242,7 @@
             <w:noProof/>
             <w:webHidden/>
           </w:rPr>
-          <w:instrText xml:space="preserve"> PAGEREF _Toc238330661 \h </w:instrText>
+          <w:instrText xml:space="preserve"> PAGEREF _Toc238462500 \h </w:instrText>
         </w:r>
         <w:r>
           <w:rPr>
@@ -2290,7 +2290,7 @@
           <w14:ligatures w14:val="standardContextual"/>
         </w:rPr>
       </w:pPr>
-      <w:hyperlink w:anchor="_Toc238330662" w:history="1">
+      <w:hyperlink w:anchor="_Toc238462501" w:history="1">
         <w:r>
           <w:rPr>
             <w:rStyle w:val="Hipervnculo"/>
@@ -2317,7 +2317,7 @@
             <w:noProof/>
             <w:webHidden/>
           </w:rPr>
-          <w:instrText xml:space="preserve"> PAGEREF _Toc238330662 \h </w:instrText>
+          <w:instrText xml:space="preserve"> PAGEREF _Toc238462501 \h </w:instrText>
         </w:r>
         <w:r>
           <w:rPr>
@@ -2365,7 +2365,7 @@
           <w14:ligatures w14:val="standardContextual"/>
         </w:rPr>
       </w:pPr>
-      <w:hyperlink w:anchor="_Toc238330663" w:history="1">
+      <w:hyperlink w:anchor="_Toc238462502" w:history="1">
         <w:r>
           <w:rPr>
             <w:rStyle w:val="Hipervnculo"/>
@@ -2392,7 +2392,7 @@
             <w:noProof/>
             <w:webHidden/>
           </w:rPr>
-          <w:instrText xml:space="preserve"> PAGEREF _Toc238330663 \h </w:instrText>
+          <w:instrText xml:space="preserve"> PAGEREF _Toc238462502 \h </w:instrText>
         </w:r>
         <w:r>
           <w:rPr>
@@ -2443,7 +2443,7 @@
           <w14:ligatures w14:val="standardContextual"/>
         </w:rPr>
       </w:pPr>
-      <w:hyperlink w:anchor="_Toc238330664" w:history="1">
+      <w:hyperlink w:anchor="_Toc238462503" w:history="1">
         <w:r>
           <w:rPr>
             <w:rStyle w:val="Hipervnculo"/>
@@ -2470,7 +2470,7 @@
             <w:noProof/>
             <w:webHidden/>
           </w:rPr>
-          <w:instrText xml:space="preserve"> PAGEREF _Toc238330664 \h </w:instrText>
+          <w:instrText xml:space="preserve"> PAGEREF _Toc238462503 \h </w:instrText>
         </w:r>
         <w:r>
           <w:rPr>
@@ -2520,7 +2520,7 @@
           <w14:ligatures w14:val="standardContextual"/>
         </w:rPr>
       </w:pPr>
-      <w:hyperlink w:anchor="_Toc238330665" w:history="1">
+      <w:hyperlink w:anchor="_Toc238462504" w:history="1">
         <w:r>
           <w:rPr>
             <w:rStyle w:val="Hipervnculo"/>
@@ -2547,7 +2547,7 @@
             <w:noProof/>
             <w:webHidden/>
           </w:rPr>
-          <w:instrText xml:space="preserve"> PAGEREF _Toc238330665 \h </w:instrText>
+          <w:instrText xml:space="preserve"> PAGEREF _Toc238462504 \h </w:instrText>
         </w:r>
         <w:r>
           <w:rPr>
@@ -2597,7 +2597,7 @@
           <w14:ligatures w14:val="standardContextual"/>
         </w:rPr>
       </w:pPr>
-      <w:hyperlink w:anchor="_Toc238330666" w:history="1">
+      <w:hyperlink w:anchor="_Toc238462505" w:history="1">
         <w:r>
           <w:rPr>
             <w:rStyle w:val="Hipervnculo"/>
@@ -2624,7 +2624,7 @@
             <w:noProof/>
             <w:webHidden/>
           </w:rPr>
-          <w:instrText xml:space="preserve"> PAGEREF _Toc238330666 \h </w:instrText>
+          <w:instrText xml:space="preserve"> PAGEREF _Toc238462505 \h </w:instrText>
         </w:r>
         <w:r>
           <w:rPr>
@@ -2675,7 +2675,7 @@
           <w14:ligatures w14:val="standardContextual"/>
         </w:rPr>
       </w:pPr>
-      <w:hyperlink w:anchor="_Toc238330667" w:history="1">
+      <w:hyperlink w:anchor="_Toc238462506" w:history="1">
         <w:r>
           <w:rPr>
             <w:rStyle w:val="Hipervnculo"/>
@@ -2702,7 +2702,7 @@
             <w:noProof/>
             <w:webHidden/>
           </w:rPr>
-          <w:instrText xml:space="preserve"> PAGEREF _Toc238330667 \h </w:instrText>
+          <w:instrText xml:space="preserve"> PAGEREF _Toc238462506 \h </w:instrText>
         </w:r>
         <w:r>
           <w:rPr>
@@ -2752,7 +2752,7 @@
           <w14:ligatures w14:val="standardContextual"/>
         </w:rPr>
       </w:pPr>
-      <w:hyperlink w:anchor="_Toc238330668" w:history="1">
+      <w:hyperlink w:anchor="_Toc238462507" w:history="1">
         <w:r>
           <w:rPr>
             <w:rStyle w:val="Hipervnculo"/>
@@ -2779,7 +2779,7 @@
             <w:noProof/>
             <w:webHidden/>
           </w:rPr>
-          <w:instrText xml:space="preserve"> PAGEREF _Toc238330668 \h </w:instrText>
+          <w:instrText xml:space="preserve"> PAGEREF _Toc238462507 \h </w:instrText>
         </w:r>
         <w:r>
           <w:rPr>
@@ -2829,7 +2829,7 @@
           <w14:ligatures w14:val="standardContextual"/>
         </w:rPr>
       </w:pPr>
-      <w:hyperlink w:anchor="_Toc238330669" w:history="1">
+      <w:hyperlink w:anchor="_Toc238462508" w:history="1">
         <w:r>
           <w:rPr>
             <w:rStyle w:val="Hipervnculo"/>
@@ -2856,7 +2856,7 @@
             <w:noProof/>
             <w:webHidden/>
           </w:rPr>
-          <w:instrText xml:space="preserve"> PAGEREF _Toc238330669 \h </w:instrText>
+          <w:instrText xml:space="preserve"> PAGEREF _Toc238462508 \h </w:instrText>
         </w:r>
         <w:r>
           <w:rPr>
@@ -2907,7 +2907,7 @@
           <w14:ligatures w14:val="standardContextual"/>
         </w:rPr>
       </w:pPr>
-      <w:hyperlink w:anchor="_Toc238330670" w:history="1">
+      <w:hyperlink w:anchor="_Toc238462509" w:history="1">
         <w:r>
           <w:rPr>
             <w:rStyle w:val="Hipervnculo"/>
@@ -2934,7 +2934,7 @@
             <w:noProof/>
             <w:webHidden/>
           </w:rPr>
-          <w:instrText xml:space="preserve"> PAGEREF _Toc238330670 \h </w:instrText>
+          <w:instrText xml:space="preserve"> PAGEREF _Toc238462509 \h </w:instrText>
         </w:r>
         <w:r>
           <w:rPr>
@@ -2984,7 +2984,7 @@
           <w14:ligatures w14:val="standardContextual"/>
         </w:rPr>
       </w:pPr>
-      <w:hyperlink w:anchor="_Toc238330671" w:history="1">
+      <w:hyperlink w:anchor="_Toc238462510" w:history="1">
         <w:r>
           <w:rPr>
             <w:rStyle w:val="Hipervnculo"/>
@@ -3011,7 +3011,7 @@
             <w:noProof/>
             <w:webHidden/>
           </w:rPr>
-          <w:instrText xml:space="preserve"> PAGEREF _Toc238330671 \h </w:instrText>
+          <w:instrText xml:space="preserve"> PAGEREF _Toc238462510 \h </w:instrText>
         </w:r>
         <w:r>
           <w:rPr>
@@ -3061,7 +3061,7 @@
           <w14:ligatures w14:val="standardContextual"/>
         </w:rPr>
       </w:pPr>
-      <w:hyperlink w:anchor="_Toc238330672" w:history="1">
+      <w:hyperlink w:anchor="_Toc238462511" w:history="1">
         <w:r>
           <w:rPr>
             <w:rStyle w:val="Hipervnculo"/>
@@ -3088,7 +3088,7 @@
             <w:noProof/>
             <w:webHidden/>
           </w:rPr>
-          <w:instrText xml:space="preserve"> PAGEREF _Toc238330672 \h </w:instrText>
+          <w:instrText xml:space="preserve"> PAGEREF _Toc238462511 \h </w:instrText>
         </w:r>
         <w:r>
           <w:rPr>
@@ -3138,7 +3138,7 @@
           <w14:ligatures w14:val="standardContextual"/>
         </w:rPr>
       </w:pPr>
-      <w:hyperlink w:anchor="_Toc238330673" w:history="1">
+      <w:hyperlink w:anchor="_Toc238462512" w:history="1">
         <w:r>
           <w:rPr>
             <w:rStyle w:val="Hipervnculo"/>
@@ -3165,7 +3165,7 @@
             <w:noProof/>
             <w:webHidden/>
           </w:rPr>
-          <w:instrText xml:space="preserve"> PAGEREF _Toc238330673 \h </w:instrText>
+          <w:instrText xml:space="preserve"> PAGEREF _Toc238462512 \h </w:instrText>
         </w:r>
         <w:r>
           <w:rPr>
@@ -3215,7 +3215,7 @@
           <w14:ligatures w14:val="standardContextual"/>
         </w:rPr>
       </w:pPr>
-      <w:hyperlink w:anchor="_Toc238330674" w:history="1">
+      <w:hyperlink w:anchor="_Toc238462513" w:history="1">
         <w:r>
           <w:rPr>
             <w:rStyle w:val="Hipervnculo"/>
@@ -3242,7 +3242,7 @@
             <w:noProof/>
             <w:webHidden/>
           </w:rPr>
-          <w:instrText xml:space="preserve"> PAGEREF _Toc238330674 \h </w:instrText>
+          <w:instrText xml:space="preserve"> PAGEREF _Toc238462513 \h </w:instrText>
         </w:r>
         <w:r>
           <w:rPr>
@@ -3292,7 +3292,7 @@
           <w14:ligatures w14:val="standardContextual"/>
         </w:rPr>
       </w:pPr>
-      <w:hyperlink w:anchor="_Toc238330675" w:history="1">
+      <w:hyperlink w:anchor="_Toc238462514" w:history="1">
         <w:r>
           <w:rPr>
             <w:rStyle w:val="Hipervnculo"/>
@@ -3319,7 +3319,7 @@
             <w:noProof/>
             <w:webHidden/>
           </w:rPr>
-          <w:instrText xml:space="preserve"> PAGEREF _Toc238330675 \h </w:instrText>
+          <w:instrText xml:space="preserve"> PAGEREF _Toc238462514 \h </w:instrText>
         </w:r>
         <w:r>
           <w:rPr>
@@ -3364,7 +3364,7 @@
       <w:pPr>
         <w:pStyle w:val="Ttulo"/>
       </w:pPr>
-      <w:bookmarkStart w:id="1" w:name="_Toc238330641"/>
+      <w:bookmarkStart w:id="1" w:name="_Toc238462480"/>
       <w:r>
         <w:lastRenderedPageBreak/>
         <w:t>Foreword</w:t>
@@ -3380,7 +3380,7 @@
       <w:pPr>
         <w:pStyle w:val="Ttulo"/>
       </w:pPr>
-      <w:bookmarkStart w:id="2" w:name="_Toc238330642"/>
+      <w:bookmarkStart w:id="2" w:name="_Toc238462481"/>
       <w:r>
         <w:lastRenderedPageBreak/>
         <w:t>1. Purpose, scope, and models</w:t>
@@ -3397,7 +3397,7 @@
         <w:pStyle w:val="Ttulo1"/>
         <w:spacing w:before="280"/>
       </w:pPr>
-      <w:bookmarkStart w:id="3" w:name="_Toc238330643"/>
+      <w:bookmarkStart w:id="3" w:name="_Toc238462482"/>
       <w:r>
         <w:t>1.1 Scope of this guide</w:t>
       </w:r>
@@ -3422,7 +3422,7 @@
       <w:pPr>
         <w:pStyle w:val="Ttulo"/>
       </w:pPr>
-      <w:bookmarkStart w:id="4" w:name="_Toc238330644"/>
+      <w:bookmarkStart w:id="4" w:name="_Toc238462483"/>
       <w:r>
         <w:lastRenderedPageBreak/>
         <w:t>2. Activation and producer selection</w:t>
@@ -3434,7 +3434,7 @@
         <w:pStyle w:val="Ttulo1"/>
         <w:spacing w:before="280"/>
       </w:pPr>
-      <w:bookmarkStart w:id="5" w:name="_Toc238330645"/>
+      <w:bookmarkStart w:id="5" w:name="_Toc238462484"/>
       <w:r>
         <w:t>2.1 Console command</w:t>
       </w:r>
@@ -3892,7 +3892,7 @@
         <w:pStyle w:val="Ttulo1"/>
         <w:spacing w:before="280"/>
       </w:pPr>
-      <w:bookmarkStart w:id="6" w:name="_Toc238330646"/>
+      <w:bookmarkStart w:id="6" w:name="_Toc238462485"/>
       <w:r>
         <w:t>2.2 Conditions and special paths</w:t>
       </w:r>
@@ -3950,7 +3950,7 @@
       <w:pPr>
         <w:pStyle w:val="Ttulo"/>
       </w:pPr>
-      <w:bookmarkStart w:id="7" w:name="_Toc238330647"/>
+      <w:bookmarkStart w:id="7" w:name="_Toc238462486"/>
       <w:r>
         <w:lastRenderedPageBreak/>
         <w:t>3. Common file structure</w:t>
@@ -3962,7 +3962,7 @@
         <w:pStyle w:val="Ttulo1"/>
         <w:spacing w:before="280"/>
       </w:pPr>
-      <w:bookmarkStart w:id="8" w:name="_Toc238330648"/>
+      <w:bookmarkStart w:id="8" w:name="_Toc238462487"/>
       <w:r>
         <w:t>3.1 Physical hierarchy</w:t>
       </w:r>
@@ -4283,7 +4283,7 @@
         <w:pStyle w:val="Ttulo1"/>
         <w:spacing w:before="280"/>
       </w:pPr>
-      <w:bookmarkStart w:id="9" w:name="_Toc238330649"/>
+      <w:bookmarkStart w:id="9" w:name="_Toc238462488"/>
       <w:r>
         <w:t>3.2 Timing rules</w:t>
       </w:r>
@@ -4365,7 +4365,7 @@
       <w:pPr>
         <w:pStyle w:val="Ttulo"/>
       </w:pPr>
-      <w:bookmarkStart w:id="10" w:name="_Toc238330650"/>
+      <w:bookmarkStart w:id="10" w:name="_Toc238462489"/>
       <w:r>
         <w:lastRenderedPageBreak/>
         <w:t>4. Common framework records</w:t>
@@ -4377,7 +4377,7 @@
         <w:pStyle w:val="Ttulo1"/>
         <w:spacing w:before="280"/>
       </w:pPr>
-      <w:bookmarkStart w:id="11" w:name="_Toc238330651"/>
+      <w:bookmarkStart w:id="11" w:name="_Toc238462490"/>
       <w:r>
         <w:t>CPU — Info Cycle</w:t>
       </w:r>
@@ -4443,7 +4443,7 @@
         <w:pStyle w:val="Ttulo1"/>
         <w:spacing w:before="280"/>
       </w:pPr>
-      <w:bookmarkStart w:id="12" w:name="_Toc238330652"/>
+      <w:bookmarkStart w:id="12" w:name="_Toc238462491"/>
       <w:r>
         <w:t>CPU — Transaction about to execute</w:t>
       </w:r>
@@ -4509,7 +4509,7 @@
         <w:pStyle w:val="Ttulo1"/>
         <w:spacing w:before="280"/>
       </w:pPr>
-      <w:bookmarkStart w:id="13" w:name="_Toc238330653"/>
+      <w:bookmarkStart w:id="13" w:name="_Toc238462492"/>
       <w:r>
         <w:t>CPU — Executed instruction</w:t>
       </w:r>
@@ -4575,7 +4575,7 @@
         <w:pStyle w:val="Ttulo1"/>
         <w:spacing w:before="280"/>
       </w:pPr>
-      <w:bookmarkStart w:id="14" w:name="_Toc238330654"/>
+      <w:bookmarkStart w:id="14" w:name="_Toc238462493"/>
       <w:r>
         <w:t>CPU — Stop</w:t>
       </w:r>
@@ -4642,7 +4642,7 @@
         <w:pStyle w:val="Ttulo1"/>
         <w:spacing w:before="280"/>
       </w:pPr>
-      <w:bookmarkStart w:id="15" w:name="_Toc238330655"/>
+      <w:bookmarkStart w:id="15" w:name="_Toc238462494"/>
       <w:r>
         <w:t>CPU — Interrupts</w:t>
       </w:r>
@@ -4708,7 +4708,7 @@
         <w:pStyle w:val="Ttulo1"/>
         <w:spacing w:before="280"/>
       </w:pPr>
-      <w:bookmarkStart w:id="16" w:name="_Toc238330656"/>
+      <w:bookmarkStart w:id="16" w:name="_Toc238462495"/>
       <w:r>
         <w:t>Memory — Applied Set</w:t>
       </w:r>
@@ -4773,7 +4773,7 @@
       <w:pPr>
         <w:pStyle w:val="Ttulo"/>
       </w:pPr>
-      <w:bookmarkStart w:id="17" w:name="_Toc238330657"/>
+      <w:bookmarkStart w:id="17" w:name="_Toc238462496"/>
       <w:r>
         <w:lastRenderedPageBreak/>
         <w:t>5. Machine-specific components</w:t>
@@ -4785,7 +4785,7 @@
         <w:pStyle w:val="Ttulo1"/>
         <w:spacing w:before="280"/>
       </w:pPr>
-      <w:bookmarkStart w:id="18" w:name="_Toc238330658"/>
+      <w:bookmarkStart w:id="18" w:name="_Toc238462497"/>
       <w:r>
         <w:t>5.1 Selectable inventory</w:t>
       </w:r>
@@ -5247,7 +5247,7 @@
         <w:pStyle w:val="Ttulo1"/>
         <w:spacing w:before="280"/>
       </w:pPr>
-      <w:bookmarkStart w:id="19" w:name="_Toc238330659"/>
+      <w:bookmarkStart w:id="19" w:name="_Toc238462498"/>
       <w:r>
         <w:t>5.2 Record catalog</w:t>
       </w:r>
@@ -5257,7 +5257,7 @@
       <w:pPr>
         <w:pStyle w:val="Ttulo2"/>
       </w:pPr>
-      <w:bookmarkStart w:id="20" w:name="_Toc238330660"/>
+      <w:bookmarkStart w:id="20" w:name="_Toc238462499"/>
       <w:r>
         <w:t>ULA — Info Cyle</w:t>
       </w:r>
@@ -5311,7 +5311,7 @@
       <w:pPr>
         <w:pStyle w:val="Ttulo2"/>
       </w:pPr>
-      <w:bookmarkStart w:id="21" w:name="_Toc238330661"/>
+      <w:bookmarkStart w:id="21" w:name="_Toc238462500"/>
       <w:r>
         <w:t>ULA SoundFunction — Info Cyle</w:t>
       </w:r>
@@ -5365,7 +5365,7 @@
       <w:pPr>
         <w:pStyle w:val="Ttulo2"/>
       </w:pPr>
-      <w:bookmarkStart w:id="22" w:name="_Toc238330662"/>
+      <w:bookmarkStart w:id="22" w:name="_Toc238462501"/>
       <w:r>
         <w:t>ZXSPECTRUMDN — tape simulation</w:t>
       </w:r>
@@ -5419,7 +5419,7 @@
       <w:pPr>
         <w:pStyle w:val="Ttulo2"/>
       </w:pPr>
-      <w:bookmarkStart w:id="23" w:name="_Toc238330663"/>
+      <w:bookmarkStart w:id="23" w:name="_Toc238462502"/>
       <w:r>
         <w:t>SerialIO — printer</w:t>
       </w:r>
@@ -5474,7 +5474,7 @@
       <w:pPr>
         <w:pStyle w:val="Ttulo"/>
       </w:pPr>
-      <w:bookmarkStart w:id="24" w:name="_Toc238330664"/>
+      <w:bookmarkStart w:id="24" w:name="_Toc238462503"/>
       <w:r>
         <w:lastRenderedPageBreak/>
         <w:t>6. Interpretation method</w:t>
@@ -5486,7 +5486,7 @@
         <w:pStyle w:val="Ttulo1"/>
         <w:spacing w:before="280"/>
       </w:pPr>
-      <w:bookmarkStart w:id="25" w:name="_Toc238330665"/>
+      <w:bookmarkStart w:id="25" w:name="_Toc238462504"/>
       <w:r>
         <w:t>6.1 Recommended procedure</w:t>
       </w:r>
@@ -5569,7 +5569,7 @@
         <w:pStyle w:val="Ttulo1"/>
         <w:spacing w:before="280"/>
       </w:pPr>
-      <w:bookmarkStart w:id="26" w:name="_Toc238330666"/>
+      <w:bookmarkStart w:id="26" w:name="_Toc238462505"/>
       <w:r>
         <w:t>6.2 Annotated example</w:t>
       </w:r>
@@ -5663,7 +5663,7 @@
       <w:pPr>
         <w:pStyle w:val="Ttulo"/>
       </w:pPr>
-      <w:bookmarkStart w:id="27" w:name="_Toc238330667"/>
+      <w:bookmarkStart w:id="27" w:name="_Toc238462506"/>
       <w:r>
         <w:lastRenderedPageBreak/>
         <w:t>7. Limitations and maintenance</w:t>
@@ -5675,7 +5675,7 @@
         <w:pStyle w:val="Ttulo1"/>
         <w:spacing w:before="280"/>
       </w:pPr>
-      <w:bookmarkStart w:id="28" w:name="_Toc238330668"/>
+      <w:bookmarkStart w:id="28" w:name="_Toc238462507"/>
       <w:r>
         <w:t>7.1 Specific limitations</w:t>
       </w:r>
@@ -5722,7 +5722,7 @@
         <w:pStyle w:val="Ttulo1"/>
         <w:spacing w:before="280"/>
       </w:pPr>
-      <w:bookmarkStart w:id="29" w:name="_Toc238330669"/>
+      <w:bookmarkStart w:id="29" w:name="_Toc238462508"/>
       <w:r>
         <w:t>7.2 Maintenance contract</w:t>
       </w:r>
@@ -5780,7 +5780,7 @@
       <w:pPr>
         <w:pStyle w:val="Ttulo"/>
       </w:pPr>
-      <w:bookmarkStart w:id="30" w:name="_Toc238330670"/>
+      <w:bookmarkStart w:id="30" w:name="_Toc238462509"/>
       <w:r>
         <w:lastRenderedPageBreak/>
         <w:t>Appendices</w:t>
@@ -5791,7 +5791,7 @@
       <w:pPr>
         <w:pStyle w:val="Ttulo1"/>
       </w:pPr>
-      <w:bookmarkStart w:id="31" w:name="_Toc238330671"/>
+      <w:bookmarkStart w:id="31" w:name="_Toc238462510"/>
       <w:r>
         <w:t>Appendix A. Provenance and revision</w:t>
       </w:r>
@@ -5813,7 +5813,7 @@
         <w:pStyle w:val="Ttulo1"/>
         <w:spacing w:before="280"/>
       </w:pPr>
-      <w:bookmarkStart w:id="32" w:name="_Toc238330672"/>
+      <w:bookmarkStart w:id="32" w:name="_Toc238462511"/>
       <w:r>
         <w:t>A.1 Watched source files</w:t>
       </w:r>
@@ -6478,7 +6478,7 @@
         <w:pStyle w:val="Ttulo1"/>
         <w:spacing w:before="280"/>
       </w:pPr>
-      <w:bookmarkStart w:id="33" w:name="_Toc238330673"/>
+      <w:bookmarkStart w:id="33" w:name="_Toc238462512"/>
       <w:r>
         <w:t>A.2 Revision history</w:t>
       </w:r>
@@ -6649,7 +6649,7 @@
       <w:pPr>
         <w:pStyle w:val="Ttulo1"/>
       </w:pPr>
-      <w:bookmarkStart w:id="34" w:name="_Toc238330674"/>
+      <w:bookmarkStart w:id="34" w:name="_Toc238462513"/>
       <w:r>
         <w:t>Illustrations</w:t>
       </w:r>
@@ -6689,7 +6689,7 @@
       <w:pPr>
         <w:pStyle w:val="Ttulo1"/>
       </w:pPr>
-      <w:bookmarkStart w:id="35" w:name="_Toc238330675"/>
+      <w:bookmarkStart w:id="35" w:name="_Toc238462514"/>
       <w:r>
         <w:lastRenderedPageBreak/>
         <w:t>Equations</w:t>
@@ -6740,7 +6740,7 @@
 </file>
 
 <file path=word/endnotes.xml><?xml version="1.0" encoding="utf-8"?>
-<w:endnotes xmlns:wpc="http://schemas.microsoft.com/office/word/2010/wordprocessingCanvas" xmlns:cx="http://schemas.microsoft.com/office/drawing/2014/chartex" xmlns:cx1="http://schemas.microsoft.com/office/drawing/2015/9/8/chartex" xmlns:cx2="http://schemas.microsoft.com/office/drawing/2015/10/21/chartex" xmlns:cx3="http://schemas.microsoft.com/office/drawing/2016/5/9/chartex" xmlns:cx4="http://schemas.microsoft.com/office/drawing/2016/5/10/chartex" xmlns:cx5="http://schemas.microsoft.com/office/drawing/2016/5/11/chartex" xmlns:cx6="http://schemas.microsoft.com/office/drawing/2016/5/12/chartex" xmlns:cx7="http://schemas.microsoft.com/office/drawing/2016/5/13/chartex" xmlns:cx8="http://schemas.microsoft.com/office/drawing/2016/5/14/chartex" xmlns:mc="http://schemas.openxmlformats.org/markup-compatibility/2006" xmlns:aink="http://schemas.microsoft.com/office/drawing/2016/ink" xmlns:am3d="http://schemas.microsoft.com/office/drawing/2017/model3d" xmlns:o="urn:schemas-microsoft-com:office:office" xmlns:oel="http://schemas.microsoft.com/office/2019/extlst" xmlns:r="http://schemas.openxmlformats.org/officeDocument/2006/relationships" xmlns:m="http://schemas.openxmlformats.org/officeDocument/2006/math" xmlns:v="urn:schemas-microsoft-com:vml" xmlns:wp14="http://schemas.microsoft.com/office/word/2010/wordprocessingDrawing" xmlns:wp="http://schemas.openxmlformats.org/drawingml/2006/wordprocessingDrawing" xmlns:w10="urn:schemas-microsoft-com:office:word" xmlns:w="http://schemas.openxmlformats.org/wordprocessingml/2006/main" xmlns:w14="http://schemas.microsoft.com/office/word/2010/wordml" xmlns:w15="http://schemas.microsoft.com/office/word/2012/wordml" xmlns:w16cei="http://schemas.microsoft.com/office/word/2026/wordml/cei" xmlns:w16cex="http://schemas.microsoft.com/office/word/2018/wordml/cex" xmlns:w16cid="http://schemas.microsoft.com/office/word/2016/wordml/cid" xmlns:w16="http://schemas.microsoft.com/office/word/2018/wordml" xmlns:w16du="http://schemas.microsoft.com/office/word/2023/wordml/word16du" xmlns:w16sdtdh="http://schemas.microsoft.com/office/word/2020/wordml/sdtdatahash" xmlns:w16sdtfl="http://schemas.microsoft.com/office/word/2024/wordml/sdtformatlock" xmlns:w16se="http://schemas.microsoft.com/office/word/2015/wordml/symex" xmlns:wpg="http://schemas.microsoft.com/office/word/2010/wordprocessingGroup" xmlns:wpi="http://schemas.microsoft.com/office/word/2010/wordprocessingInk" xmlns:wne="http://schemas.microsoft.com/office/word/2006/wordml" xmlns:wps="http://schemas.microsoft.com/office/word/2010/wordprocessingShape" mc:Ignorable="w14 w15 w16se w16cid w16 w16cex w16sdtdh w16sdtfl w16du wp14">
+<w:endnotes xmlns:wpc="http://schemas.microsoft.com/office/word/2010/wordprocessingCanvas" xmlns:cx="http://schemas.microsoft.com/office/drawing/2014/chartex" xmlns:cx1="http://schemas.microsoft.com/office/drawing/2015/9/8/chartex" xmlns:cx2="http://schemas.microsoft.com/office/drawing/2015/10/21/chartex" xmlns:cx3="http://schemas.microsoft.com/office/drawing/2016/5/9/chartex" xmlns:cx4="http://schemas.microsoft.com/office/drawing/2016/5/10/chartex" xmlns:cx5="http://schemas.microsoft.com/office/drawing/2016/5/11/chartex" xmlns:cx6="http://schemas.microsoft.com/office/drawing/2016/5/12/chartex" xmlns:cx7="http://schemas.microsoft.com/office/drawing/2016/5/13/chartex" xmlns:cx8="http://schemas.microsoft.com/office/drawing/2016/5/14/chartex" xmlns:mc="http://schemas.openxmlformats.org/markup-compatibility/2006" xmlns:aink="http://schemas.microsoft.com/office/drawing/2016/ink" xmlns:am3d="http://schemas.microsoft.com/office/drawing/2017/model3d" xmlns:o="urn:schemas-microsoft-com:office:office" xmlns:oel="http://schemas.microsoft.com/office/2019/extlst" xmlns:r="http://schemas.openxmlformats.org/officeDocument/2006/relationships" xmlns:m="http://schemas.openxmlformats.org/officeDocument/2006/math" xmlns:v="urn:schemas-microsoft-com:vml" xmlns:wp14="http://schemas.microsoft.com/office/word/2010/wordprocessingDrawing" xmlns:wp="http://schemas.openxmlformats.org/drawingml/2006/wordprocessingDrawing" xmlns:w10="urn:schemas-microsoft-com:office:word" xmlns:w="http://schemas.openxmlformats.org/wordprocessingml/2006/main" xmlns:w14="http://schemas.microsoft.com/office/word/2010/wordml" xmlns:w15="http://schemas.microsoft.com/office/word/2012/wordml" xmlns:w16cex="http://schemas.microsoft.com/office/word/2018/wordml/cex" xmlns:w16cid="http://schemas.microsoft.com/office/word/2016/wordml/cid" xmlns:w16="http://schemas.microsoft.com/office/word/2018/wordml" xmlns:w16du="http://schemas.microsoft.com/office/word/2023/wordml/word16du" xmlns:w16sdtdh="http://schemas.microsoft.com/office/word/2020/wordml/sdtdatahash" xmlns:w16sdtfl="http://schemas.microsoft.com/office/word/2024/wordml/sdtformatlock" xmlns:w16se="http://schemas.microsoft.com/office/word/2015/wordml/symex" xmlns:wpg="http://schemas.microsoft.com/office/word/2010/wordprocessingGroup" xmlns:wpi="http://schemas.microsoft.com/office/word/2010/wordprocessingInk" xmlns:wne="http://schemas.microsoft.com/office/word/2006/wordml" xmlns:wps="http://schemas.microsoft.com/office/word/2010/wordprocessingShape" mc:Ignorable="w14 w15 w16se w16cid w16 w16cex w16sdtdh w16sdtfl w16du wp14">
   <w:endnote w:type="separator" w:id="-1">
     <w:p>
       <w:pPr>
@@ -6765,7 +6765,7 @@
 </file>
 
 <file path=word/footer1.xml><?xml version="1.0" encoding="utf-8"?>
-<w:ftr xmlns:wpc="http://schemas.microsoft.com/office/word/2010/wordprocessingCanvas" xmlns:cx="http://schemas.microsoft.com/office/drawing/2014/chartex" xmlns:cx1="http://schemas.microsoft.com/office/drawing/2015/9/8/chartex" xmlns:cx2="http://schemas.microsoft.com/office/drawing/2015/10/21/chartex" xmlns:cx3="http://schemas.microsoft.com/office/drawing/2016/5/9/chartex" xmlns:cx4="http://schemas.microsoft.com/office/drawing/2016/5/10/chartex" xmlns:cx5="http://schemas.microsoft.com/office/drawing/2016/5/11/chartex" xmlns:cx6="http://schemas.microsoft.com/office/drawing/2016/5/12/chartex" xmlns:cx7="http://schemas.microsoft.com/office/drawing/2016/5/13/chartex" xmlns:cx8="http://schemas.microsoft.com/office/drawing/2016/5/14/chartex" xmlns:mc="http://schemas.openxmlformats.org/markup-compatibility/2006" xmlns:aink="http://schemas.microsoft.com/office/drawing/2016/ink" xmlns:am3d="http://schemas.microsoft.com/office/drawing/2017/model3d" xmlns:o="urn:schemas-microsoft-com:office:office" xmlns:oel="http://schemas.microsoft.com/office/2019/extlst" xmlns:r="http://schemas.openxmlformats.org/officeDocument/2006/relationships" xmlns:m="http://schemas.openxmlformats.org/officeDocument/2006/math" xmlns:v="urn:schemas-microsoft-com:vml" xmlns:wp14="http://schemas.microsoft.com/office/word/2010/wordprocessingDrawing" xmlns:wp="http://schemas.openxmlformats.org/drawingml/2006/wordprocessingDrawing" xmlns:w10="urn:schemas-microsoft-com:office:word" xmlns:w="http://schemas.openxmlformats.org/wordprocessingml/2006/main" xmlns:w14="http://schemas.microsoft.com/office/word/2010/wordml" xmlns:w15="http://schemas.microsoft.com/office/word/2012/wordml" xmlns:w16cei="http://schemas.microsoft.com/office/word/2026/wordml/cei" xmlns:w16cex="http://schemas.microsoft.com/office/word/2018/wordml/cex" xmlns:w16cid="http://schemas.microsoft.com/office/word/2016/wordml/cid" xmlns:w16="http://schemas.microsoft.com/office/word/2018/wordml" xmlns:w16du="http://schemas.microsoft.com/office/word/2023/wordml/word16du" xmlns:w16sdtdh="http://schemas.microsoft.com/office/word/2020/wordml/sdtdatahash" xmlns:w16sdtfl="http://schemas.microsoft.com/office/word/2024/wordml/sdtformatlock" xmlns:w16se="http://schemas.microsoft.com/office/word/2015/wordml/symex" xmlns:wpg="http://schemas.microsoft.com/office/word/2010/wordprocessingGroup" xmlns:wpi="http://schemas.microsoft.com/office/word/2010/wordprocessingInk" xmlns:wne="http://schemas.microsoft.com/office/word/2006/wordml" xmlns:wps="http://schemas.microsoft.com/office/word/2010/wordprocessingShape" mc:Ignorable="w14 w15 w16se w16cid w16 w16cex w16sdtdh w16sdtfl w16du wp14">
+<w:ftr xmlns:wpc="http://schemas.microsoft.com/office/word/2010/wordprocessingCanvas" xmlns:cx="http://schemas.microsoft.com/office/drawing/2014/chartex" xmlns:cx1="http://schemas.microsoft.com/office/drawing/2015/9/8/chartex" xmlns:cx2="http://schemas.microsoft.com/office/drawing/2015/10/21/chartex" xmlns:cx3="http://schemas.microsoft.com/office/drawing/2016/5/9/chartex" xmlns:cx4="http://schemas.microsoft.com/office/drawing/2016/5/10/chartex" xmlns:cx5="http://schemas.microsoft.com/office/drawing/2016/5/11/chartex" xmlns:cx6="http://schemas.microsoft.com/office/drawing/2016/5/12/chartex" xmlns:cx7="http://schemas.microsoft.com/office/drawing/2016/5/13/chartex" xmlns:cx8="http://schemas.microsoft.com/office/drawing/2016/5/14/chartex" xmlns:mc="http://schemas.openxmlformats.org/markup-compatibility/2006" xmlns:aink="http://schemas.microsoft.com/office/drawing/2016/ink" xmlns:am3d="http://schemas.microsoft.com/office/drawing/2017/model3d" xmlns:o="urn:schemas-microsoft-com:office:office" xmlns:oel="http://schemas.microsoft.com/office/2019/extlst" xmlns:r="http://schemas.openxmlformats.org/officeDocument/2006/relationships" xmlns:m="http://schemas.openxmlformats.org/officeDocument/2006/math" xmlns:v="urn:schemas-microsoft-com:vml" xmlns:wp14="http://schemas.microsoft.com/office/word/2010/wordprocessingDrawing" xmlns:wp="http://schemas.openxmlformats.org/drawingml/2006/wordprocessingDrawing" xmlns:w10="urn:schemas-microsoft-com:office:word" xmlns:w="http://schemas.openxmlformats.org/wordprocessingml/2006/main" xmlns:w14="http://schemas.microsoft.com/office/word/2010/wordml" xmlns:w15="http://schemas.microsoft.com/office/word/2012/wordml" xmlns:w16cex="http://schemas.microsoft.com/office/word/2018/wordml/cex" xmlns:w16cid="http://schemas.microsoft.com/office/word/2016/wordml/cid" xmlns:w16="http://schemas.microsoft.com/office/word/2018/wordml" xmlns:w16du="http://schemas.microsoft.com/office/word/2023/wordml/word16du" xmlns:w16sdtdh="http://schemas.microsoft.com/office/word/2020/wordml/sdtdatahash" xmlns:w16sdtfl="http://schemas.microsoft.com/office/word/2024/wordml/sdtformatlock" xmlns:w16se="http://schemas.microsoft.com/office/word/2015/wordml/symex" xmlns:wpg="http://schemas.microsoft.com/office/word/2010/wordprocessingGroup" xmlns:wpi="http://schemas.microsoft.com/office/word/2010/wordprocessingInk" xmlns:wne="http://schemas.microsoft.com/office/word/2006/wordml" xmlns:wps="http://schemas.microsoft.com/office/word/2010/wordprocessingShape" mc:Ignorable="w14 w15 w16se w16cid w16 w16cex w16sdtdh w16sdtfl w16du wp14">
   <w:p>
     <w:pPr>
       <w:pStyle w:val="Piedepgina"/>
@@ -6775,7 +6775,7 @@
 </file>
 
 <file path=word/footer2.xml><?xml version="1.0" encoding="utf-8"?>
-<w:ftr xmlns:wpc="http://schemas.microsoft.com/office/word/2010/wordprocessingCanvas" xmlns:cx="http://schemas.microsoft.com/office/drawing/2014/chartex" xmlns:cx1="http://schemas.microsoft.com/office/drawing/2015/9/8/chartex" xmlns:cx2="http://schemas.microsoft.com/office/drawing/2015/10/21/chartex" xmlns:cx3="http://schemas.microsoft.com/office/drawing/2016/5/9/chartex" xmlns:cx4="http://schemas.microsoft.com/office/drawing/2016/5/10/chartex" xmlns:cx5="http://schemas.microsoft.com/office/drawing/2016/5/11/chartex" xmlns:cx6="http://schemas.microsoft.com/office/drawing/2016/5/12/chartex" xmlns:cx7="http://schemas.microsoft.com/office/drawing/2016/5/13/chartex" xmlns:cx8="http://schemas.microsoft.com/office/drawing/2016/5/14/chartex" xmlns:mc="http://schemas.openxmlformats.org/markup-compatibility/2006" xmlns:aink="http://schemas.microsoft.com/office/drawing/2016/ink" xmlns:am3d="http://schemas.microsoft.com/office/drawing/2017/model3d" xmlns:o="urn:schemas-microsoft-com:office:office" xmlns:oel="http://schemas.microsoft.com/office/2019/extlst" xmlns:r="http://schemas.openxmlformats.org/officeDocument/2006/relationships" xmlns:m="http://schemas.openxmlformats.org/officeDocument/2006/math" xmlns:v="urn:schemas-microsoft-com:vml" xmlns:wp14="http://schemas.microsoft.com/office/word/2010/wordprocessingDrawing" xmlns:wp="http://schemas.openxmlformats.org/drawingml/2006/wordprocessingDrawing" xmlns:w10="urn:schemas-microsoft-com:office:word" xmlns:w="http://schemas.openxmlformats.org/wordprocessingml/2006/main" xmlns:w14="http://schemas.microsoft.com/office/word/2010/wordml" xmlns:w15="http://schemas.microsoft.com/office/word/2012/wordml" xmlns:w16cei="http://schemas.microsoft.com/office/word/2026/wordml/cei" xmlns:w16cex="http://schemas.microsoft.com/office/word/2018/wordml/cex" xmlns:w16cid="http://schemas.microsoft.com/office/word/2016/wordml/cid" xmlns:w16="http://schemas.microsoft.com/office/word/2018/wordml" xmlns:w16du="http://schemas.microsoft.com/office/word/2023/wordml/word16du" xmlns:w16sdtdh="http://schemas.microsoft.com/office/word/2020/wordml/sdtdatahash" xmlns:w16sdtfl="http://schemas.microsoft.com/office/word/2024/wordml/sdtformatlock" xmlns:w16se="http://schemas.microsoft.com/office/word/2015/wordml/symex" xmlns:wpg="http://schemas.microsoft.com/office/word/2010/wordprocessingGroup" xmlns:wpi="http://schemas.microsoft.com/office/word/2010/wordprocessingInk" xmlns:wne="http://schemas.microsoft.com/office/word/2006/wordml" xmlns:wps="http://schemas.microsoft.com/office/word/2010/wordprocessingShape" mc:Ignorable="w14 w15 w16se w16cid w16 w16cex w16sdtdh w16sdtfl w16du wp14">
+<w:ftr xmlns:wpc="http://schemas.microsoft.com/office/word/2010/wordprocessingCanvas" xmlns:cx="http://schemas.microsoft.com/office/drawing/2014/chartex" xmlns:cx1="http://schemas.microsoft.com/office/drawing/2015/9/8/chartex" xmlns:cx2="http://schemas.microsoft.com/office/drawing/2015/10/21/chartex" xmlns:cx3="http://schemas.microsoft.com/office/drawing/2016/5/9/chartex" xmlns:cx4="http://schemas.microsoft.com/office/drawing/2016/5/10/chartex" xmlns:cx5="http://schemas.microsoft.com/office/drawing/2016/5/11/chartex" xmlns:cx6="http://schemas.microsoft.com/office/drawing/2016/5/12/chartex" xmlns:cx7="http://schemas.microsoft.com/office/drawing/2016/5/13/chartex" xmlns:cx8="http://schemas.microsoft.com/office/drawing/2016/5/14/chartex" xmlns:mc="http://schemas.openxmlformats.org/markup-compatibility/2006" xmlns:aink="http://schemas.microsoft.com/office/drawing/2016/ink" xmlns:am3d="http://schemas.microsoft.com/office/drawing/2017/model3d" xmlns:o="urn:schemas-microsoft-com:office:office" xmlns:oel="http://schemas.microsoft.com/office/2019/extlst" xmlns:r="http://schemas.openxmlformats.org/officeDocument/2006/relationships" xmlns:m="http://schemas.openxmlformats.org/officeDocument/2006/math" xmlns:v="urn:schemas-microsoft-com:vml" xmlns:wp14="http://schemas.microsoft.com/office/word/2010/wordprocessingDrawing" xmlns:wp="http://schemas.openxmlformats.org/drawingml/2006/wordprocessingDrawing" xmlns:w10="urn:schemas-microsoft-com:office:word" xmlns:w="http://schemas.openxmlformats.org/wordprocessingml/2006/main" xmlns:w14="http://schemas.microsoft.com/office/word/2010/wordml" xmlns:w15="http://schemas.microsoft.com/office/word/2012/wordml" xmlns:w16cex="http://schemas.microsoft.com/office/word/2018/wordml/cex" xmlns:w16cid="http://schemas.microsoft.com/office/word/2016/wordml/cid" xmlns:w16="http://schemas.microsoft.com/office/word/2018/wordml" xmlns:w16du="http://schemas.microsoft.com/office/word/2023/wordml/word16du" xmlns:w16sdtdh="http://schemas.microsoft.com/office/word/2020/wordml/sdtdatahash" xmlns:w16sdtfl="http://schemas.microsoft.com/office/word/2024/wordml/sdtformatlock" xmlns:w16se="http://schemas.microsoft.com/office/word/2015/wordml/symex" xmlns:wpg="http://schemas.microsoft.com/office/word/2010/wordprocessingGroup" xmlns:wpi="http://schemas.microsoft.com/office/word/2010/wordprocessingInk" xmlns:wne="http://schemas.microsoft.com/office/word/2006/wordml" xmlns:wps="http://schemas.microsoft.com/office/word/2010/wordprocessingShape" mc:Ignorable="w14 w15 w16se w16cid w16 w16cex w16sdtdh w16sdtfl w16du wp14">
   <w:p>
     <w:pPr>
       <w:tabs>
@@ -6795,7 +6795,7 @@
         <w:noProof/>
       </w:rPr>
       <w:drawing>
-        <wp:inline distT="0" distB="0" distL="0" distR="0" wp14:anchorId="6AA8F776" wp14:editId="6F2A5E14">
+        <wp:inline distT="0" distB="0" distL="0" distR="0" wp14:anchorId="1C53FE4E" wp14:editId="5D4FC4DC">
           <wp:extent cx="576000" cy="459360"/>
           <wp:effectExtent l="0" t="0" r="0" b="0"/>
           <wp:docPr id="1" name="ARGOS framework mark" descr="ARGOS framework mark"/>
@@ -6948,7 +6948,7 @@
 </file>
 
 <file path=word/footer3.xml><?xml version="1.0" encoding="utf-8"?>
-<w:ftr xmlns:wpc="http://schemas.microsoft.com/office/word/2010/wordprocessingCanvas" xmlns:cx="http://schemas.microsoft.com/office/drawing/2014/chartex" xmlns:cx1="http://schemas.microsoft.com/office/drawing/2015/9/8/chartex" xmlns:cx2="http://schemas.microsoft.com/office/drawing/2015/10/21/chartex" xmlns:cx3="http://schemas.microsoft.com/office/drawing/2016/5/9/chartex" xmlns:cx4="http://schemas.microsoft.com/office/drawing/2016/5/10/chartex" xmlns:cx5="http://schemas.microsoft.com/office/drawing/2016/5/11/chartex" xmlns:cx6="http://schemas.microsoft.com/office/drawing/2016/5/12/chartex" xmlns:cx7="http://schemas.microsoft.com/office/drawing/2016/5/13/chartex" xmlns:cx8="http://schemas.microsoft.com/office/drawing/2016/5/14/chartex" xmlns:mc="http://schemas.openxmlformats.org/markup-compatibility/2006" xmlns:aink="http://schemas.microsoft.com/office/drawing/2016/ink" xmlns:am3d="http://schemas.microsoft.com/office/drawing/2017/model3d" xmlns:o="urn:schemas-microsoft-com:office:office" xmlns:oel="http://schemas.microsoft.com/office/2019/extlst" xmlns:r="http://schemas.openxmlformats.org/officeDocument/2006/relationships" xmlns:m="http://schemas.openxmlformats.org/officeDocument/2006/math" xmlns:v="urn:schemas-microsoft-com:vml" xmlns:wp14="http://schemas.microsoft.com/office/word/2010/wordprocessingDrawing" xmlns:wp="http://schemas.openxmlformats.org/drawingml/2006/wordprocessingDrawing" xmlns:w10="urn:schemas-microsoft-com:office:word" xmlns:w="http://schemas.openxmlformats.org/wordprocessingml/2006/main" xmlns:w14="http://schemas.microsoft.com/office/word/2010/wordml" xmlns:w15="http://schemas.microsoft.com/office/word/2012/wordml" xmlns:w16cei="http://schemas.microsoft.com/office/word/2026/wordml/cei" xmlns:w16cex="http://schemas.microsoft.com/office/word/2018/wordml/cex" xmlns:w16cid="http://schemas.microsoft.com/office/word/2016/wordml/cid" xmlns:w16="http://schemas.microsoft.com/office/word/2018/wordml" xmlns:w16du="http://schemas.microsoft.com/office/word/2023/wordml/word16du" xmlns:w16sdtdh="http://schemas.microsoft.com/office/word/2020/wordml/sdtdatahash" xmlns:w16sdtfl="http://schemas.microsoft.com/office/word/2024/wordml/sdtformatlock" xmlns:w16se="http://schemas.microsoft.com/office/word/2015/wordml/symex" xmlns:wpg="http://schemas.microsoft.com/office/word/2010/wordprocessingGroup" xmlns:wpi="http://schemas.microsoft.com/office/word/2010/wordprocessingInk" xmlns:wne="http://schemas.microsoft.com/office/word/2006/wordml" xmlns:wps="http://schemas.microsoft.com/office/word/2010/wordprocessingShape" mc:Ignorable="w14 w15 w16se w16cid w16 w16cex w16sdtdh w16sdtfl w16du wp14">
+<w:ftr xmlns:wpc="http://schemas.microsoft.com/office/word/2010/wordprocessingCanvas" xmlns:cx="http://schemas.microsoft.com/office/drawing/2014/chartex" xmlns:cx1="http://schemas.microsoft.com/office/drawing/2015/9/8/chartex" xmlns:cx2="http://schemas.microsoft.com/office/drawing/2015/10/21/chartex" xmlns:cx3="http://schemas.microsoft.com/office/drawing/2016/5/9/chartex" xmlns:cx4="http://schemas.microsoft.com/office/drawing/2016/5/10/chartex" xmlns:cx5="http://schemas.microsoft.com/office/drawing/2016/5/11/chartex" xmlns:cx6="http://schemas.microsoft.com/office/drawing/2016/5/12/chartex" xmlns:cx7="http://schemas.microsoft.com/office/drawing/2016/5/13/chartex" xmlns:cx8="http://schemas.microsoft.com/office/drawing/2016/5/14/chartex" xmlns:mc="http://schemas.openxmlformats.org/markup-compatibility/2006" xmlns:aink="http://schemas.microsoft.com/office/drawing/2016/ink" xmlns:am3d="http://schemas.microsoft.com/office/drawing/2017/model3d" xmlns:o="urn:schemas-microsoft-com:office:office" xmlns:oel="http://schemas.microsoft.com/office/2019/extlst" xmlns:r="http://schemas.openxmlformats.org/officeDocument/2006/relationships" xmlns:m="http://schemas.openxmlformats.org/officeDocument/2006/math" xmlns:v="urn:schemas-microsoft-com:vml" xmlns:wp14="http://schemas.microsoft.com/office/word/2010/wordprocessingDrawing" xmlns:wp="http://schemas.openxmlformats.org/drawingml/2006/wordprocessingDrawing" xmlns:w10="urn:schemas-microsoft-com:office:word" xmlns:w="http://schemas.openxmlformats.org/wordprocessingml/2006/main" xmlns:w14="http://schemas.microsoft.com/office/word/2010/wordml" xmlns:w15="http://schemas.microsoft.com/office/word/2012/wordml" xmlns:w16cex="http://schemas.microsoft.com/office/word/2018/wordml/cex" xmlns:w16cid="http://schemas.microsoft.com/office/word/2016/wordml/cid" xmlns:w16="http://schemas.microsoft.com/office/word/2018/wordml" xmlns:w16du="http://schemas.microsoft.com/office/word/2023/wordml/word16du" xmlns:w16sdtdh="http://schemas.microsoft.com/office/word/2020/wordml/sdtdatahash" xmlns:w16sdtfl="http://schemas.microsoft.com/office/word/2024/wordml/sdtformatlock" xmlns:w16se="http://schemas.microsoft.com/office/word/2015/wordml/symex" xmlns:wpg="http://schemas.microsoft.com/office/word/2010/wordprocessingGroup" xmlns:wpi="http://schemas.microsoft.com/office/word/2010/wordprocessingInk" xmlns:wne="http://schemas.microsoft.com/office/word/2006/wordml" xmlns:wps="http://schemas.microsoft.com/office/word/2010/wordprocessingShape" mc:Ignorable="w14 w15 w16se w16cid w16 w16cex w16sdtdh w16sdtfl w16du wp14">
   <w:p>
     <w:pPr>
       <w:pStyle w:val="Piedepgina"/>
@@ -6958,7 +6958,7 @@
 </file>
 
 <file path=word/footnotes.xml><?xml version="1.0" encoding="utf-8"?>
-<w:footnotes xmlns:wpc="http://schemas.microsoft.com/office/word/2010/wordprocessingCanvas" xmlns:cx="http://schemas.microsoft.com/office/drawing/2014/chartex" xmlns:cx1="http://schemas.microsoft.com/office/drawing/2015/9/8/chartex" xmlns:cx2="http://schemas.microsoft.com/office/drawing/2015/10/21/chartex" xmlns:cx3="http://schemas.microsoft.com/office/drawing/2016/5/9/chartex" xmlns:cx4="http://schemas.microsoft.com/office/drawing/2016/5/10/chartex" xmlns:cx5="http://schemas.microsoft.com/office/drawing/2016/5/11/chartex" xmlns:cx6="http://schemas.microsoft.com/office/drawing/2016/5/12/chartex" xmlns:cx7="http://schemas.microsoft.com/office/drawing/2016/5/13/chartex" xmlns:cx8="http://schemas.microsoft.com/office/drawing/2016/5/14/chartex" xmlns:mc="http://schemas.openxmlformats.org/markup-compatibility/2006" xmlns:aink="http://schemas.microsoft.com/office/drawing/2016/ink" xmlns:am3d="http://schemas.microsoft.com/office/drawing/2017/model3d" xmlns:o="urn:schemas-microsoft-com:office:office" xmlns:oel="http://schemas.microsoft.com/office/2019/extlst" xmlns:r="http://schemas.openxmlformats.org/officeDocument/2006/relationships" xmlns:m="http://schemas.openxmlformats.org/officeDocument/2006/math" xmlns:v="urn:schemas-microsoft-com:vml" xmlns:wp14="http://schemas.microsoft.com/office/word/2010/wordprocessingDrawing" xmlns:wp="http://schemas.openxmlformats.org/drawingml/2006/wordprocessingDrawing" xmlns:w10="urn:schemas-microsoft-com:office:word" xmlns:w="http://schemas.openxmlformats.org/wordprocessingml/2006/main" xmlns:w14="http://schemas.microsoft.com/office/word/2010/wordml" xmlns:w15="http://schemas.microsoft.com/office/word/2012/wordml" xmlns:w16cei="http://schemas.microsoft.com/office/word/2026/wordml/cei" xmlns:w16cex="http://schemas.microsoft.com/office/word/2018/wordml/cex" xmlns:w16cid="http://schemas.microsoft.com/office/word/2016/wordml/cid" xmlns:w16="http://schemas.microsoft.com/office/word/2018/wordml" xmlns:w16du="http://schemas.microsoft.com/office/word/2023/wordml/word16du" xmlns:w16sdtdh="http://schemas.microsoft.com/office/word/2020/wordml/sdtdatahash" xmlns:w16sdtfl="http://schemas.microsoft.com/office/word/2024/wordml/sdtformatlock" xmlns:w16se="http://schemas.microsoft.com/office/word/2015/wordml/symex" xmlns:wpg="http://schemas.microsoft.com/office/word/2010/wordprocessingGroup" xmlns:wpi="http://schemas.microsoft.com/office/word/2010/wordprocessingInk" xmlns:wne="http://schemas.microsoft.com/office/word/2006/wordml" xmlns:wps="http://schemas.microsoft.com/office/word/2010/wordprocessingShape" mc:Ignorable="w14 w15 w16se w16cid w16 w16cex w16sdtdh w16sdtfl w16du wp14">
+<w:footnotes xmlns:wpc="http://schemas.microsoft.com/office/word/2010/wordprocessingCanvas" xmlns:cx="http://schemas.microsoft.com/office/drawing/2014/chartex" xmlns:cx1="http://schemas.microsoft.com/office/drawing/2015/9/8/chartex" xmlns:cx2="http://schemas.microsoft.com/office/drawing/2015/10/21/chartex" xmlns:cx3="http://schemas.microsoft.com/office/drawing/2016/5/9/chartex" xmlns:cx4="http://schemas.microsoft.com/office/drawing/2016/5/10/chartex" xmlns:cx5="http://schemas.microsoft.com/office/drawing/2016/5/11/chartex" xmlns:cx6="http://schemas.microsoft.com/office/drawing/2016/5/12/chartex" xmlns:cx7="http://schemas.microsoft.com/office/drawing/2016/5/13/chartex" xmlns:cx8="http://schemas.microsoft.com/office/drawing/2016/5/14/chartex" xmlns:mc="http://schemas.openxmlformats.org/markup-compatibility/2006" xmlns:aink="http://schemas.microsoft.com/office/drawing/2016/ink" xmlns:am3d="http://schemas.microsoft.com/office/drawing/2017/model3d" xmlns:o="urn:schemas-microsoft-com:office:office" xmlns:oel="http://schemas.microsoft.com/office/2019/extlst" xmlns:r="http://schemas.openxmlformats.org/officeDocument/2006/relationships" xmlns:m="http://schemas.openxmlformats.org/officeDocument/2006/math" xmlns:v="urn:schemas-microsoft-com:vml" xmlns:wp14="http://schemas.microsoft.com/office/word/2010/wordprocessingDrawing" xmlns:wp="http://schemas.openxmlformats.org/drawingml/2006/wordprocessingDrawing" xmlns:w10="urn:schemas-microsoft-com:office:word" xmlns:w="http://schemas.openxmlformats.org/wordprocessingml/2006/main" xmlns:w14="http://schemas.microsoft.com/office/word/2010/wordml" xmlns:w15="http://schemas.microsoft.com/office/word/2012/wordml" xmlns:w16cex="http://schemas.microsoft.com/office/word/2018/wordml/cex" xmlns:w16cid="http://schemas.microsoft.com/office/word/2016/wordml/cid" xmlns:w16="http://schemas.microsoft.com/office/word/2018/wordml" xmlns:w16du="http://schemas.microsoft.com/office/word/2023/wordml/word16du" xmlns:w16sdtdh="http://schemas.microsoft.com/office/word/2020/wordml/sdtdatahash" xmlns:w16sdtfl="http://schemas.microsoft.com/office/word/2024/wordml/sdtformatlock" xmlns:w16se="http://schemas.microsoft.com/office/word/2015/wordml/symex" xmlns:wpg="http://schemas.microsoft.com/office/word/2010/wordprocessingGroup" xmlns:wpi="http://schemas.microsoft.com/office/word/2010/wordprocessingInk" xmlns:wne="http://schemas.microsoft.com/office/word/2006/wordml" xmlns:wps="http://schemas.microsoft.com/office/word/2010/wordprocessingShape" mc:Ignorable="w14 w15 w16se w16cid w16 w16cex w16sdtdh w16sdtfl w16du wp14">
   <w:footnote w:type="separator" w:id="-1">
     <w:p>
       <w:pPr>
@@ -6983,7 +6983,7 @@
 </file>
 
 <file path=word/header1.xml><?xml version="1.0" encoding="utf-8"?>
-<w:hdr xmlns:wpc="http://schemas.microsoft.com/office/word/2010/wordprocessingCanvas" xmlns:cx="http://schemas.microsoft.com/office/drawing/2014/chartex" xmlns:cx1="http://schemas.microsoft.com/office/drawing/2015/9/8/chartex" xmlns:cx2="http://schemas.microsoft.com/office/drawing/2015/10/21/chartex" xmlns:cx3="http://schemas.microsoft.com/office/drawing/2016/5/9/chartex" xmlns:cx4="http://schemas.microsoft.com/office/drawing/2016/5/10/chartex" xmlns:cx5="http://schemas.microsoft.com/office/drawing/2016/5/11/chartex" xmlns:cx6="http://schemas.microsoft.com/office/drawing/2016/5/12/chartex" xmlns:cx7="http://schemas.microsoft.com/office/drawing/2016/5/13/chartex" xmlns:cx8="http://schemas.microsoft.com/office/drawing/2016/5/14/chartex" xmlns:mc="http://schemas.openxmlformats.org/markup-compatibility/2006" xmlns:aink="http://schemas.microsoft.com/office/drawing/2016/ink" xmlns:am3d="http://schemas.microsoft.com/office/drawing/2017/model3d" xmlns:o="urn:schemas-microsoft-com:office:office" xmlns:oel="http://schemas.microsoft.com/office/2019/extlst" xmlns:r="http://schemas.openxmlformats.org/officeDocument/2006/relationships" xmlns:m="http://schemas.openxmlformats.org/officeDocument/2006/math" xmlns:v="urn:schemas-microsoft-com:vml" xmlns:wp14="http://schemas.microsoft.com/office/word/2010/wordprocessingDrawing" xmlns:wp="http://schemas.openxmlformats.org/drawingml/2006/wordprocessingDrawing" xmlns:w10="urn:schemas-microsoft-com:office:word" xmlns:w="http://schemas.openxmlformats.org/wordprocessingml/2006/main" xmlns:w14="http://schemas.microsoft.com/office/word/2010/wordml" xmlns:w15="http://schemas.microsoft.com/office/word/2012/wordml" xmlns:w16cei="http://schemas.microsoft.com/office/word/2026/wordml/cei" xmlns:w16cex="http://schemas.microsoft.com/office/word/2018/wordml/cex" xmlns:w16cid="http://schemas.microsoft.com/office/word/2016/wordml/cid" xmlns:w16="http://schemas.microsoft.com/office/word/2018/wordml" xmlns:w16du="http://schemas.microsoft.com/office/word/2023/wordml/word16du" xmlns:w16sdtdh="http://schemas.microsoft.com/office/word/2020/wordml/sdtdatahash" xmlns:w16sdtfl="http://schemas.microsoft.com/office/word/2024/wordml/sdtformatlock" xmlns:w16se="http://schemas.microsoft.com/office/word/2015/wordml/symex" xmlns:wpg="http://schemas.microsoft.com/office/word/2010/wordprocessingGroup" xmlns:wpi="http://schemas.microsoft.com/office/word/2010/wordprocessingInk" xmlns:wne="http://schemas.microsoft.com/office/word/2006/wordml" xmlns:wps="http://schemas.microsoft.com/office/word/2010/wordprocessingShape" mc:Ignorable="w14 w15 w16se w16cid w16 w16cex w16sdtdh w16sdtfl w16du wp14">
+<w:hdr xmlns:wpc="http://schemas.microsoft.com/office/word/2010/wordprocessingCanvas" xmlns:cx="http://schemas.microsoft.com/office/drawing/2014/chartex" xmlns:cx1="http://schemas.microsoft.com/office/drawing/2015/9/8/chartex" xmlns:cx2="http://schemas.microsoft.com/office/drawing/2015/10/21/chartex" xmlns:cx3="http://schemas.microsoft.com/office/drawing/2016/5/9/chartex" xmlns:cx4="http://schemas.microsoft.com/office/drawing/2016/5/10/chartex" xmlns:cx5="http://schemas.microsoft.com/office/drawing/2016/5/11/chartex" xmlns:cx6="http://schemas.microsoft.com/office/drawing/2016/5/12/chartex" xmlns:cx7="http://schemas.microsoft.com/office/drawing/2016/5/13/chartex" xmlns:cx8="http://schemas.microsoft.com/office/drawing/2016/5/14/chartex" xmlns:mc="http://schemas.openxmlformats.org/markup-compatibility/2006" xmlns:aink="http://schemas.microsoft.com/office/drawing/2016/ink" xmlns:am3d="http://schemas.microsoft.com/office/drawing/2017/model3d" xmlns:o="urn:schemas-microsoft-com:office:office" xmlns:oel="http://schemas.microsoft.com/office/2019/extlst" xmlns:r="http://schemas.openxmlformats.org/officeDocument/2006/relationships" xmlns:m="http://schemas.openxmlformats.org/officeDocument/2006/math" xmlns:v="urn:schemas-microsoft-com:vml" xmlns:wp14="http://schemas.microsoft.com/office/word/2010/wordprocessingDrawing" xmlns:wp="http://schemas.openxmlformats.org/drawingml/2006/wordprocessingDrawing" xmlns:w10="urn:schemas-microsoft-com:office:word" xmlns:w="http://schemas.openxmlformats.org/wordprocessingml/2006/main" xmlns:w14="http://schemas.microsoft.com/office/word/2010/wordml" xmlns:w15="http://schemas.microsoft.com/office/word/2012/wordml" xmlns:w16cex="http://schemas.microsoft.com/office/word/2018/wordml/cex" xmlns:w16cid="http://schemas.microsoft.com/office/word/2016/wordml/cid" xmlns:w16="http://schemas.microsoft.com/office/word/2018/wordml" xmlns:w16du="http://schemas.microsoft.com/office/word/2023/wordml/word16du" xmlns:w16sdtdh="http://schemas.microsoft.com/office/word/2020/wordml/sdtdatahash" xmlns:w16sdtfl="http://schemas.microsoft.com/office/word/2024/wordml/sdtformatlock" xmlns:w16se="http://schemas.microsoft.com/office/word/2015/wordml/symex" xmlns:wpg="http://schemas.microsoft.com/office/word/2010/wordprocessingGroup" xmlns:wpi="http://schemas.microsoft.com/office/word/2010/wordprocessingInk" xmlns:wne="http://schemas.microsoft.com/office/word/2006/wordml" xmlns:wps="http://schemas.microsoft.com/office/word/2010/wordprocessingShape" mc:Ignorable="w14 w15 w16se w16cid w16 w16cex w16sdtdh w16sdtfl w16du wp14">
   <w:p>
     <w:pPr>
       <w:pStyle w:val="Encabezado"/>
@@ -7057,7 +7057,7 @@
 </file>
 
 <file path=word/header2.xml><?xml version="1.0" encoding="utf-8"?>
-<w:hdr xmlns:wpc="http://schemas.microsoft.com/office/word/2010/wordprocessingCanvas" xmlns:cx="http://schemas.microsoft.com/office/drawing/2014/chartex" xmlns:cx1="http://schemas.microsoft.com/office/drawing/2015/9/8/chartex" xmlns:cx2="http://schemas.microsoft.com/office/drawing/2015/10/21/chartex" xmlns:cx3="http://schemas.microsoft.com/office/drawing/2016/5/9/chartex" xmlns:cx4="http://schemas.microsoft.com/office/drawing/2016/5/10/chartex" xmlns:cx5="http://schemas.microsoft.com/office/drawing/2016/5/11/chartex" xmlns:cx6="http://schemas.microsoft.com/office/drawing/2016/5/12/chartex" xmlns:cx7="http://schemas.microsoft.com/office/drawing/2016/5/13/chartex" xmlns:cx8="http://schemas.microsoft.com/office/drawing/2016/5/14/chartex" xmlns:mc="http://schemas.openxmlformats.org/markup-compatibility/2006" xmlns:aink="http://schemas.microsoft.com/office/drawing/2016/ink" xmlns:am3d="http://schemas.microsoft.com/office/drawing/2017/model3d" xmlns:o="urn:schemas-microsoft-com:office:office" xmlns:oel="http://schemas.microsoft.com/office/2019/extlst" xmlns:r="http://schemas.openxmlformats.org/officeDocument/2006/relationships" xmlns:m="http://schemas.openxmlformats.org/officeDocument/2006/math" xmlns:v="urn:schemas-microsoft-com:vml" xmlns:wp14="http://schemas.microsoft.com/office/word/2010/wordprocessingDrawing" xmlns:wp="http://schemas.openxmlformats.org/drawingml/2006/wordprocessingDrawing" xmlns:w10="urn:schemas-microsoft-com:office:word" xmlns:w="http://schemas.openxmlformats.org/wordprocessingml/2006/main" xmlns:w14="http://schemas.microsoft.com/office/word/2010/wordml" xmlns:w15="http://schemas.microsoft.com/office/word/2012/wordml" xmlns:w16cei="http://schemas.microsoft.com/office/word/2026/wordml/cei" xmlns:w16cex="http://schemas.microsoft.com/office/word/2018/wordml/cex" xmlns:w16cid="http://schemas.microsoft.com/office/word/2016/wordml/cid" xmlns:w16="http://schemas.microsoft.com/office/word/2018/wordml" xmlns:w16du="http://schemas.microsoft.com/office/word/2023/wordml/word16du" xmlns:w16sdtdh="http://schemas.microsoft.com/office/word/2020/wordml/sdtdatahash" xmlns:w16sdtfl="http://schemas.microsoft.com/office/word/2024/wordml/sdtformatlock" xmlns:w16se="http://schemas.microsoft.com/office/word/2015/wordml/symex" xmlns:wpg="http://schemas.microsoft.com/office/word/2010/wordprocessingGroup" xmlns:wpi="http://schemas.microsoft.com/office/word/2010/wordprocessingInk" xmlns:wne="http://schemas.microsoft.com/office/word/2006/wordml" xmlns:wps="http://schemas.microsoft.com/office/word/2010/wordprocessingShape" mc:Ignorable="w14 w15 w16se w16cid w16 w16cex w16sdtdh w16sdtfl w16du wp14">
+<w:hdr xmlns:wpc="http://schemas.microsoft.com/office/word/2010/wordprocessingCanvas" xmlns:cx="http://schemas.microsoft.com/office/drawing/2014/chartex" xmlns:cx1="http://schemas.microsoft.com/office/drawing/2015/9/8/chartex" xmlns:cx2="http://schemas.microsoft.com/office/drawing/2015/10/21/chartex" xmlns:cx3="http://schemas.microsoft.com/office/drawing/2016/5/9/chartex" xmlns:cx4="http://schemas.microsoft.com/office/drawing/2016/5/10/chartex" xmlns:cx5="http://schemas.microsoft.com/office/drawing/2016/5/11/chartex" xmlns:cx6="http://schemas.microsoft.com/office/drawing/2016/5/12/chartex" xmlns:cx7="http://schemas.microsoft.com/office/drawing/2016/5/13/chartex" xmlns:cx8="http://schemas.microsoft.com/office/drawing/2016/5/14/chartex" xmlns:mc="http://schemas.openxmlformats.org/markup-compatibility/2006" xmlns:aink="http://schemas.microsoft.com/office/drawing/2016/ink" xmlns:am3d="http://schemas.microsoft.com/office/drawing/2017/model3d" xmlns:o="urn:schemas-microsoft-com:office:office" xmlns:oel="http://schemas.microsoft.com/office/2019/extlst" xmlns:r="http://schemas.openxmlformats.org/officeDocument/2006/relationships" xmlns:m="http://schemas.openxmlformats.org/officeDocument/2006/math" xmlns:v="urn:schemas-microsoft-com:vml" xmlns:wp14="http://schemas.microsoft.com/office/word/2010/wordprocessingDrawing" xmlns:wp="http://schemas.openxmlformats.org/drawingml/2006/wordprocessingDrawing" xmlns:w10="urn:schemas-microsoft-com:office:word" xmlns:w="http://schemas.openxmlformats.org/wordprocessingml/2006/main" xmlns:w14="http://schemas.microsoft.com/office/word/2010/wordml" xmlns:w15="http://schemas.microsoft.com/office/word/2012/wordml" xmlns:w16cex="http://schemas.microsoft.com/office/word/2018/wordml/cex" xmlns:w16cid="http://schemas.microsoft.com/office/word/2016/wordml/cid" xmlns:w16="http://schemas.microsoft.com/office/word/2018/wordml" xmlns:w16du="http://schemas.microsoft.com/office/word/2023/wordml/word16du" xmlns:w16sdtdh="http://schemas.microsoft.com/office/word/2020/wordml/sdtdatahash" xmlns:w16sdtfl="http://schemas.microsoft.com/office/word/2024/wordml/sdtformatlock" xmlns:w16se="http://schemas.microsoft.com/office/word/2015/wordml/symex" xmlns:wpg="http://schemas.microsoft.com/office/word/2010/wordprocessingGroup" xmlns:wpi="http://schemas.microsoft.com/office/word/2010/wordprocessingInk" xmlns:wne="http://schemas.microsoft.com/office/word/2006/wordml" xmlns:wps="http://schemas.microsoft.com/office/word/2010/wordprocessingShape" mc:Ignorable="w14 w15 w16se w16cid w16 w16cex w16sdtdh w16sdtfl w16du wp14">
   <w:p>
     <w:pPr>
       <w:pStyle w:val="Encabezado"/>
@@ -7131,7 +7131,7 @@
 </file>
 
 <file path=word/header3.xml><?xml version="1.0" encoding="utf-8"?>
-<w:hdr xmlns:wpc="http://schemas.microsoft.com/office/word/2010/wordprocessingCanvas" xmlns:cx="http://schemas.microsoft.com/office/drawing/2014/chartex" xmlns:cx1="http://schemas.microsoft.com/office/drawing/2015/9/8/chartex" xmlns:cx2="http://schemas.microsoft.com/office/drawing/2015/10/21/chartex" xmlns:cx3="http://schemas.microsoft.com/office/drawing/2016/5/9/chartex" xmlns:cx4="http://schemas.microsoft.com/office/drawing/2016/5/10/chartex" xmlns:cx5="http://schemas.microsoft.com/office/drawing/2016/5/11/chartex" xmlns:cx6="http://schemas.microsoft.com/office/drawing/2016/5/12/chartex" xmlns:cx7="http://schemas.microsoft.com/office/drawing/2016/5/13/chartex" xmlns:cx8="http://schemas.microsoft.com/office/drawing/2016/5/14/chartex" xmlns:mc="http://schemas.openxmlformats.org/markup-compatibility/2006" xmlns:aink="http://schemas.microsoft.com/office/drawing/2016/ink" xmlns:am3d="http://schemas.microsoft.com/office/drawing/2017/model3d" xmlns:o="urn:schemas-microsoft-com:office:office" xmlns:oel="http://schemas.microsoft.com/office/2019/extlst" xmlns:r="http://schemas.openxmlformats.org/officeDocument/2006/relationships" xmlns:m="http://schemas.openxmlformats.org/officeDocument/2006/math" xmlns:v="urn:schemas-microsoft-com:vml" xmlns:wp14="http://schemas.microsoft.com/office/word/2010/wordprocessingDrawing" xmlns:wp="http://schemas.openxmlformats.org/drawingml/2006/wordprocessingDrawing" xmlns:w10="urn:schemas-microsoft-com:office:word" xmlns:w="http://schemas.openxmlformats.org/wordprocessingml/2006/main" xmlns:w14="http://schemas.microsoft.com/office/word/2010/wordml" xmlns:w15="http://schemas.microsoft.com/office/word/2012/wordml" xmlns:w16cei="http://schemas.microsoft.com/office/word/2026/wordml/cei" xmlns:w16cex="http://schemas.microsoft.com/office/word/2018/wordml/cex" xmlns:w16cid="http://schemas.microsoft.com/office/word/2016/wordml/cid" xmlns:w16="http://schemas.microsoft.com/office/word/2018/wordml" xmlns:w16du="http://schemas.microsoft.com/office/word/2023/wordml/word16du" xmlns:w16sdtdh="http://schemas.microsoft.com/office/word/2020/wordml/sdtdatahash" xmlns:w16sdtfl="http://schemas.microsoft.com/office/word/2024/wordml/sdtformatlock" xmlns:w16se="http://schemas.microsoft.com/office/word/2015/wordml/symex" xmlns:wpg="http://schemas.microsoft.com/office/word/2010/wordprocessingGroup" xmlns:wpi="http://schemas.microsoft.com/office/word/2010/wordprocessingInk" xmlns:wne="http://schemas.microsoft.com/office/word/2006/wordml" xmlns:wps="http://schemas.microsoft.com/office/word/2010/wordprocessingShape" mc:Ignorable="w14 w15 w16se w16cid w16 w16cex w16sdtdh w16sdtfl w16du wp14">
+<w:hdr xmlns:wpc="http://schemas.microsoft.com/office/word/2010/wordprocessingCanvas" xmlns:cx="http://schemas.microsoft.com/office/drawing/2014/chartex" xmlns:cx1="http://schemas.microsoft.com/office/drawing/2015/9/8/chartex" xmlns:cx2="http://schemas.microsoft.com/office/drawing/2015/10/21/chartex" xmlns:cx3="http://schemas.microsoft.com/office/drawing/2016/5/9/chartex" xmlns:cx4="http://schemas.microsoft.com/office/drawing/2016/5/10/chartex" xmlns:cx5="http://schemas.microsoft.com/office/drawing/2016/5/11/chartex" xmlns:cx6="http://schemas.microsoft.com/office/drawing/2016/5/12/chartex" xmlns:cx7="http://schemas.microsoft.com/office/drawing/2016/5/13/chartex" xmlns:cx8="http://schemas.microsoft.com/office/drawing/2016/5/14/chartex" xmlns:mc="http://schemas.openxmlformats.org/markup-compatibility/2006" xmlns:aink="http://schemas.microsoft.com/office/drawing/2016/ink" xmlns:am3d="http://schemas.microsoft.com/office/drawing/2017/model3d" xmlns:o="urn:schemas-microsoft-com:office:office" xmlns:oel="http://schemas.microsoft.com/office/2019/extlst" xmlns:r="http://schemas.openxmlformats.org/officeDocument/2006/relationships" xmlns:m="http://schemas.openxmlformats.org/officeDocument/2006/math" xmlns:v="urn:schemas-microsoft-com:vml" xmlns:wp14="http://schemas.microsoft.com/office/word/2010/wordprocessingDrawing" xmlns:wp="http://schemas.openxmlformats.org/drawingml/2006/wordprocessingDrawing" xmlns:w10="urn:schemas-microsoft-com:office:word" xmlns:w="http://schemas.openxmlformats.org/wordprocessingml/2006/main" xmlns:w14="http://schemas.microsoft.com/office/word/2010/wordml" xmlns:w15="http://schemas.microsoft.com/office/word/2012/wordml" xmlns:w16cex="http://schemas.microsoft.com/office/word/2018/wordml/cex" xmlns:w16cid="http://schemas.microsoft.com/office/word/2016/wordml/cid" xmlns:w16="http://schemas.microsoft.com/office/word/2018/wordml" xmlns:w16du="http://schemas.microsoft.com/office/word/2023/wordml/word16du" xmlns:w16sdtdh="http://schemas.microsoft.com/office/word/2020/wordml/sdtdatahash" xmlns:w16sdtfl="http://schemas.microsoft.com/office/word/2024/wordml/sdtformatlock" xmlns:w16se="http://schemas.microsoft.com/office/word/2015/wordml/symex" xmlns:wpg="http://schemas.microsoft.com/office/word/2010/wordprocessingGroup" xmlns:wpi="http://schemas.microsoft.com/office/word/2010/wordprocessingInk" xmlns:wne="http://schemas.microsoft.com/office/word/2006/wordml" xmlns:wps="http://schemas.microsoft.com/office/word/2010/wordprocessingShape" mc:Ignorable="w14 w15 w16se w16cid w16 w16cex w16sdtdh w16sdtfl w16du wp14">
   <w:p>
     <w:pPr>
       <w:pStyle w:val="Encabezado"/>
@@ -7205,10 +7205,10 @@
         <w:noProof/>
       </w:rPr>
       <w:drawing>
-        <wp:inline distT="0" distB="0" distL="0" distR="0" wp14:anchorId="47681AE7" wp14:editId="7FDCF0A6">
+        <wp:inline distT="0" distB="0" distL="0" distR="0" wp14:anchorId="584021EF" wp14:editId="2F62AAE3">
           <wp:extent cx="1512000" cy="1205820"/>
           <wp:effectExtent l="0" t="0" r="0" b="0"/>
-          <wp:docPr id="954261783" name="ARGOS framework mark" descr="ARGOS framework mark"/>
+          <wp:docPr id="1591932948" name="ARGOS framework mark" descr="ARGOS framework mark"/>
           <wp:cNvGraphicFramePr>
             <a:graphicFrameLocks xmlns:a="http://schemas.openxmlformats.org/drawingml/2006/main" noChangeAspect="1"/>
           </wp:cNvGraphicFramePr>
@@ -7245,7 +7245,7 @@
 </file>
 
 <file path=word/numbering.xml><?xml version="1.0" encoding="utf-8"?>
-<w:numbering xmlns:wpc="http://schemas.microsoft.com/office/word/2010/wordprocessingCanvas" xmlns:cx="http://schemas.microsoft.com/office/drawing/2014/chartex" xmlns:cx1="http://schemas.microsoft.com/office/drawing/2015/9/8/chartex" xmlns:cx2="http://schemas.microsoft.com/office/drawing/2015/10/21/chartex" xmlns:cx3="http://schemas.microsoft.com/office/drawing/2016/5/9/chartex" xmlns:cx4="http://schemas.microsoft.com/office/drawing/2016/5/10/chartex" xmlns:cx5="http://schemas.microsoft.com/office/drawing/2016/5/11/chartex" xmlns:cx6="http://schemas.microsoft.com/office/drawing/2016/5/12/chartex" xmlns:cx7="http://schemas.microsoft.com/office/drawing/2016/5/13/chartex" xmlns:cx8="http://schemas.microsoft.com/office/drawing/2016/5/14/chartex" xmlns:mc="http://schemas.openxmlformats.org/markup-compatibility/2006" xmlns:aink="http://schemas.microsoft.com/office/drawing/2016/ink" xmlns:am3d="http://schemas.microsoft.com/office/drawing/2017/model3d" xmlns:o="urn:schemas-microsoft-com:office:office" xmlns:oel="http://schemas.microsoft.com/office/2019/extlst" xmlns:r="http://schemas.openxmlformats.org/officeDocument/2006/relationships" xmlns:m="http://schemas.openxmlformats.org/officeDocument/2006/math" xmlns:v="urn:schemas-microsoft-com:vml" xmlns:wp14="http://schemas.microsoft.com/office/word/2010/wordprocessingDrawing" xmlns:wp="http://schemas.openxmlformats.org/drawingml/2006/wordprocessingDrawing" xmlns:w10="urn:schemas-microsoft-com:office:word" xmlns:w="http://schemas.openxmlformats.org/wordprocessingml/2006/main" xmlns:w14="http://schemas.microsoft.com/office/word/2010/wordml" xmlns:w15="http://schemas.microsoft.com/office/word/2012/wordml" xmlns:w16cei="http://schemas.microsoft.com/office/word/2026/wordml/cei" xmlns:w16cex="http://schemas.microsoft.com/office/word/2018/wordml/cex" xmlns:w16cid="http://schemas.microsoft.com/office/word/2016/wordml/cid" xmlns:w16="http://schemas.microsoft.com/office/word/2018/wordml" xmlns:w16du="http://schemas.microsoft.com/office/word/2023/wordml/word16du" xmlns:w16sdtdh="http://schemas.microsoft.com/office/word/2020/wordml/sdtdatahash" xmlns:w16sdtfl="http://schemas.microsoft.com/office/word/2024/wordml/sdtformatlock" xmlns:w16se="http://schemas.microsoft.com/office/word/2015/wordml/symex" xmlns:wpg="http://schemas.microsoft.com/office/word/2010/wordprocessingGroup" xmlns:wpi="http://schemas.microsoft.com/office/word/2010/wordprocessingInk" xmlns:wne="http://schemas.microsoft.com/office/word/2006/wordml" xmlns:wps="http://schemas.microsoft.com/office/word/2010/wordprocessingShape" mc:Ignorable="w14 w15 w16se w16cid w16 w16cex w16sdtdh w16sdtfl w16du wp14">
+<w:numbering xmlns:wpc="http://schemas.microsoft.com/office/word/2010/wordprocessingCanvas" xmlns:cx="http://schemas.microsoft.com/office/drawing/2014/chartex" xmlns:cx1="http://schemas.microsoft.com/office/drawing/2015/9/8/chartex" xmlns:cx2="http://schemas.microsoft.com/office/drawing/2015/10/21/chartex" xmlns:cx3="http://schemas.microsoft.com/office/drawing/2016/5/9/chartex" xmlns:cx4="http://schemas.microsoft.com/office/drawing/2016/5/10/chartex" xmlns:cx5="http://schemas.microsoft.com/office/drawing/2016/5/11/chartex" xmlns:cx6="http://schemas.microsoft.com/office/drawing/2016/5/12/chartex" xmlns:cx7="http://schemas.microsoft.com/office/drawing/2016/5/13/chartex" xmlns:cx8="http://schemas.microsoft.com/office/drawing/2016/5/14/chartex" xmlns:mc="http://schemas.openxmlformats.org/markup-compatibility/2006" xmlns:aink="http://schemas.microsoft.com/office/drawing/2016/ink" xmlns:am3d="http://schemas.microsoft.com/office/drawing/2017/model3d" xmlns:o="urn:schemas-microsoft-com:office:office" xmlns:oel="http://schemas.microsoft.com/office/2019/extlst" xmlns:r="http://schemas.openxmlformats.org/officeDocument/2006/relationships" xmlns:m="http://schemas.openxmlformats.org/officeDocument/2006/math" xmlns:v="urn:schemas-microsoft-com:vml" xmlns:wp14="http://schemas.microsoft.com/office/word/2010/wordprocessingDrawing" xmlns:wp="http://schemas.openxmlformats.org/drawingml/2006/wordprocessingDrawing" xmlns:w10="urn:schemas-microsoft-com:office:word" xmlns:w="http://schemas.openxmlformats.org/wordprocessingml/2006/main" xmlns:w14="http://schemas.microsoft.com/office/word/2010/wordml" xmlns:w15="http://schemas.microsoft.com/office/word/2012/wordml" xmlns:w16cex="http://schemas.microsoft.com/office/word/2018/wordml/cex" xmlns:w16cid="http://schemas.microsoft.com/office/word/2016/wordml/cid" xmlns:w16="http://schemas.microsoft.com/office/word/2018/wordml" xmlns:w16du="http://schemas.microsoft.com/office/word/2023/wordml/word16du" xmlns:w16sdtdh="http://schemas.microsoft.com/office/word/2020/wordml/sdtdatahash" xmlns:w16sdtfl="http://schemas.microsoft.com/office/word/2024/wordml/sdtformatlock" xmlns:w16se="http://schemas.microsoft.com/office/word/2015/wordml/symex" xmlns:wpg="http://schemas.microsoft.com/office/word/2010/wordprocessingGroup" xmlns:wpi="http://schemas.microsoft.com/office/word/2010/wordprocessingInk" xmlns:wne="http://schemas.microsoft.com/office/word/2006/wordml" xmlns:wps="http://schemas.microsoft.com/office/word/2010/wordprocessingShape" mc:Ignorable="w14 w15 w16se w16cid w16 w16cex w16sdtdh w16sdtfl w16du wp14">
   <w:abstractNum w:abstractNumId="0" w15:restartNumberingAfterBreak="0">
     <w:nsid w:val="0E6D0E96"/>
     <w:multiLevelType w:val="hybridMultilevel"/>
@@ -10181,19 +10181,19 @@
   <w:num w:numId="26" w16cid:durableId="846600881">
     <w:abstractNumId w:val="20"/>
   </w:num>
-  <w:num w:numId="27" w16cid:durableId="788009440">
+  <w:num w:numId="27" w16cid:durableId="70008550">
     <w:abstractNumId w:val="0"/>
   </w:num>
-  <w:num w:numId="28" w16cid:durableId="1275751555">
+  <w:num w:numId="28" w16cid:durableId="2124182688">
     <w:abstractNumId w:val="0"/>
   </w:num>
-  <w:num w:numId="29" w16cid:durableId="395323699">
+  <w:num w:numId="29" w16cid:durableId="1511065411">
     <w:abstractNumId w:val="6"/>
   </w:num>
-  <w:num w:numId="30" w16cid:durableId="1839877943">
+  <w:num w:numId="30" w16cid:durableId="220332051">
     <w:abstractNumId w:val="0"/>
   </w:num>
-  <w:num w:numId="31" w16cid:durableId="932471214">
+  <w:num w:numId="31" w16cid:durableId="2118868729">
     <w:abstractNumId w:val="0"/>
   </w:num>
 </w:numbering>

--- a/docs/ZXSpectrumData/ZXSpectrum_DEBUG_File_Format.docx
+++ b/docs/ZXSpectrumData/ZXSpectrum_DEBUG_File_Format.docx
@@ -561,9 +561,8 @@
       <w:pPr>
         <w:pStyle w:val="Ttulo1"/>
       </w:pPr>
-      <w:bookmarkStart w:id="0" w:name="_Toc238462479"/>
-      <w:r>
-        <w:lastRenderedPageBreak/>
+      <w:bookmarkStart w:id="0" w:name="_Toc238707147"/>
+      <w:r>
         <w:t>Contents</w:t>
       </w:r>
       <w:bookmarkEnd w:id="0"/>
@@ -596,7 +595,7 @@
       <w:r>
         <w:fldChar w:fldCharType="separate"/>
       </w:r>
-      <w:hyperlink w:anchor="_Toc238462479" w:history="1">
+      <w:hyperlink w:anchor="_Toc238707147" w:history="1">
         <w:r>
           <w:rPr>
             <w:rStyle w:val="Hipervnculo"/>
@@ -623,7 +622,7 @@
             <w:noProof/>
             <w:webHidden/>
           </w:rPr>
-          <w:instrText xml:space="preserve"> PAGEREF _Toc238462479 \h </w:instrText>
+          <w:instrText xml:space="preserve"> PAGEREF _Toc238707147 \h </w:instrText>
         </w:r>
         <w:r>
           <w:rPr>
@@ -674,7 +673,7 @@
           <w14:ligatures w14:val="standardContextual"/>
         </w:rPr>
       </w:pPr>
-      <w:hyperlink w:anchor="_Toc238462480" w:history="1">
+      <w:hyperlink w:anchor="_Toc238707148" w:history="1">
         <w:r>
           <w:rPr>
             <w:rStyle w:val="Hipervnculo"/>
@@ -701,7 +700,7 @@
             <w:noProof/>
             <w:webHidden/>
           </w:rPr>
-          <w:instrText xml:space="preserve"> PAGEREF _Toc238462480 \h </w:instrText>
+          <w:instrText xml:space="preserve"> PAGEREF _Toc238707148 \h </w:instrText>
         </w:r>
         <w:r>
           <w:rPr>
@@ -752,7 +751,7 @@
           <w14:ligatures w14:val="standardContextual"/>
         </w:rPr>
       </w:pPr>
-      <w:hyperlink w:anchor="_Toc238462481" w:history="1">
+      <w:hyperlink w:anchor="_Toc238707149" w:history="1">
         <w:r>
           <w:rPr>
             <w:rStyle w:val="Hipervnculo"/>
@@ -779,7 +778,7 @@
             <w:noProof/>
             <w:webHidden/>
           </w:rPr>
-          <w:instrText xml:space="preserve"> PAGEREF _Toc238462481 \h </w:instrText>
+          <w:instrText xml:space="preserve"> PAGEREF _Toc238707149 \h </w:instrText>
         </w:r>
         <w:r>
           <w:rPr>
@@ -829,7 +828,7 @@
           <w14:ligatures w14:val="standardContextual"/>
         </w:rPr>
       </w:pPr>
-      <w:hyperlink w:anchor="_Toc238462482" w:history="1">
+      <w:hyperlink w:anchor="_Toc238707150" w:history="1">
         <w:r>
           <w:rPr>
             <w:rStyle w:val="Hipervnculo"/>
@@ -856,7 +855,7 @@
             <w:noProof/>
             <w:webHidden/>
           </w:rPr>
-          <w:instrText xml:space="preserve"> PAGEREF _Toc238462482 \h </w:instrText>
+          <w:instrText xml:space="preserve"> PAGEREF _Toc238707150 \h </w:instrText>
         </w:r>
         <w:r>
           <w:rPr>
@@ -907,7 +906,7 @@
           <w14:ligatures w14:val="standardContextual"/>
         </w:rPr>
       </w:pPr>
-      <w:hyperlink w:anchor="_Toc238462483" w:history="1">
+      <w:hyperlink w:anchor="_Toc238707151" w:history="1">
         <w:r>
           <w:rPr>
             <w:rStyle w:val="Hipervnculo"/>
@@ -934,7 +933,7 @@
             <w:noProof/>
             <w:webHidden/>
           </w:rPr>
-          <w:instrText xml:space="preserve"> PAGEREF _Toc238462483 \h </w:instrText>
+          <w:instrText xml:space="preserve"> PAGEREF _Toc238707151 \h </w:instrText>
         </w:r>
         <w:r>
           <w:rPr>
@@ -984,7 +983,7 @@
           <w14:ligatures w14:val="standardContextual"/>
         </w:rPr>
       </w:pPr>
-      <w:hyperlink w:anchor="_Toc238462484" w:history="1">
+      <w:hyperlink w:anchor="_Toc238707152" w:history="1">
         <w:r>
           <w:rPr>
             <w:rStyle w:val="Hipervnculo"/>
@@ -1011,7 +1010,7 @@
             <w:noProof/>
             <w:webHidden/>
           </w:rPr>
-          <w:instrText xml:space="preserve"> PAGEREF _Toc238462484 \h </w:instrText>
+          <w:instrText xml:space="preserve"> PAGEREF _Toc238707152 \h </w:instrText>
         </w:r>
         <w:r>
           <w:rPr>
@@ -1061,7 +1060,7 @@
           <w14:ligatures w14:val="standardContextual"/>
         </w:rPr>
       </w:pPr>
-      <w:hyperlink w:anchor="_Toc238462485" w:history="1">
+      <w:hyperlink w:anchor="_Toc238707153" w:history="1">
         <w:r>
           <w:rPr>
             <w:rStyle w:val="Hipervnculo"/>
@@ -1088,7 +1087,7 @@
             <w:noProof/>
             <w:webHidden/>
           </w:rPr>
-          <w:instrText xml:space="preserve"> PAGEREF _Toc238462485 \h </w:instrText>
+          <w:instrText xml:space="preserve"> PAGEREF _Toc238707153 \h </w:instrText>
         </w:r>
         <w:r>
           <w:rPr>
@@ -1139,7 +1138,7 @@
           <w14:ligatures w14:val="standardContextual"/>
         </w:rPr>
       </w:pPr>
-      <w:hyperlink w:anchor="_Toc238462486" w:history="1">
+      <w:hyperlink w:anchor="_Toc238707154" w:history="1">
         <w:r>
           <w:rPr>
             <w:rStyle w:val="Hipervnculo"/>
@@ -1166,7 +1165,7 @@
             <w:noProof/>
             <w:webHidden/>
           </w:rPr>
-          <w:instrText xml:space="preserve"> PAGEREF _Toc238462486 \h </w:instrText>
+          <w:instrText xml:space="preserve"> PAGEREF _Toc238707154 \h </w:instrText>
         </w:r>
         <w:r>
           <w:rPr>
@@ -1216,7 +1215,7 @@
           <w14:ligatures w14:val="standardContextual"/>
         </w:rPr>
       </w:pPr>
-      <w:hyperlink w:anchor="_Toc238462487" w:history="1">
+      <w:hyperlink w:anchor="_Toc238707155" w:history="1">
         <w:r>
           <w:rPr>
             <w:rStyle w:val="Hipervnculo"/>
@@ -1243,7 +1242,7 @@
             <w:noProof/>
             <w:webHidden/>
           </w:rPr>
-          <w:instrText xml:space="preserve"> PAGEREF _Toc238462487 \h </w:instrText>
+          <w:instrText xml:space="preserve"> PAGEREF _Toc238707155 \h </w:instrText>
         </w:r>
         <w:r>
           <w:rPr>
@@ -1293,7 +1292,7 @@
           <w14:ligatures w14:val="standardContextual"/>
         </w:rPr>
       </w:pPr>
-      <w:hyperlink w:anchor="_Toc238462488" w:history="1">
+      <w:hyperlink w:anchor="_Toc238707156" w:history="1">
         <w:r>
           <w:rPr>
             <w:rStyle w:val="Hipervnculo"/>
@@ -1320,7 +1319,7 @@
             <w:noProof/>
             <w:webHidden/>
           </w:rPr>
-          <w:instrText xml:space="preserve"> PAGEREF _Toc238462488 \h </w:instrText>
+          <w:instrText xml:space="preserve"> PAGEREF _Toc238707156 \h </w:instrText>
         </w:r>
         <w:r>
           <w:rPr>
@@ -1371,7 +1370,7 @@
           <w14:ligatures w14:val="standardContextual"/>
         </w:rPr>
       </w:pPr>
-      <w:hyperlink w:anchor="_Toc238462489" w:history="1">
+      <w:hyperlink w:anchor="_Toc238707157" w:history="1">
         <w:r>
           <w:rPr>
             <w:rStyle w:val="Hipervnculo"/>
@@ -1398,7 +1397,7 @@
             <w:noProof/>
             <w:webHidden/>
           </w:rPr>
-          <w:instrText xml:space="preserve"> PAGEREF _Toc238462489 \h </w:instrText>
+          <w:instrText xml:space="preserve"> PAGEREF _Toc238707157 \h </w:instrText>
         </w:r>
         <w:r>
           <w:rPr>
@@ -1448,7 +1447,7 @@
           <w14:ligatures w14:val="standardContextual"/>
         </w:rPr>
       </w:pPr>
-      <w:hyperlink w:anchor="_Toc238462490" w:history="1">
+      <w:hyperlink w:anchor="_Toc238707158" w:history="1">
         <w:r>
           <w:rPr>
             <w:rStyle w:val="Hipervnculo"/>
@@ -1475,7 +1474,7 @@
             <w:noProof/>
             <w:webHidden/>
           </w:rPr>
-          <w:instrText xml:space="preserve"> PAGEREF _Toc238462490 \h </w:instrText>
+          <w:instrText xml:space="preserve"> PAGEREF _Toc238707158 \h </w:instrText>
         </w:r>
         <w:r>
           <w:rPr>
@@ -1525,7 +1524,7 @@
           <w14:ligatures w14:val="standardContextual"/>
         </w:rPr>
       </w:pPr>
-      <w:hyperlink w:anchor="_Toc238462491" w:history="1">
+      <w:hyperlink w:anchor="_Toc238707159" w:history="1">
         <w:r>
           <w:rPr>
             <w:rStyle w:val="Hipervnculo"/>
@@ -1552,7 +1551,7 @@
             <w:noProof/>
             <w:webHidden/>
           </w:rPr>
-          <w:instrText xml:space="preserve"> PAGEREF _Toc238462491 \h </w:instrText>
+          <w:instrText xml:space="preserve"> PAGEREF _Toc238707159 \h </w:instrText>
         </w:r>
         <w:r>
           <w:rPr>
@@ -1602,7 +1601,7 @@
           <w14:ligatures w14:val="standardContextual"/>
         </w:rPr>
       </w:pPr>
-      <w:hyperlink w:anchor="_Toc238462492" w:history="1">
+      <w:hyperlink w:anchor="_Toc238707160" w:history="1">
         <w:r>
           <w:rPr>
             <w:rStyle w:val="Hipervnculo"/>
@@ -1629,7 +1628,7 @@
             <w:noProof/>
             <w:webHidden/>
           </w:rPr>
-          <w:instrText xml:space="preserve"> PAGEREF _Toc238462492 \h </w:instrText>
+          <w:instrText xml:space="preserve"> PAGEREF _Toc238707160 \h </w:instrText>
         </w:r>
         <w:r>
           <w:rPr>
@@ -1679,7 +1678,7 @@
           <w14:ligatures w14:val="standardContextual"/>
         </w:rPr>
       </w:pPr>
-      <w:hyperlink w:anchor="_Toc238462493" w:history="1">
+      <w:hyperlink w:anchor="_Toc238707161" w:history="1">
         <w:r>
           <w:rPr>
             <w:rStyle w:val="Hipervnculo"/>
@@ -1706,7 +1705,7 @@
             <w:noProof/>
             <w:webHidden/>
           </w:rPr>
-          <w:instrText xml:space="preserve"> PAGEREF _Toc238462493 \h </w:instrText>
+          <w:instrText xml:space="preserve"> PAGEREF _Toc238707161 \h </w:instrText>
         </w:r>
         <w:r>
           <w:rPr>
@@ -1756,7 +1755,7 @@
           <w14:ligatures w14:val="standardContextual"/>
         </w:rPr>
       </w:pPr>
-      <w:hyperlink w:anchor="_Toc238462494" w:history="1">
+      <w:hyperlink w:anchor="_Toc238707162" w:history="1">
         <w:r>
           <w:rPr>
             <w:rStyle w:val="Hipervnculo"/>
@@ -1783,7 +1782,7 @@
             <w:noProof/>
             <w:webHidden/>
           </w:rPr>
-          <w:instrText xml:space="preserve"> PAGEREF _Toc238462494 \h </w:instrText>
+          <w:instrText xml:space="preserve"> PAGEREF _Toc238707162 \h </w:instrText>
         </w:r>
         <w:r>
           <w:rPr>
@@ -1833,7 +1832,7 @@
           <w14:ligatures w14:val="standardContextual"/>
         </w:rPr>
       </w:pPr>
-      <w:hyperlink w:anchor="_Toc238462495" w:history="1">
+      <w:hyperlink w:anchor="_Toc238707163" w:history="1">
         <w:r>
           <w:rPr>
             <w:rStyle w:val="Hipervnculo"/>
@@ -1860,7 +1859,7 @@
             <w:noProof/>
             <w:webHidden/>
           </w:rPr>
-          <w:instrText xml:space="preserve"> PAGEREF _Toc238462495 \h </w:instrText>
+          <w:instrText xml:space="preserve"> PAGEREF _Toc238707163 \h </w:instrText>
         </w:r>
         <w:r>
           <w:rPr>
@@ -1911,7 +1910,7 @@
           <w14:ligatures w14:val="standardContextual"/>
         </w:rPr>
       </w:pPr>
-      <w:hyperlink w:anchor="_Toc238462496" w:history="1">
+      <w:hyperlink w:anchor="_Toc238707164" w:history="1">
         <w:r>
           <w:rPr>
             <w:rStyle w:val="Hipervnculo"/>
@@ -1938,7 +1937,7 @@
             <w:noProof/>
             <w:webHidden/>
           </w:rPr>
-          <w:instrText xml:space="preserve"> PAGEREF _Toc238462496 \h </w:instrText>
+          <w:instrText xml:space="preserve"> PAGEREF _Toc238707164 \h </w:instrText>
         </w:r>
         <w:r>
           <w:rPr>
@@ -1988,7 +1987,7 @@
           <w14:ligatures w14:val="standardContextual"/>
         </w:rPr>
       </w:pPr>
-      <w:hyperlink w:anchor="_Toc238462497" w:history="1">
+      <w:hyperlink w:anchor="_Toc238707165" w:history="1">
         <w:r>
           <w:rPr>
             <w:rStyle w:val="Hipervnculo"/>
@@ -2015,7 +2014,7 @@
             <w:noProof/>
             <w:webHidden/>
           </w:rPr>
-          <w:instrText xml:space="preserve"> PAGEREF _Toc238462497 \h </w:instrText>
+          <w:instrText xml:space="preserve"> PAGEREF _Toc238707165 \h </w:instrText>
         </w:r>
         <w:r>
           <w:rPr>
@@ -2065,7 +2064,7 @@
           <w14:ligatures w14:val="standardContextual"/>
         </w:rPr>
       </w:pPr>
-      <w:hyperlink w:anchor="_Toc238462498" w:history="1">
+      <w:hyperlink w:anchor="_Toc238707166" w:history="1">
         <w:r>
           <w:rPr>
             <w:rStyle w:val="Hipervnculo"/>
@@ -2092,7 +2091,7 @@
             <w:noProof/>
             <w:webHidden/>
           </w:rPr>
-          <w:instrText xml:space="preserve"> PAGEREF _Toc238462498 \h </w:instrText>
+          <w:instrText xml:space="preserve"> PAGEREF _Toc238707166 \h </w:instrText>
         </w:r>
         <w:r>
           <w:rPr>
@@ -2140,7 +2139,7 @@
           <w14:ligatures w14:val="standardContextual"/>
         </w:rPr>
       </w:pPr>
-      <w:hyperlink w:anchor="_Toc238462499" w:history="1">
+      <w:hyperlink w:anchor="_Toc238707167" w:history="1">
         <w:r>
           <w:rPr>
             <w:rStyle w:val="Hipervnculo"/>
@@ -2167,7 +2166,7 @@
             <w:noProof/>
             <w:webHidden/>
           </w:rPr>
-          <w:instrText xml:space="preserve"> PAGEREF _Toc238462499 \h </w:instrText>
+          <w:instrText xml:space="preserve"> PAGEREF _Toc238707167 \h </w:instrText>
         </w:r>
         <w:r>
           <w:rPr>
@@ -2215,7 +2214,7 @@
           <w14:ligatures w14:val="standardContextual"/>
         </w:rPr>
       </w:pPr>
-      <w:hyperlink w:anchor="_Toc238462500" w:history="1">
+      <w:hyperlink w:anchor="_Toc238707168" w:history="1">
         <w:r>
           <w:rPr>
             <w:rStyle w:val="Hipervnculo"/>
@@ -2242,7 +2241,7 @@
             <w:noProof/>
             <w:webHidden/>
           </w:rPr>
-          <w:instrText xml:space="preserve"> PAGEREF _Toc238462500 \h </w:instrText>
+          <w:instrText xml:space="preserve"> PAGEREF _Toc238707168 \h </w:instrText>
         </w:r>
         <w:r>
           <w:rPr>
@@ -2290,7 +2289,7 @@
           <w14:ligatures w14:val="standardContextual"/>
         </w:rPr>
       </w:pPr>
-      <w:hyperlink w:anchor="_Toc238462501" w:history="1">
+      <w:hyperlink w:anchor="_Toc238707169" w:history="1">
         <w:r>
           <w:rPr>
             <w:rStyle w:val="Hipervnculo"/>
@@ -2317,7 +2316,7 @@
             <w:noProof/>
             <w:webHidden/>
           </w:rPr>
-          <w:instrText xml:space="preserve"> PAGEREF _Toc238462501 \h </w:instrText>
+          <w:instrText xml:space="preserve"> PAGEREF _Toc238707169 \h </w:instrText>
         </w:r>
         <w:r>
           <w:rPr>
@@ -2365,7 +2364,7 @@
           <w14:ligatures w14:val="standardContextual"/>
         </w:rPr>
       </w:pPr>
-      <w:hyperlink w:anchor="_Toc238462502" w:history="1">
+      <w:hyperlink w:anchor="_Toc238707170" w:history="1">
         <w:r>
           <w:rPr>
             <w:rStyle w:val="Hipervnculo"/>
@@ -2392,7 +2391,7 @@
             <w:noProof/>
             <w:webHidden/>
           </w:rPr>
-          <w:instrText xml:space="preserve"> PAGEREF _Toc238462502 \h </w:instrText>
+          <w:instrText xml:space="preserve"> PAGEREF _Toc238707170 \h </w:instrText>
         </w:r>
         <w:r>
           <w:rPr>
@@ -2443,7 +2442,7 @@
           <w14:ligatures w14:val="standardContextual"/>
         </w:rPr>
       </w:pPr>
-      <w:hyperlink w:anchor="_Toc238462503" w:history="1">
+      <w:hyperlink w:anchor="_Toc238707171" w:history="1">
         <w:r>
           <w:rPr>
             <w:rStyle w:val="Hipervnculo"/>
@@ -2470,7 +2469,7 @@
             <w:noProof/>
             <w:webHidden/>
           </w:rPr>
-          <w:instrText xml:space="preserve"> PAGEREF _Toc238462503 \h </w:instrText>
+          <w:instrText xml:space="preserve"> PAGEREF _Toc238707171 \h </w:instrText>
         </w:r>
         <w:r>
           <w:rPr>
@@ -2520,7 +2519,7 @@
           <w14:ligatures w14:val="standardContextual"/>
         </w:rPr>
       </w:pPr>
-      <w:hyperlink w:anchor="_Toc238462504" w:history="1">
+      <w:hyperlink w:anchor="_Toc238707172" w:history="1">
         <w:r>
           <w:rPr>
             <w:rStyle w:val="Hipervnculo"/>
@@ -2547,7 +2546,7 @@
             <w:noProof/>
             <w:webHidden/>
           </w:rPr>
-          <w:instrText xml:space="preserve"> PAGEREF _Toc238462504 \h </w:instrText>
+          <w:instrText xml:space="preserve"> PAGEREF _Toc238707172 \h </w:instrText>
         </w:r>
         <w:r>
           <w:rPr>
@@ -2597,7 +2596,7 @@
           <w14:ligatures w14:val="standardContextual"/>
         </w:rPr>
       </w:pPr>
-      <w:hyperlink w:anchor="_Toc238462505" w:history="1">
+      <w:hyperlink w:anchor="_Toc238707173" w:history="1">
         <w:r>
           <w:rPr>
             <w:rStyle w:val="Hipervnculo"/>
@@ -2624,7 +2623,7 @@
             <w:noProof/>
             <w:webHidden/>
           </w:rPr>
-          <w:instrText xml:space="preserve"> PAGEREF _Toc238462505 \h </w:instrText>
+          <w:instrText xml:space="preserve"> PAGEREF _Toc238707173 \h </w:instrText>
         </w:r>
         <w:r>
           <w:rPr>
@@ -2675,7 +2674,7 @@
           <w14:ligatures w14:val="standardContextual"/>
         </w:rPr>
       </w:pPr>
-      <w:hyperlink w:anchor="_Toc238462506" w:history="1">
+      <w:hyperlink w:anchor="_Toc238707174" w:history="1">
         <w:r>
           <w:rPr>
             <w:rStyle w:val="Hipervnculo"/>
@@ -2702,7 +2701,7 @@
             <w:noProof/>
             <w:webHidden/>
           </w:rPr>
-          <w:instrText xml:space="preserve"> PAGEREF _Toc238462506 \h </w:instrText>
+          <w:instrText xml:space="preserve"> PAGEREF _Toc238707174 \h </w:instrText>
         </w:r>
         <w:r>
           <w:rPr>
@@ -2752,7 +2751,7 @@
           <w14:ligatures w14:val="standardContextual"/>
         </w:rPr>
       </w:pPr>
-      <w:hyperlink w:anchor="_Toc238462507" w:history="1">
+      <w:hyperlink w:anchor="_Toc238707175" w:history="1">
         <w:r>
           <w:rPr>
             <w:rStyle w:val="Hipervnculo"/>
@@ -2779,7 +2778,7 @@
             <w:noProof/>
             <w:webHidden/>
           </w:rPr>
-          <w:instrText xml:space="preserve"> PAGEREF _Toc238462507 \h </w:instrText>
+          <w:instrText xml:space="preserve"> PAGEREF _Toc238707175 \h </w:instrText>
         </w:r>
         <w:r>
           <w:rPr>
@@ -2829,7 +2828,7 @@
           <w14:ligatures w14:val="standardContextual"/>
         </w:rPr>
       </w:pPr>
-      <w:hyperlink w:anchor="_Toc238462508" w:history="1">
+      <w:hyperlink w:anchor="_Toc238707176" w:history="1">
         <w:r>
           <w:rPr>
             <w:rStyle w:val="Hipervnculo"/>
@@ -2856,7 +2855,7 @@
             <w:noProof/>
             <w:webHidden/>
           </w:rPr>
-          <w:instrText xml:space="preserve"> PAGEREF _Toc238462508 \h </w:instrText>
+          <w:instrText xml:space="preserve"> PAGEREF _Toc238707176 \h </w:instrText>
         </w:r>
         <w:r>
           <w:rPr>
@@ -2907,7 +2906,7 @@
           <w14:ligatures w14:val="standardContextual"/>
         </w:rPr>
       </w:pPr>
-      <w:hyperlink w:anchor="_Toc238462509" w:history="1">
+      <w:hyperlink w:anchor="_Toc238707177" w:history="1">
         <w:r>
           <w:rPr>
             <w:rStyle w:val="Hipervnculo"/>
@@ -2934,7 +2933,7 @@
             <w:noProof/>
             <w:webHidden/>
           </w:rPr>
-          <w:instrText xml:space="preserve"> PAGEREF _Toc238462509 \h </w:instrText>
+          <w:instrText xml:space="preserve"> PAGEREF _Toc238707177 \h </w:instrText>
         </w:r>
         <w:r>
           <w:rPr>
@@ -2984,7 +2983,7 @@
           <w14:ligatures w14:val="standardContextual"/>
         </w:rPr>
       </w:pPr>
-      <w:hyperlink w:anchor="_Toc238462510" w:history="1">
+      <w:hyperlink w:anchor="_Toc238707178" w:history="1">
         <w:r>
           <w:rPr>
             <w:rStyle w:val="Hipervnculo"/>
@@ -3011,7 +3010,7 @@
             <w:noProof/>
             <w:webHidden/>
           </w:rPr>
-          <w:instrText xml:space="preserve"> PAGEREF _Toc238462510 \h </w:instrText>
+          <w:instrText xml:space="preserve"> PAGEREF _Toc238707178 \h </w:instrText>
         </w:r>
         <w:r>
           <w:rPr>
@@ -3061,7 +3060,7 @@
           <w14:ligatures w14:val="standardContextual"/>
         </w:rPr>
       </w:pPr>
-      <w:hyperlink w:anchor="_Toc238462511" w:history="1">
+      <w:hyperlink w:anchor="_Toc238707179" w:history="1">
         <w:r>
           <w:rPr>
             <w:rStyle w:val="Hipervnculo"/>
@@ -3088,7 +3087,7 @@
             <w:noProof/>
             <w:webHidden/>
           </w:rPr>
-          <w:instrText xml:space="preserve"> PAGEREF _Toc238462511 \h </w:instrText>
+          <w:instrText xml:space="preserve"> PAGEREF _Toc238707179 \h </w:instrText>
         </w:r>
         <w:r>
           <w:rPr>
@@ -3138,7 +3137,7 @@
           <w14:ligatures w14:val="standardContextual"/>
         </w:rPr>
       </w:pPr>
-      <w:hyperlink w:anchor="_Toc238462512" w:history="1">
+      <w:hyperlink w:anchor="_Toc238707180" w:history="1">
         <w:r>
           <w:rPr>
             <w:rStyle w:val="Hipervnculo"/>
@@ -3165,7 +3164,7 @@
             <w:noProof/>
             <w:webHidden/>
           </w:rPr>
-          <w:instrText xml:space="preserve"> PAGEREF _Toc238462512 \h </w:instrText>
+          <w:instrText xml:space="preserve"> PAGEREF _Toc238707180 \h </w:instrText>
         </w:r>
         <w:r>
           <w:rPr>
@@ -3215,7 +3214,7 @@
           <w14:ligatures w14:val="standardContextual"/>
         </w:rPr>
       </w:pPr>
-      <w:hyperlink w:anchor="_Toc238462513" w:history="1">
+      <w:hyperlink w:anchor="_Toc238707181" w:history="1">
         <w:r>
           <w:rPr>
             <w:rStyle w:val="Hipervnculo"/>
@@ -3242,7 +3241,7 @@
             <w:noProof/>
             <w:webHidden/>
           </w:rPr>
-          <w:instrText xml:space="preserve"> PAGEREF _Toc238462513 \h </w:instrText>
+          <w:instrText xml:space="preserve"> PAGEREF _Toc238707181 \h </w:instrText>
         </w:r>
         <w:r>
           <w:rPr>
@@ -3292,7 +3291,7 @@
           <w14:ligatures w14:val="standardContextual"/>
         </w:rPr>
       </w:pPr>
-      <w:hyperlink w:anchor="_Toc238462514" w:history="1">
+      <w:hyperlink w:anchor="_Toc238707182" w:history="1">
         <w:r>
           <w:rPr>
             <w:rStyle w:val="Hipervnculo"/>
@@ -3319,7 +3318,7 @@
             <w:noProof/>
             <w:webHidden/>
           </w:rPr>
-          <w:instrText xml:space="preserve"> PAGEREF _Toc238462514 \h </w:instrText>
+          <w:instrText xml:space="preserve"> PAGEREF _Toc238707182 \h </w:instrText>
         </w:r>
         <w:r>
           <w:rPr>
@@ -3364,9 +3363,8 @@
       <w:pPr>
         <w:pStyle w:val="Ttulo"/>
       </w:pPr>
-      <w:bookmarkStart w:id="1" w:name="_Toc238462480"/>
-      <w:r>
-        <w:lastRenderedPageBreak/>
+      <w:bookmarkStart w:id="1" w:name="_Toc238707148"/>
+      <w:r>
         <w:t>Foreword</w:t>
       </w:r>
       <w:bookmarkEnd w:id="1"/>
@@ -3380,9 +3378,8 @@
       <w:pPr>
         <w:pStyle w:val="Ttulo"/>
       </w:pPr>
-      <w:bookmarkStart w:id="2" w:name="_Toc238462481"/>
-      <w:r>
-        <w:lastRenderedPageBreak/>
+      <w:bookmarkStart w:id="2" w:name="_Toc238707149"/>
+      <w:r>
         <w:t>1. Purpose, scope, and models</w:t>
       </w:r>
       <w:bookmarkEnd w:id="2"/>
@@ -3397,7 +3394,7 @@
         <w:pStyle w:val="Ttulo1"/>
         <w:spacing w:before="280"/>
       </w:pPr>
-      <w:bookmarkStart w:id="3" w:name="_Toc238462482"/>
+      <w:bookmarkStart w:id="3" w:name="_Toc238707150"/>
       <w:r>
         <w:t>1.1 Scope of this guide</w:t>
       </w:r>
@@ -3422,9 +3419,8 @@
       <w:pPr>
         <w:pStyle w:val="Ttulo"/>
       </w:pPr>
-      <w:bookmarkStart w:id="4" w:name="_Toc238462483"/>
-      <w:r>
-        <w:lastRenderedPageBreak/>
+      <w:bookmarkStart w:id="4" w:name="_Toc238707151"/>
+      <w:r>
         <w:t>2. Activation and producer selection</w:t>
       </w:r>
       <w:bookmarkEnd w:id="4"/>
@@ -3434,7 +3430,7 @@
         <w:pStyle w:val="Ttulo1"/>
         <w:spacing w:before="280"/>
       </w:pPr>
-      <w:bookmarkStart w:id="5" w:name="_Toc238462484"/>
+      <w:bookmarkStart w:id="5" w:name="_Toc238707152"/>
       <w:r>
         <w:t>2.1 Console command</w:t>
       </w:r>
@@ -3892,7 +3888,7 @@
         <w:pStyle w:val="Ttulo1"/>
         <w:spacing w:before="280"/>
       </w:pPr>
-      <w:bookmarkStart w:id="6" w:name="_Toc238462485"/>
+      <w:bookmarkStart w:id="6" w:name="_Toc238707153"/>
       <w:r>
         <w:t>2.2 Conditions and special paths</w:t>
       </w:r>
@@ -3950,9 +3946,8 @@
       <w:pPr>
         <w:pStyle w:val="Ttulo"/>
       </w:pPr>
-      <w:bookmarkStart w:id="7" w:name="_Toc238462486"/>
-      <w:r>
-        <w:lastRenderedPageBreak/>
+      <w:bookmarkStart w:id="7" w:name="_Toc238707154"/>
+      <w:r>
         <w:t>3. Common file structure</w:t>
       </w:r>
       <w:bookmarkEnd w:id="7"/>
@@ -3962,7 +3957,7 @@
         <w:pStyle w:val="Ttulo1"/>
         <w:spacing w:before="280"/>
       </w:pPr>
-      <w:bookmarkStart w:id="8" w:name="_Toc238462487"/>
+      <w:bookmarkStart w:id="8" w:name="_Toc238707155"/>
       <w:r>
         <w:t>3.1 Physical hierarchy</w:t>
       </w:r>
@@ -4283,7 +4278,7 @@
         <w:pStyle w:val="Ttulo1"/>
         <w:spacing w:before="280"/>
       </w:pPr>
-      <w:bookmarkStart w:id="9" w:name="_Toc238462488"/>
+      <w:bookmarkStart w:id="9" w:name="_Toc238707156"/>
       <w:r>
         <w:t>3.2 Timing rules</w:t>
       </w:r>
@@ -4365,9 +4360,8 @@
       <w:pPr>
         <w:pStyle w:val="Ttulo"/>
       </w:pPr>
-      <w:bookmarkStart w:id="10" w:name="_Toc238462489"/>
-      <w:r>
-        <w:lastRenderedPageBreak/>
+      <w:bookmarkStart w:id="10" w:name="_Toc238707157"/>
+      <w:r>
         <w:t>4. Common framework records</w:t>
       </w:r>
       <w:bookmarkEnd w:id="10"/>
@@ -4377,7 +4371,7 @@
         <w:pStyle w:val="Ttulo1"/>
         <w:spacing w:before="280"/>
       </w:pPr>
-      <w:bookmarkStart w:id="11" w:name="_Toc238462490"/>
+      <w:bookmarkStart w:id="11" w:name="_Toc238707158"/>
       <w:r>
         <w:t>CPU — Info Cycle</w:t>
       </w:r>
@@ -4443,7 +4437,7 @@
         <w:pStyle w:val="Ttulo1"/>
         <w:spacing w:before="280"/>
       </w:pPr>
-      <w:bookmarkStart w:id="12" w:name="_Toc238462491"/>
+      <w:bookmarkStart w:id="12" w:name="_Toc238707159"/>
       <w:r>
         <w:t>CPU — Transaction about to execute</w:t>
       </w:r>
@@ -4509,7 +4503,7 @@
         <w:pStyle w:val="Ttulo1"/>
         <w:spacing w:before="280"/>
       </w:pPr>
-      <w:bookmarkStart w:id="13" w:name="_Toc238462492"/>
+      <w:bookmarkStart w:id="13" w:name="_Toc238707160"/>
       <w:r>
         <w:t>CPU — Executed instruction</w:t>
       </w:r>
@@ -4575,7 +4569,7 @@
         <w:pStyle w:val="Ttulo1"/>
         <w:spacing w:before="280"/>
       </w:pPr>
-      <w:bookmarkStart w:id="14" w:name="_Toc238462493"/>
+      <w:bookmarkStart w:id="14" w:name="_Toc238707161"/>
       <w:r>
         <w:t>CPU — Stop</w:t>
       </w:r>
@@ -4630,7 +4624,6 @@
         <w:rPr>
           <w:b/>
         </w:rPr>
-        <w:lastRenderedPageBreak/>
         <w:t>Status:</w:t>
       </w:r>
       <w:r>
@@ -4642,7 +4635,7 @@
         <w:pStyle w:val="Ttulo1"/>
         <w:spacing w:before="280"/>
       </w:pPr>
-      <w:bookmarkStart w:id="15" w:name="_Toc238462494"/>
+      <w:bookmarkStart w:id="15" w:name="_Toc238707162"/>
       <w:r>
         <w:t>CPU — Interrupts</w:t>
       </w:r>
@@ -4708,7 +4701,7 @@
         <w:pStyle w:val="Ttulo1"/>
         <w:spacing w:before="280"/>
       </w:pPr>
-      <w:bookmarkStart w:id="16" w:name="_Toc238462495"/>
+      <w:bookmarkStart w:id="16" w:name="_Toc238707163"/>
       <w:r>
         <w:t>Memory — Applied Set</w:t>
       </w:r>
@@ -4773,9 +4766,8 @@
       <w:pPr>
         <w:pStyle w:val="Ttulo"/>
       </w:pPr>
-      <w:bookmarkStart w:id="17" w:name="_Toc238462496"/>
-      <w:r>
-        <w:lastRenderedPageBreak/>
+      <w:bookmarkStart w:id="17" w:name="_Toc238707164"/>
+      <w:r>
         <w:t>5. Machine-specific components</w:t>
       </w:r>
       <w:bookmarkEnd w:id="17"/>
@@ -4785,7 +4777,7 @@
         <w:pStyle w:val="Ttulo1"/>
         <w:spacing w:before="280"/>
       </w:pPr>
-      <w:bookmarkStart w:id="18" w:name="_Toc238462497"/>
+      <w:bookmarkStart w:id="18" w:name="_Toc238707165"/>
       <w:r>
         <w:t>5.1 Selectable inventory</w:t>
       </w:r>
@@ -5247,7 +5239,7 @@
         <w:pStyle w:val="Ttulo1"/>
         <w:spacing w:before="280"/>
       </w:pPr>
-      <w:bookmarkStart w:id="19" w:name="_Toc238462498"/>
+      <w:bookmarkStart w:id="19" w:name="_Toc238707166"/>
       <w:r>
         <w:t>5.2 Record catalog</w:t>
       </w:r>
@@ -5257,7 +5249,7 @@
       <w:pPr>
         <w:pStyle w:val="Ttulo2"/>
       </w:pPr>
-      <w:bookmarkStart w:id="20" w:name="_Toc238462499"/>
+      <w:bookmarkStart w:id="20" w:name="_Toc238707167"/>
       <w:r>
         <w:t>ULA — Info Cyle</w:t>
       </w:r>
@@ -5311,7 +5303,7 @@
       <w:pPr>
         <w:pStyle w:val="Ttulo2"/>
       </w:pPr>
-      <w:bookmarkStart w:id="21" w:name="_Toc238462500"/>
+      <w:bookmarkStart w:id="21" w:name="_Toc238707168"/>
       <w:r>
         <w:t>ULA SoundFunction — Info Cyle</w:t>
       </w:r>
@@ -5365,7 +5357,7 @@
       <w:pPr>
         <w:pStyle w:val="Ttulo2"/>
       </w:pPr>
-      <w:bookmarkStart w:id="22" w:name="_Toc238462501"/>
+      <w:bookmarkStart w:id="22" w:name="_Toc238707169"/>
       <w:r>
         <w:t>ZXSPECTRUMDN — tape simulation</w:t>
       </w:r>
@@ -5419,7 +5411,7 @@
       <w:pPr>
         <w:pStyle w:val="Ttulo2"/>
       </w:pPr>
-      <w:bookmarkStart w:id="23" w:name="_Toc238462502"/>
+      <w:bookmarkStart w:id="23" w:name="_Toc238707170"/>
       <w:r>
         <w:t>SerialIO — printer</w:t>
       </w:r>
@@ -5452,7 +5444,6 @@
         <w:rPr>
           <w:b/>
         </w:rPr>
-        <w:lastRenderedPageBreak/>
         <w:t>Timing:</w:t>
       </w:r>
       <w:r>
@@ -5474,9 +5465,8 @@
       <w:pPr>
         <w:pStyle w:val="Ttulo"/>
       </w:pPr>
-      <w:bookmarkStart w:id="24" w:name="_Toc238462503"/>
-      <w:r>
-        <w:lastRenderedPageBreak/>
+      <w:bookmarkStart w:id="24" w:name="_Toc238707171"/>
+      <w:r>
         <w:t>6. Interpretation method</w:t>
       </w:r>
       <w:bookmarkEnd w:id="24"/>
@@ -5486,7 +5476,7 @@
         <w:pStyle w:val="Ttulo1"/>
         <w:spacing w:before="280"/>
       </w:pPr>
-      <w:bookmarkStart w:id="25" w:name="_Toc238462504"/>
+      <w:bookmarkStart w:id="25" w:name="_Toc238707172"/>
       <w:r>
         <w:t>6.1 Recommended procedure</w:t>
       </w:r>
@@ -5569,7 +5559,7 @@
         <w:pStyle w:val="Ttulo1"/>
         <w:spacing w:before="280"/>
       </w:pPr>
-      <w:bookmarkStart w:id="26" w:name="_Toc238462505"/>
+      <w:bookmarkStart w:id="26" w:name="_Toc238707173"/>
       <w:r>
         <w:t>6.2 Annotated example</w:t>
       </w:r>
@@ -5663,9 +5653,8 @@
       <w:pPr>
         <w:pStyle w:val="Ttulo"/>
       </w:pPr>
-      <w:bookmarkStart w:id="27" w:name="_Toc238462506"/>
-      <w:r>
-        <w:lastRenderedPageBreak/>
+      <w:bookmarkStart w:id="27" w:name="_Toc238707174"/>
+      <w:r>
         <w:t>7. Limitations and maintenance</w:t>
       </w:r>
       <w:bookmarkEnd w:id="27"/>
@@ -5675,7 +5664,7 @@
         <w:pStyle w:val="Ttulo1"/>
         <w:spacing w:before="280"/>
       </w:pPr>
-      <w:bookmarkStart w:id="28" w:name="_Toc238462507"/>
+      <w:bookmarkStart w:id="28" w:name="_Toc238707175"/>
       <w:r>
         <w:t>7.1 Specific limitations</w:t>
       </w:r>
@@ -5722,7 +5711,7 @@
         <w:pStyle w:val="Ttulo1"/>
         <w:spacing w:before="280"/>
       </w:pPr>
-      <w:bookmarkStart w:id="29" w:name="_Toc238462508"/>
+      <w:bookmarkStart w:id="29" w:name="_Toc238707176"/>
       <w:r>
         <w:t>7.2 Maintenance contract</w:t>
       </w:r>
@@ -5780,9 +5769,8 @@
       <w:pPr>
         <w:pStyle w:val="Ttulo"/>
       </w:pPr>
-      <w:bookmarkStart w:id="30" w:name="_Toc238462509"/>
-      <w:r>
-        <w:lastRenderedPageBreak/>
+      <w:bookmarkStart w:id="30" w:name="_Toc238707177"/>
+      <w:r>
         <w:t>Appendices</w:t>
       </w:r>
       <w:bookmarkEnd w:id="30"/>
@@ -5791,7 +5779,7 @@
       <w:pPr>
         <w:pStyle w:val="Ttulo1"/>
       </w:pPr>
-      <w:bookmarkStart w:id="31" w:name="_Toc238462510"/>
+      <w:bookmarkStart w:id="31" w:name="_Toc238707178"/>
       <w:r>
         <w:t>Appendix A. Provenance and revision</w:t>
       </w:r>
@@ -5804,7 +5792,6 @@
     </w:p>
     <w:p>
       <w:r>
-        <w:lastRenderedPageBreak/>
         <w:t>Structured sources: .codex/documentation/debug-files/sources/debug-common.yaml and .codex/documentation/debug-files/sources/zxspectrum.yaml.</w:t>
       </w:r>
     </w:p>
@@ -5813,7 +5800,7 @@
         <w:pStyle w:val="Ttulo1"/>
         <w:spacing w:before="280"/>
       </w:pPr>
-      <w:bookmarkStart w:id="32" w:name="_Toc238462511"/>
+      <w:bookmarkStart w:id="32" w:name="_Toc238707179"/>
       <w:r>
         <w:t>A.1 Watched source files</w:t>
       </w:r>
@@ -6478,7 +6465,7 @@
         <w:pStyle w:val="Ttulo1"/>
         <w:spacing w:before="280"/>
       </w:pPr>
-      <w:bookmarkStart w:id="33" w:name="_Toc238462512"/>
+      <w:bookmarkStart w:id="33" w:name="_Toc238707180"/>
       <w:r>
         <w:t>A.2 Revision history</w:t>
       </w:r>
@@ -6649,7 +6636,7 @@
       <w:pPr>
         <w:pStyle w:val="Ttulo1"/>
       </w:pPr>
-      <w:bookmarkStart w:id="34" w:name="_Toc238462513"/>
+      <w:bookmarkStart w:id="34" w:name="_Toc238707181"/>
       <w:r>
         <w:t>Illustrations</w:t>
       </w:r>
@@ -6689,9 +6676,8 @@
       <w:pPr>
         <w:pStyle w:val="Ttulo1"/>
       </w:pPr>
-      <w:bookmarkStart w:id="35" w:name="_Toc238462514"/>
-      <w:r>
-        <w:lastRenderedPageBreak/>
+      <w:bookmarkStart w:id="35" w:name="_Toc238707182"/>
+      <w:r>
         <w:t>Equations</w:t>
       </w:r>
       <w:bookmarkEnd w:id="35"/>
@@ -6795,7 +6781,7 @@
         <w:noProof/>
       </w:rPr>
       <w:drawing>
-        <wp:inline distT="0" distB="0" distL="0" distR="0" wp14:anchorId="1C53FE4E" wp14:editId="5D4FC4DC">
+        <wp:inline distT="0" distB="0" distL="0" distR="0" wp14:anchorId="4300F73E" wp14:editId="1719CF2E">
           <wp:extent cx="576000" cy="459360"/>
           <wp:effectExtent l="0" t="0" r="0" b="0"/>
           <wp:docPr id="1" name="ARGOS framework mark" descr="ARGOS framework mark"/>
@@ -7205,10 +7191,10 @@
         <w:noProof/>
       </w:rPr>
       <w:drawing>
-        <wp:inline distT="0" distB="0" distL="0" distR="0" wp14:anchorId="584021EF" wp14:editId="2F62AAE3">
+        <wp:inline distT="0" distB="0" distL="0" distR="0" wp14:anchorId="542DE064" wp14:editId="7F063D82">
           <wp:extent cx="1512000" cy="1205820"/>
           <wp:effectExtent l="0" t="0" r="0" b="0"/>
-          <wp:docPr id="1591932948" name="ARGOS framework mark" descr="ARGOS framework mark"/>
+          <wp:docPr id="1071620142" name="ARGOS framework mark" descr="ARGOS framework mark"/>
           <wp:cNvGraphicFramePr>
             <a:graphicFrameLocks xmlns:a="http://schemas.openxmlformats.org/drawingml/2006/main" noChangeAspect="1"/>
           </wp:cNvGraphicFramePr>
@@ -10181,19 +10167,19 @@
   <w:num w:numId="26" w16cid:durableId="846600881">
     <w:abstractNumId w:val="20"/>
   </w:num>
-  <w:num w:numId="27" w16cid:durableId="70008550">
+  <w:num w:numId="27" w16cid:durableId="548809459">
     <w:abstractNumId w:val="0"/>
   </w:num>
-  <w:num w:numId="28" w16cid:durableId="2124182688">
+  <w:num w:numId="28" w16cid:durableId="1378312748">
     <w:abstractNumId w:val="0"/>
   </w:num>
-  <w:num w:numId="29" w16cid:durableId="1511065411">
+  <w:num w:numId="29" w16cid:durableId="225729712">
     <w:abstractNumId w:val="6"/>
   </w:num>
-  <w:num w:numId="30" w16cid:durableId="220332051">
+  <w:num w:numId="30" w16cid:durableId="1579705203">
     <w:abstractNumId w:val="0"/>
   </w:num>
-  <w:num w:numId="31" w16cid:durableId="2118868729">
+  <w:num w:numId="31" w16cid:durableId="618873260">
     <w:abstractNumId w:val="0"/>
   </w:num>
 </w:numbering>
